--- a/documents/Template - Fase 2 - Projeto em Business Intelligence e Analytics.docx
+++ b/documents/Template - Fase 2 - Projeto em Business Intelligence e Analytics.docx
@@ -5,6 +5,7 @@
     <w:p>
       <w:pPr>
         <w:pStyle w:val="Default"/>
+        <w:ind w:firstLine="708"/>
         <w:contextualSpacing/>
         <w:jc w:val="center"/>
         <w:rPr>
@@ -221,16 +222,7 @@
           <w:color w:val="000000" w:themeColor="text1"/>
           <w:sz w:val="24"/>
         </w:rPr>
-        <w:t>Produtividade Agrícola</w:t>
-      </w:r>
-      <w:r>
-        <w:rPr>
-          <w:b/>
-          <w:bCs/>
-          <w:color w:val="000000" w:themeColor="text1"/>
-          <w:sz w:val="24"/>
-        </w:rPr>
-        <w:t>:</w:t>
+        <w:t>Produtividade Agrícola:</w:t>
       </w:r>
     </w:p>
     <w:p>
@@ -911,7 +903,1176 @@
     </w:p>
     <w:p>
       <w:pPr>
-        <w:spacing w:after="60" w:line="240" w:lineRule="auto"/>
+        <w:spacing w:after="0" w:line="240" w:lineRule="auto"/>
+        <w:ind w:firstLine="708"/>
+        <w:rPr>
+          <w:color w:val="000000" w:themeColor="text1"/>
+          <w:sz w:val="24"/>
+        </w:rPr>
+      </w:pPr>
+      <w:r>
+        <w:rPr>
+          <w:color w:val="000000" w:themeColor="text1"/>
+          <w:sz w:val="24"/>
+        </w:rPr>
+        <w:t>A arquitetura d</w:t>
+      </w:r>
+      <w:r>
+        <w:rPr>
+          <w:color w:val="000000" w:themeColor="text1"/>
+          <w:sz w:val="24"/>
+        </w:rPr>
+        <w:t>o projeto foi desenvolvida</w:t>
+      </w:r>
+      <w:r>
+        <w:rPr>
+          <w:color w:val="000000" w:themeColor="text1"/>
+          <w:sz w:val="24"/>
+        </w:rPr>
+        <w:t xml:space="preserve"> com o objetivo de garantir a integração, processamento e análise de dados provenientes de múltiplas fontes, permitindo a geração de insights estratégicos sobre a produtividade agrícola</w:t>
+      </w:r>
+      <w:r>
+        <w:rPr>
+          <w:color w:val="000000" w:themeColor="text1"/>
+          <w:sz w:val="24"/>
+        </w:rPr>
+        <w:t xml:space="preserve"> na região noroeste do estado do Rio Grande do Sul</w:t>
+      </w:r>
+      <w:r>
+        <w:rPr>
+          <w:color w:val="000000" w:themeColor="text1"/>
+          <w:sz w:val="24"/>
+        </w:rPr>
+        <w:t>.</w:t>
+      </w:r>
+    </w:p>
+    <w:p>
+      <w:pPr>
+        <w:spacing w:after="0" w:line="240" w:lineRule="auto"/>
+        <w:ind w:firstLine="708"/>
+        <w:rPr>
+          <w:color w:val="000000" w:themeColor="text1"/>
+          <w:sz w:val="24"/>
+        </w:rPr>
+      </w:pPr>
+      <w:r>
+        <w:rPr>
+          <w:color w:val="000000" w:themeColor="text1"/>
+          <w:sz w:val="24"/>
+        </w:rPr>
+        <w:t xml:space="preserve">A solução adota uma abordagem em camadas, contemplando as etapas de coleta, tratamento, armazenamento, modelagem e visualização dos dados, além da incorporação de técnicas de </w:t>
+      </w:r>
+      <w:proofErr w:type="spellStart"/>
+      <w:r>
+        <w:rPr>
+          <w:color w:val="000000" w:themeColor="text1"/>
+          <w:sz w:val="24"/>
+        </w:rPr>
+        <w:t>analytics</w:t>
+      </w:r>
+      <w:proofErr w:type="spellEnd"/>
+      <w:r>
+        <w:rPr>
+          <w:color w:val="000000" w:themeColor="text1"/>
+          <w:sz w:val="24"/>
+        </w:rPr>
+        <w:t xml:space="preserve"> para análise preditiva.</w:t>
+      </w:r>
+      <w:r>
+        <w:rPr>
+          <w:color w:val="000000" w:themeColor="text1"/>
+          <w:sz w:val="24"/>
+        </w:rPr>
+        <w:t>.</w:t>
+      </w:r>
+      <w:r>
+        <w:rPr>
+          <w:color w:val="000000" w:themeColor="text1"/>
+          <w:sz w:val="24"/>
+        </w:rPr>
+        <w:t>.</w:t>
+      </w:r>
+    </w:p>
+    <w:p>
+      <w:pPr>
+        <w:spacing w:after="0" w:line="240" w:lineRule="auto"/>
+        <w:rPr>
+          <w:color w:val="000000" w:themeColor="text1"/>
+          <w:sz w:val="24"/>
+        </w:rPr>
+      </w:pPr>
+    </w:p>
+    <w:p>
+      <w:pPr>
+        <w:spacing w:after="0" w:line="240" w:lineRule="auto"/>
+        <w:ind w:left="360"/>
+        <w:rPr>
+          <w:b/>
+          <w:bCs/>
+          <w:color w:val="000000" w:themeColor="text1"/>
+          <w:sz w:val="24"/>
+        </w:rPr>
+      </w:pPr>
+      <w:r>
+        <w:rPr>
+          <w:b/>
+          <w:bCs/>
+          <w:color w:val="000000" w:themeColor="text1"/>
+          <w:sz w:val="24"/>
+        </w:rPr>
+        <w:t xml:space="preserve">2.1 </w:t>
+      </w:r>
+      <w:r>
+        <w:rPr>
+          <w:b/>
+          <w:bCs/>
+          <w:color w:val="000000" w:themeColor="text1"/>
+          <w:sz w:val="24"/>
+        </w:rPr>
+        <w:t>Fonte dos dados</w:t>
+      </w:r>
+    </w:p>
+    <w:p>
+      <w:pPr>
+        <w:spacing w:after="0" w:line="240" w:lineRule="auto"/>
+        <w:rPr>
+          <w:color w:val="000000" w:themeColor="text1"/>
+          <w:sz w:val="24"/>
+        </w:rPr>
+      </w:pPr>
+      <w:r>
+        <w:rPr>
+          <w:color w:val="000000" w:themeColor="text1"/>
+          <w:sz w:val="24"/>
+        </w:rPr>
+        <w:t>Os dados utilizados no projeto são provenientes de fontes públicas oficiais:</w:t>
+      </w:r>
+    </w:p>
+    <w:p>
+      <w:pPr>
+        <w:pStyle w:val="PargrafodaLista"/>
+        <w:numPr>
+          <w:ilvl w:val="0"/>
+          <w:numId w:val="11"/>
+        </w:numPr>
+        <w:spacing w:after="0" w:line="240" w:lineRule="auto"/>
+        <w:rPr>
+          <w:b/>
+          <w:bCs/>
+          <w:color w:val="000000" w:themeColor="text1"/>
+          <w:sz w:val="24"/>
+        </w:rPr>
+      </w:pPr>
+      <w:r>
+        <w:rPr>
+          <w:b/>
+          <w:bCs/>
+          <w:color w:val="000000" w:themeColor="text1"/>
+          <w:sz w:val="24"/>
+        </w:rPr>
+        <w:t>IBGE</w:t>
+      </w:r>
+    </w:p>
+    <w:p>
+      <w:pPr>
+        <w:spacing w:after="0" w:line="240" w:lineRule="auto"/>
+        <w:ind w:left="720" w:firstLine="696"/>
+        <w:rPr>
+          <w:color w:val="000000" w:themeColor="text1"/>
+          <w:sz w:val="24"/>
+        </w:rPr>
+      </w:pPr>
+      <w:r>
+        <w:rPr>
+          <w:color w:val="000000" w:themeColor="text1"/>
+          <w:sz w:val="24"/>
+        </w:rPr>
+        <w:t>Produção agrícola</w:t>
+      </w:r>
+    </w:p>
+    <w:p>
+      <w:pPr>
+        <w:spacing w:after="0" w:line="240" w:lineRule="auto"/>
+        <w:ind w:left="708" w:firstLine="708"/>
+        <w:rPr>
+          <w:color w:val="000000" w:themeColor="text1"/>
+          <w:sz w:val="24"/>
+        </w:rPr>
+      </w:pPr>
+      <w:r>
+        <w:rPr>
+          <w:color w:val="000000" w:themeColor="text1"/>
+          <w:sz w:val="24"/>
+        </w:rPr>
+        <w:t>Dados geográficos</w:t>
+      </w:r>
+    </w:p>
+    <w:p>
+      <w:pPr>
+        <w:pStyle w:val="PargrafodaLista"/>
+        <w:numPr>
+          <w:ilvl w:val="0"/>
+          <w:numId w:val="11"/>
+        </w:numPr>
+        <w:spacing w:after="0" w:line="240" w:lineRule="auto"/>
+        <w:rPr>
+          <w:b/>
+          <w:bCs/>
+          <w:color w:val="000000" w:themeColor="text1"/>
+          <w:sz w:val="24"/>
+        </w:rPr>
+      </w:pPr>
+      <w:r>
+        <w:rPr>
+          <w:b/>
+          <w:bCs/>
+          <w:color w:val="000000" w:themeColor="text1"/>
+          <w:sz w:val="24"/>
+        </w:rPr>
+        <w:t xml:space="preserve">Instituto Nacional de </w:t>
+      </w:r>
+      <w:r>
+        <w:rPr>
+          <w:b/>
+          <w:bCs/>
+          <w:color w:val="000000" w:themeColor="text1"/>
+          <w:sz w:val="24"/>
+        </w:rPr>
+        <w:t>Meteorologia</w:t>
+      </w:r>
+      <w:r>
+        <w:rPr>
+          <w:b/>
+          <w:bCs/>
+          <w:color w:val="000000" w:themeColor="text1"/>
+          <w:sz w:val="24"/>
+        </w:rPr>
+        <w:t xml:space="preserve"> (INMET)</w:t>
+      </w:r>
+    </w:p>
+    <w:p>
+      <w:pPr>
+        <w:spacing w:after="0" w:line="240" w:lineRule="auto"/>
+        <w:ind w:left="708" w:firstLine="708"/>
+        <w:rPr>
+          <w:color w:val="000000" w:themeColor="text1"/>
+          <w:sz w:val="24"/>
+        </w:rPr>
+      </w:pPr>
+      <w:r>
+        <w:rPr>
+          <w:color w:val="000000" w:themeColor="text1"/>
+          <w:sz w:val="24"/>
+        </w:rPr>
+        <w:t xml:space="preserve">Dados </w:t>
+      </w:r>
+    </w:p>
+    <w:p>
+      <w:pPr>
+        <w:spacing w:after="0" w:line="240" w:lineRule="auto"/>
+        <w:rPr>
+          <w:color w:val="000000" w:themeColor="text1"/>
+          <w:sz w:val="24"/>
+        </w:rPr>
+      </w:pPr>
+    </w:p>
+    <w:p>
+      <w:pPr>
+        <w:spacing w:after="0" w:line="240" w:lineRule="auto"/>
+        <w:ind w:left="360"/>
+        <w:rPr>
+          <w:b/>
+          <w:bCs/>
+          <w:color w:val="000000" w:themeColor="text1"/>
+          <w:sz w:val="24"/>
+        </w:rPr>
+      </w:pPr>
+      <w:r>
+        <w:rPr>
+          <w:b/>
+          <w:bCs/>
+          <w:color w:val="000000" w:themeColor="text1"/>
+          <w:sz w:val="24"/>
+        </w:rPr>
+        <w:t xml:space="preserve">2.2 </w:t>
+      </w:r>
+      <w:r>
+        <w:rPr>
+          <w:b/>
+          <w:bCs/>
+          <w:color w:val="000000" w:themeColor="text1"/>
+          <w:sz w:val="24"/>
+        </w:rPr>
+        <w:t>Pipeline dos dados</w:t>
+      </w:r>
+    </w:p>
+    <w:p>
+      <w:pPr>
+        <w:spacing w:after="0" w:line="240" w:lineRule="auto"/>
+        <w:ind w:firstLine="360"/>
+        <w:rPr>
+          <w:color w:val="000000" w:themeColor="text1"/>
+          <w:sz w:val="24"/>
+        </w:rPr>
+      </w:pPr>
+      <w:r>
+        <w:rPr>
+          <w:color w:val="000000" w:themeColor="text1"/>
+          <w:sz w:val="24"/>
+        </w:rPr>
+        <w:t>O pipeline da solução foi estruturado nas seguintes etapas:</w:t>
+      </w:r>
+    </w:p>
+    <w:p>
+      <w:pPr>
+        <w:pStyle w:val="PargrafodaLista"/>
+        <w:spacing w:after="0" w:line="240" w:lineRule="auto"/>
+        <w:rPr>
+          <w:color w:val="000000" w:themeColor="text1"/>
+          <w:sz w:val="24"/>
+        </w:rPr>
+      </w:pPr>
+    </w:p>
+    <w:p>
+      <w:pPr>
+        <w:spacing w:after="0" w:line="240" w:lineRule="auto"/>
+        <w:ind w:left="360"/>
+        <w:rPr>
+          <w:color w:val="000000" w:themeColor="text1"/>
+          <w:sz w:val="24"/>
+        </w:rPr>
+      </w:pPr>
+      <w:r>
+        <w:rPr>
+          <w:color w:val="000000" w:themeColor="text1"/>
+          <w:sz w:val="24"/>
+        </w:rPr>
+        <w:t>2.2.1</w:t>
+      </w:r>
+      <w:r>
+        <w:rPr>
+          <w:color w:val="000000" w:themeColor="text1"/>
+          <w:sz w:val="24"/>
+        </w:rPr>
+        <w:t xml:space="preserve"> Coleta de Dados</w:t>
+      </w:r>
+    </w:p>
+    <w:p>
+      <w:pPr>
+        <w:spacing w:after="0" w:line="240" w:lineRule="auto"/>
+        <w:ind w:firstLine="360"/>
+        <w:rPr>
+          <w:color w:val="000000" w:themeColor="text1"/>
+          <w:sz w:val="24"/>
+        </w:rPr>
+      </w:pPr>
+      <w:r>
+        <w:rPr>
+          <w:color w:val="000000" w:themeColor="text1"/>
+          <w:sz w:val="24"/>
+        </w:rPr>
+        <w:t>Download manual e automatizado dos dados</w:t>
+      </w:r>
+    </w:p>
+    <w:p>
+      <w:pPr>
+        <w:spacing w:after="0" w:line="240" w:lineRule="auto"/>
+        <w:ind w:firstLine="360"/>
+        <w:rPr>
+          <w:color w:val="000000" w:themeColor="text1"/>
+          <w:sz w:val="24"/>
+        </w:rPr>
+      </w:pPr>
+      <w:r>
+        <w:rPr>
+          <w:color w:val="000000" w:themeColor="text1"/>
+          <w:sz w:val="24"/>
+        </w:rPr>
+        <w:t>Armazenamento inicial em arquivos CSV</w:t>
+      </w:r>
+    </w:p>
+    <w:p>
+      <w:pPr>
+        <w:spacing w:after="0" w:line="240" w:lineRule="auto"/>
+        <w:ind w:left="360"/>
+        <w:rPr>
+          <w:rFonts w:ascii="Segoe UI Emoji" w:hAnsi="Segoe UI Emoji" w:cs="Segoe UI Emoji"/>
+          <w:color w:val="000000" w:themeColor="text1"/>
+          <w:sz w:val="24"/>
+        </w:rPr>
+      </w:pPr>
+    </w:p>
+    <w:p>
+      <w:pPr>
+        <w:spacing w:after="0" w:line="240" w:lineRule="auto"/>
+        <w:ind w:left="360"/>
+        <w:rPr>
+          <w:color w:val="000000" w:themeColor="text1"/>
+          <w:sz w:val="24"/>
+        </w:rPr>
+      </w:pPr>
+      <w:r>
+        <w:rPr>
+          <w:rFonts w:ascii="Segoe UI Emoji" w:hAnsi="Segoe UI Emoji" w:cs="Segoe UI Emoji"/>
+          <w:color w:val="000000" w:themeColor="text1"/>
+          <w:sz w:val="24"/>
+        </w:rPr>
+        <w:t>2.2.2</w:t>
+      </w:r>
+      <w:r>
+        <w:rPr>
+          <w:color w:val="000000" w:themeColor="text1"/>
+          <w:sz w:val="24"/>
+        </w:rPr>
+        <w:t xml:space="preserve"> Tratamento e Limpeza</w:t>
+      </w:r>
+    </w:p>
+    <w:p>
+      <w:pPr>
+        <w:spacing w:after="0" w:line="240" w:lineRule="auto"/>
+        <w:ind w:firstLine="360"/>
+        <w:rPr>
+          <w:color w:val="000000" w:themeColor="text1"/>
+          <w:sz w:val="24"/>
+        </w:rPr>
+      </w:pPr>
+      <w:r>
+        <w:rPr>
+          <w:color w:val="000000" w:themeColor="text1"/>
+          <w:sz w:val="24"/>
+        </w:rPr>
+        <w:t>Realizado utilizando Python, incluindo:</w:t>
+      </w:r>
+    </w:p>
+    <w:p>
+      <w:pPr>
+        <w:pStyle w:val="PargrafodaLista"/>
+        <w:numPr>
+          <w:ilvl w:val="0"/>
+          <w:numId w:val="11"/>
+        </w:numPr>
+        <w:spacing w:after="0" w:line="240" w:lineRule="auto"/>
+        <w:rPr>
+          <w:color w:val="000000" w:themeColor="text1"/>
+          <w:sz w:val="24"/>
+        </w:rPr>
+      </w:pPr>
+      <w:r>
+        <w:rPr>
+          <w:color w:val="000000" w:themeColor="text1"/>
+          <w:sz w:val="24"/>
+        </w:rPr>
+        <w:t>Padronização de colunas</w:t>
+      </w:r>
+    </w:p>
+    <w:p>
+      <w:pPr>
+        <w:pStyle w:val="PargrafodaLista"/>
+        <w:numPr>
+          <w:ilvl w:val="0"/>
+          <w:numId w:val="11"/>
+        </w:numPr>
+        <w:spacing w:after="0" w:line="240" w:lineRule="auto"/>
+        <w:rPr>
+          <w:color w:val="000000" w:themeColor="text1"/>
+          <w:sz w:val="24"/>
+        </w:rPr>
+      </w:pPr>
+      <w:r>
+        <w:rPr>
+          <w:color w:val="000000" w:themeColor="text1"/>
+          <w:sz w:val="24"/>
+        </w:rPr>
+        <w:t>Tratamento de valores nulos e inconsistentes</w:t>
+      </w:r>
+    </w:p>
+    <w:p>
+      <w:pPr>
+        <w:pStyle w:val="PargrafodaLista"/>
+        <w:numPr>
+          <w:ilvl w:val="0"/>
+          <w:numId w:val="11"/>
+        </w:numPr>
+        <w:spacing w:after="0" w:line="240" w:lineRule="auto"/>
+        <w:rPr>
+          <w:color w:val="000000" w:themeColor="text1"/>
+          <w:sz w:val="24"/>
+        </w:rPr>
+      </w:pPr>
+      <w:r>
+        <w:rPr>
+          <w:color w:val="000000" w:themeColor="text1"/>
+          <w:sz w:val="24"/>
+        </w:rPr>
+        <w:t>Conversão de tipos de dados</w:t>
+      </w:r>
+    </w:p>
+    <w:p>
+      <w:pPr>
+        <w:pStyle w:val="PargrafodaLista"/>
+        <w:numPr>
+          <w:ilvl w:val="0"/>
+          <w:numId w:val="11"/>
+        </w:numPr>
+        <w:spacing w:after="0" w:line="240" w:lineRule="auto"/>
+        <w:rPr>
+          <w:color w:val="000000" w:themeColor="text1"/>
+          <w:sz w:val="24"/>
+        </w:rPr>
+      </w:pPr>
+      <w:r>
+        <w:rPr>
+          <w:color w:val="000000" w:themeColor="text1"/>
+          <w:sz w:val="24"/>
+        </w:rPr>
+        <w:t>Integração de múltiplos arquivos</w:t>
+      </w:r>
+    </w:p>
+    <w:p>
+      <w:pPr>
+        <w:spacing w:after="0" w:line="240" w:lineRule="auto"/>
+        <w:ind w:left="360"/>
+        <w:rPr>
+          <w:color w:val="000000" w:themeColor="text1"/>
+          <w:sz w:val="24"/>
+        </w:rPr>
+      </w:pPr>
+    </w:p>
+    <w:p>
+      <w:pPr>
+        <w:spacing w:after="0" w:line="240" w:lineRule="auto"/>
+        <w:ind w:left="360"/>
+        <w:rPr>
+          <w:color w:val="000000" w:themeColor="text1"/>
+          <w:sz w:val="24"/>
+        </w:rPr>
+      </w:pPr>
+      <w:r>
+        <w:rPr>
+          <w:rFonts w:ascii="Segoe UI Emoji" w:hAnsi="Segoe UI Emoji" w:cs="Segoe UI Emoji"/>
+          <w:color w:val="000000" w:themeColor="text1"/>
+          <w:sz w:val="24"/>
+        </w:rPr>
+        <w:t xml:space="preserve">2.2.3 </w:t>
+      </w:r>
+      <w:r>
+        <w:rPr>
+          <w:color w:val="000000" w:themeColor="text1"/>
+          <w:sz w:val="24"/>
+        </w:rPr>
+        <w:t>Transformação e Enriquecimento</w:t>
+      </w:r>
+    </w:p>
+    <w:p>
+      <w:pPr>
+        <w:spacing w:after="0" w:line="240" w:lineRule="auto"/>
+        <w:ind w:left="360"/>
+        <w:rPr>
+          <w:color w:val="000000" w:themeColor="text1"/>
+          <w:sz w:val="24"/>
+        </w:rPr>
+      </w:pPr>
+      <w:r>
+        <w:rPr>
+          <w:color w:val="000000" w:themeColor="text1"/>
+          <w:sz w:val="24"/>
+        </w:rPr>
+        <w:t>Criação de métricas</w:t>
+      </w:r>
+    </w:p>
+    <w:p>
+      <w:pPr>
+        <w:spacing w:after="0" w:line="240" w:lineRule="auto"/>
+        <w:ind w:left="360"/>
+        <w:rPr>
+          <w:color w:val="000000" w:themeColor="text1"/>
+          <w:sz w:val="24"/>
+        </w:rPr>
+      </w:pPr>
+      <w:r>
+        <w:rPr>
+          <w:color w:val="000000" w:themeColor="text1"/>
+          <w:sz w:val="24"/>
+        </w:rPr>
+        <w:t>Agregações por município e período</w:t>
+      </w:r>
+    </w:p>
+    <w:p>
+      <w:pPr>
+        <w:spacing w:after="0" w:line="240" w:lineRule="auto"/>
+        <w:ind w:left="360"/>
+        <w:rPr>
+          <w:color w:val="000000" w:themeColor="text1"/>
+          <w:sz w:val="24"/>
+        </w:rPr>
+      </w:pPr>
+      <w:r>
+        <w:rPr>
+          <w:color w:val="000000" w:themeColor="text1"/>
+          <w:sz w:val="24"/>
+        </w:rPr>
+        <w:t>Integração entre dados agrícolas, climáticos e geográficos</w:t>
+      </w:r>
+    </w:p>
+    <w:p>
+      <w:pPr>
+        <w:spacing w:after="0" w:line="240" w:lineRule="auto"/>
+        <w:ind w:left="360"/>
+        <w:rPr>
+          <w:color w:val="000000" w:themeColor="text1"/>
+          <w:sz w:val="24"/>
+        </w:rPr>
+      </w:pPr>
+      <w:r>
+        <w:rPr>
+          <w:rFonts w:ascii="Segoe UI Emoji" w:hAnsi="Segoe UI Emoji" w:cs="Segoe UI Emoji"/>
+          <w:color w:val="000000" w:themeColor="text1"/>
+          <w:sz w:val="24"/>
+        </w:rPr>
+        <w:lastRenderedPageBreak/>
+        <w:t xml:space="preserve">2.2.4 </w:t>
+      </w:r>
+      <w:r>
+        <w:rPr>
+          <w:color w:val="000000" w:themeColor="text1"/>
+          <w:sz w:val="24"/>
+        </w:rPr>
+        <w:t>Armazenamento</w:t>
+      </w:r>
+      <w:r>
+        <w:rPr>
+          <w:color w:val="000000" w:themeColor="text1"/>
+          <w:sz w:val="24"/>
+        </w:rPr>
+        <w:tab/>
+      </w:r>
+    </w:p>
+    <w:p>
+      <w:pPr>
+        <w:spacing w:after="0" w:line="240" w:lineRule="auto"/>
+        <w:ind w:left="360" w:firstLine="348"/>
+        <w:rPr>
+          <w:color w:val="000000" w:themeColor="text1"/>
+          <w:sz w:val="24"/>
+        </w:rPr>
+      </w:pPr>
+      <w:r>
+        <w:rPr>
+          <w:color w:val="000000" w:themeColor="text1"/>
+          <w:sz w:val="24"/>
+        </w:rPr>
+        <w:t>Os dados tratados são armazenados em arquivos estruturados (CSV), organizados por domínio:</w:t>
+      </w:r>
+    </w:p>
+    <w:p>
+      <w:pPr>
+        <w:pStyle w:val="PargrafodaLista"/>
+        <w:numPr>
+          <w:ilvl w:val="0"/>
+          <w:numId w:val="17"/>
+        </w:numPr>
+        <w:spacing w:after="0" w:line="240" w:lineRule="auto"/>
+        <w:rPr>
+          <w:color w:val="000000" w:themeColor="text1"/>
+          <w:sz w:val="24"/>
+        </w:rPr>
+      </w:pPr>
+      <w:r>
+        <w:rPr>
+          <w:color w:val="000000" w:themeColor="text1"/>
+          <w:sz w:val="24"/>
+        </w:rPr>
+        <w:t>dados agrícolas</w:t>
+      </w:r>
+    </w:p>
+    <w:p>
+      <w:pPr>
+        <w:pStyle w:val="PargrafodaLista"/>
+        <w:numPr>
+          <w:ilvl w:val="0"/>
+          <w:numId w:val="17"/>
+        </w:numPr>
+        <w:spacing w:after="0" w:line="240" w:lineRule="auto"/>
+        <w:rPr>
+          <w:color w:val="000000" w:themeColor="text1"/>
+          <w:sz w:val="24"/>
+        </w:rPr>
+      </w:pPr>
+      <w:r>
+        <w:rPr>
+          <w:color w:val="000000" w:themeColor="text1"/>
+          <w:sz w:val="24"/>
+        </w:rPr>
+        <w:t>dados climáticos</w:t>
+      </w:r>
+    </w:p>
+    <w:p>
+      <w:pPr>
+        <w:pStyle w:val="PargrafodaLista"/>
+        <w:numPr>
+          <w:ilvl w:val="0"/>
+          <w:numId w:val="17"/>
+        </w:numPr>
+        <w:spacing w:after="0" w:line="240" w:lineRule="auto"/>
+        <w:rPr>
+          <w:color w:val="000000" w:themeColor="text1"/>
+          <w:sz w:val="24"/>
+        </w:rPr>
+      </w:pPr>
+      <w:r>
+        <w:rPr>
+          <w:color w:val="000000" w:themeColor="text1"/>
+          <w:sz w:val="24"/>
+        </w:rPr>
+        <w:t>dados geográficos</w:t>
+      </w:r>
+    </w:p>
+    <w:p>
+      <w:pPr>
+        <w:spacing w:after="0" w:line="240" w:lineRule="auto"/>
+        <w:rPr>
+          <w:color w:val="000000" w:themeColor="text1"/>
+          <w:sz w:val="24"/>
+        </w:rPr>
+      </w:pPr>
+    </w:p>
+    <w:p>
+      <w:pPr>
+        <w:spacing w:after="0" w:line="240" w:lineRule="auto"/>
+        <w:ind w:left="360"/>
+        <w:rPr>
+          <w:color w:val="000000" w:themeColor="text1"/>
+          <w:sz w:val="24"/>
+        </w:rPr>
+      </w:pPr>
+      <w:r>
+        <w:rPr>
+          <w:rFonts w:ascii="Segoe UI Emoji" w:hAnsi="Segoe UI Emoji" w:cs="Segoe UI Emoji"/>
+          <w:color w:val="000000" w:themeColor="text1"/>
+          <w:sz w:val="24"/>
+        </w:rPr>
+        <w:t>2.2.5</w:t>
+      </w:r>
+      <w:r>
+        <w:rPr>
+          <w:color w:val="000000" w:themeColor="text1"/>
+          <w:sz w:val="24"/>
+        </w:rPr>
+        <w:t xml:space="preserve"> Modelagem de Dados</w:t>
+      </w:r>
+    </w:p>
+    <w:p>
+      <w:pPr>
+        <w:spacing w:after="0" w:line="240" w:lineRule="auto"/>
+        <w:ind w:left="360"/>
+        <w:rPr>
+          <w:color w:val="000000" w:themeColor="text1"/>
+          <w:sz w:val="24"/>
+        </w:rPr>
+      </w:pPr>
+      <w:r>
+        <w:rPr>
+          <w:color w:val="000000" w:themeColor="text1"/>
+          <w:sz w:val="24"/>
+        </w:rPr>
+        <w:t xml:space="preserve">Foi adotado o modelo dimensional (Star </w:t>
+      </w:r>
+      <w:proofErr w:type="spellStart"/>
+      <w:r>
+        <w:rPr>
+          <w:color w:val="000000" w:themeColor="text1"/>
+          <w:sz w:val="24"/>
+        </w:rPr>
+        <w:t>Schema</w:t>
+      </w:r>
+      <w:proofErr w:type="spellEnd"/>
+      <w:r>
+        <w:rPr>
+          <w:color w:val="000000" w:themeColor="text1"/>
+          <w:sz w:val="24"/>
+        </w:rPr>
+        <w:t>), composto por:</w:t>
+      </w:r>
+    </w:p>
+    <w:p>
+      <w:pPr>
+        <w:pStyle w:val="PargrafodaLista"/>
+        <w:numPr>
+          <w:ilvl w:val="0"/>
+          <w:numId w:val="18"/>
+        </w:numPr>
+        <w:spacing w:after="0" w:line="240" w:lineRule="auto"/>
+        <w:rPr>
+          <w:color w:val="000000" w:themeColor="text1"/>
+          <w:sz w:val="24"/>
+        </w:rPr>
+      </w:pPr>
+      <w:r>
+        <w:rPr>
+          <w:color w:val="000000" w:themeColor="text1"/>
+          <w:sz w:val="24"/>
+        </w:rPr>
+        <w:t>Tabela Fato</w:t>
+      </w:r>
+    </w:p>
+    <w:p>
+      <w:pPr>
+        <w:pStyle w:val="PargrafodaLista"/>
+        <w:numPr>
+          <w:ilvl w:val="0"/>
+          <w:numId w:val="18"/>
+        </w:numPr>
+        <w:spacing w:after="0" w:line="240" w:lineRule="auto"/>
+        <w:rPr>
+          <w:color w:val="000000" w:themeColor="text1"/>
+          <w:sz w:val="24"/>
+        </w:rPr>
+      </w:pPr>
+      <w:r>
+        <w:rPr>
+          <w:color w:val="000000" w:themeColor="text1"/>
+          <w:sz w:val="24"/>
+        </w:rPr>
+        <w:t>Produção agrícola</w:t>
+      </w:r>
+    </w:p>
+    <w:p>
+      <w:pPr>
+        <w:pStyle w:val="PargrafodaLista"/>
+        <w:numPr>
+          <w:ilvl w:val="0"/>
+          <w:numId w:val="18"/>
+        </w:numPr>
+        <w:spacing w:after="0" w:line="240" w:lineRule="auto"/>
+        <w:rPr>
+          <w:color w:val="000000" w:themeColor="text1"/>
+          <w:sz w:val="24"/>
+        </w:rPr>
+      </w:pPr>
+      <w:r>
+        <w:rPr>
+          <w:color w:val="000000" w:themeColor="text1"/>
+          <w:sz w:val="24"/>
+        </w:rPr>
+        <w:t>Tabelas Dimensão</w:t>
+      </w:r>
+    </w:p>
+    <w:p>
+      <w:pPr>
+        <w:pStyle w:val="PargrafodaLista"/>
+        <w:numPr>
+          <w:ilvl w:val="0"/>
+          <w:numId w:val="18"/>
+        </w:numPr>
+        <w:spacing w:after="0" w:line="240" w:lineRule="auto"/>
+        <w:rPr>
+          <w:color w:val="000000" w:themeColor="text1"/>
+          <w:sz w:val="24"/>
+        </w:rPr>
+      </w:pPr>
+      <w:r>
+        <w:rPr>
+          <w:color w:val="000000" w:themeColor="text1"/>
+          <w:sz w:val="24"/>
+        </w:rPr>
+        <w:t>Geografia</w:t>
+      </w:r>
+    </w:p>
+    <w:p>
+      <w:pPr>
+        <w:pStyle w:val="PargrafodaLista"/>
+        <w:numPr>
+          <w:ilvl w:val="0"/>
+          <w:numId w:val="18"/>
+        </w:numPr>
+        <w:spacing w:after="0" w:line="240" w:lineRule="auto"/>
+        <w:rPr>
+          <w:color w:val="000000" w:themeColor="text1"/>
+          <w:sz w:val="24"/>
+        </w:rPr>
+      </w:pPr>
+      <w:r>
+        <w:rPr>
+          <w:color w:val="000000" w:themeColor="text1"/>
+          <w:sz w:val="24"/>
+        </w:rPr>
+        <w:t>Tempo</w:t>
+      </w:r>
+    </w:p>
+    <w:p>
+      <w:pPr>
+        <w:pStyle w:val="PargrafodaLista"/>
+        <w:numPr>
+          <w:ilvl w:val="0"/>
+          <w:numId w:val="18"/>
+        </w:numPr>
+        <w:spacing w:after="0" w:line="240" w:lineRule="auto"/>
+        <w:rPr>
+          <w:color w:val="000000" w:themeColor="text1"/>
+          <w:sz w:val="24"/>
+        </w:rPr>
+      </w:pPr>
+      <w:r>
+        <w:rPr>
+          <w:color w:val="000000" w:themeColor="text1"/>
+          <w:sz w:val="24"/>
+        </w:rPr>
+        <w:t>Cultura</w:t>
+      </w:r>
+    </w:p>
+    <w:p>
+      <w:pPr>
+        <w:spacing w:after="0" w:line="240" w:lineRule="auto"/>
+        <w:ind w:left="360"/>
+        <w:rPr>
+          <w:color w:val="000000" w:themeColor="text1"/>
+          <w:sz w:val="24"/>
+        </w:rPr>
+      </w:pPr>
+    </w:p>
+    <w:p>
+      <w:pPr>
+        <w:spacing w:after="0" w:line="240" w:lineRule="auto"/>
+        <w:ind w:left="360"/>
+        <w:rPr>
+          <w:color w:val="000000" w:themeColor="text1"/>
+          <w:sz w:val="24"/>
+        </w:rPr>
+      </w:pPr>
+      <w:r>
+        <w:rPr>
+          <w:color w:val="000000" w:themeColor="text1"/>
+          <w:sz w:val="24"/>
+        </w:rPr>
+        <w:t>Essa modelagem facilita a análise e melhora a performance dos dashboards.</w:t>
+      </w:r>
+    </w:p>
+    <w:p>
+      <w:pPr>
+        <w:spacing w:after="0" w:line="240" w:lineRule="auto"/>
+        <w:ind w:left="360"/>
+        <w:rPr>
+          <w:color w:val="000000" w:themeColor="text1"/>
+          <w:sz w:val="24"/>
+        </w:rPr>
+      </w:pPr>
+    </w:p>
+    <w:p>
+      <w:pPr>
+        <w:spacing w:after="0" w:line="240" w:lineRule="auto"/>
+        <w:ind w:left="360"/>
+        <w:rPr>
+          <w:color w:val="000000" w:themeColor="text1"/>
+          <w:sz w:val="24"/>
+        </w:rPr>
+      </w:pPr>
+      <w:r>
+        <w:rPr>
+          <w:rFonts w:ascii="Segoe UI Emoji" w:hAnsi="Segoe UI Emoji" w:cs="Segoe UI Emoji"/>
+          <w:color w:val="000000" w:themeColor="text1"/>
+          <w:sz w:val="24"/>
+        </w:rPr>
+        <w:t>2.2.6</w:t>
+      </w:r>
+      <w:r>
+        <w:rPr>
+          <w:color w:val="000000" w:themeColor="text1"/>
+          <w:sz w:val="24"/>
+        </w:rPr>
+        <w:t xml:space="preserve"> Visualização (BI)</w:t>
+      </w:r>
+    </w:p>
+    <w:p>
+      <w:pPr>
+        <w:spacing w:after="0" w:line="240" w:lineRule="auto"/>
+        <w:ind w:left="360"/>
+        <w:rPr>
+          <w:color w:val="000000" w:themeColor="text1"/>
+          <w:sz w:val="24"/>
+        </w:rPr>
+      </w:pPr>
+      <w:r>
+        <w:rPr>
+          <w:color w:val="000000" w:themeColor="text1"/>
+          <w:sz w:val="24"/>
+        </w:rPr>
+        <w:t>Os dados foram integrados ao Power BI, onde foram desenvolvidos dashboards interativos para análise dos KPIs definidos.</w:t>
+      </w:r>
+    </w:p>
+    <w:p>
+      <w:pPr>
+        <w:spacing w:after="0" w:line="240" w:lineRule="auto"/>
+        <w:ind w:left="360"/>
+        <w:rPr>
+          <w:color w:val="000000" w:themeColor="text1"/>
+          <w:sz w:val="24"/>
+        </w:rPr>
+      </w:pPr>
+    </w:p>
+    <w:p>
+      <w:pPr>
+        <w:spacing w:after="0" w:line="240" w:lineRule="auto"/>
+        <w:ind w:left="360"/>
+        <w:rPr>
+          <w:color w:val="000000" w:themeColor="text1"/>
+          <w:sz w:val="24"/>
+        </w:rPr>
+      </w:pPr>
+      <w:r>
+        <w:rPr>
+          <w:rFonts w:ascii="Segoe UI Emoji" w:hAnsi="Segoe UI Emoji" w:cs="Segoe UI Emoji"/>
+          <w:color w:val="000000" w:themeColor="text1"/>
+          <w:sz w:val="24"/>
+        </w:rPr>
+        <w:t>2.2.7</w:t>
+      </w:r>
+      <w:r>
+        <w:rPr>
+          <w:color w:val="000000" w:themeColor="text1"/>
+          <w:sz w:val="24"/>
+        </w:rPr>
+        <w:t xml:space="preserve"> </w:t>
+      </w:r>
+      <w:proofErr w:type="spellStart"/>
+      <w:r>
+        <w:rPr>
+          <w:color w:val="000000" w:themeColor="text1"/>
+          <w:sz w:val="24"/>
+        </w:rPr>
+        <w:t>Analytics</w:t>
+      </w:r>
+      <w:proofErr w:type="spellEnd"/>
+    </w:p>
+    <w:p>
+      <w:pPr>
+        <w:spacing w:after="0" w:line="240" w:lineRule="auto"/>
+        <w:ind w:left="360"/>
+        <w:rPr>
+          <w:color w:val="000000" w:themeColor="text1"/>
+          <w:sz w:val="24"/>
+        </w:rPr>
+      </w:pPr>
+      <w:r>
+        <w:rPr>
+          <w:color w:val="000000" w:themeColor="text1"/>
+          <w:sz w:val="24"/>
+        </w:rPr>
+        <w:t>Foram aplicadas técnicas de análise de dados utilizando Python, incluindo:</w:t>
+      </w:r>
+    </w:p>
+    <w:p>
+      <w:pPr>
+        <w:pStyle w:val="PargrafodaLista"/>
+        <w:numPr>
+          <w:ilvl w:val="0"/>
+          <w:numId w:val="19"/>
+        </w:numPr>
+        <w:spacing w:after="0" w:line="240" w:lineRule="auto"/>
+        <w:rPr>
+          <w:color w:val="000000" w:themeColor="text1"/>
+          <w:sz w:val="24"/>
+        </w:rPr>
+      </w:pPr>
+      <w:r>
+        <w:rPr>
+          <w:color w:val="000000" w:themeColor="text1"/>
+          <w:sz w:val="24"/>
+        </w:rPr>
+        <w:t>análise de correlação</w:t>
+      </w:r>
+    </w:p>
+    <w:p>
+      <w:pPr>
+        <w:pStyle w:val="PargrafodaLista"/>
+        <w:numPr>
+          <w:ilvl w:val="0"/>
+          <w:numId w:val="19"/>
+        </w:numPr>
+        <w:spacing w:after="0" w:line="240" w:lineRule="auto"/>
+        <w:rPr>
+          <w:color w:val="000000" w:themeColor="text1"/>
+          <w:sz w:val="24"/>
+        </w:rPr>
+      </w:pPr>
+      <w:r>
+        <w:rPr>
+          <w:color w:val="000000" w:themeColor="text1"/>
+          <w:sz w:val="24"/>
+        </w:rPr>
+        <w:t>regressão linear</w:t>
+      </w:r>
+    </w:p>
+    <w:p>
+      <w:pPr>
+        <w:pStyle w:val="PargrafodaLista"/>
+        <w:numPr>
+          <w:ilvl w:val="0"/>
+          <w:numId w:val="19"/>
+        </w:numPr>
+        <w:spacing w:after="0" w:line="240" w:lineRule="auto"/>
+        <w:rPr>
+          <w:color w:val="000000" w:themeColor="text1"/>
+          <w:sz w:val="24"/>
+        </w:rPr>
+      </w:pPr>
+      <w:r>
+        <w:rPr>
+          <w:color w:val="000000" w:themeColor="text1"/>
+          <w:sz w:val="24"/>
+        </w:rPr>
+        <w:t>identificação de padrões entre clima e produtividade</w:t>
+      </w:r>
+    </w:p>
+    <w:p>
+      <w:pPr>
+        <w:spacing w:before="720" w:after="0" w:line="240" w:lineRule="auto"/>
+        <w:jc w:val="both"/>
+        <w:rPr>
+          <w:rFonts w:asciiTheme="minorHAnsi" w:hAnsiTheme="minorHAnsi" w:cstheme="minorHAnsi"/>
+          <w:b/>
+          <w:bCs/>
+          <w:color w:val="4664BE"/>
+          <w:sz w:val="24"/>
+          <w:szCs w:val="23"/>
+        </w:rPr>
+      </w:pPr>
+      <w:r>
+        <w:rPr>
+          <w:rFonts w:asciiTheme="minorHAnsi" w:hAnsiTheme="minorHAnsi" w:cstheme="minorHAnsi"/>
+          <w:b/>
+          <w:bCs/>
+          <w:color w:val="4664BE"/>
+          <w:sz w:val="24"/>
+          <w:szCs w:val="23"/>
+        </w:rPr>
+        <w:t xml:space="preserve">3. </w:t>
+      </w:r>
+      <w:r>
+        <w:rPr>
+          <w:rFonts w:asciiTheme="minorHAnsi" w:hAnsiTheme="minorHAnsi" w:cstheme="minorHAnsi"/>
+          <w:b/>
+          <w:bCs/>
+          <w:color w:val="4664BE"/>
+          <w:sz w:val="24"/>
+          <w:szCs w:val="23"/>
+        </w:rPr>
+        <w:t>Solução de BI</w:t>
+      </w:r>
+      <w:r>
+        <w:rPr>
+          <w:rFonts w:asciiTheme="minorHAnsi" w:hAnsiTheme="minorHAnsi" w:cstheme="minorHAnsi"/>
+          <w:b/>
+          <w:bCs/>
+          <w:color w:val="4664BE"/>
+          <w:sz w:val="24"/>
+          <w:szCs w:val="23"/>
+        </w:rPr>
+        <w:t>:</w:t>
+      </w:r>
+    </w:p>
+    <w:p>
+      <w:pPr>
+        <w:spacing w:after="0" w:line="240" w:lineRule="auto"/>
         <w:jc w:val="both"/>
         <w:rPr>
           <w:rFonts w:asciiTheme="minorHAnsi" w:hAnsiTheme="minorHAnsi" w:cstheme="minorHAnsi"/>
@@ -927,97 +2088,17 @@
           <w:color w:val="7B7B7B" w:themeColor="accent3" w:themeShade="BF"/>
           <w:szCs w:val="21"/>
         </w:rPr>
-        <w:t>Descreva aqui a arquitetura da solução de BI implementada. Adicione diagramas com os componentes, descreva as ferramentas e plataformas selecionadas, repositórios e eventuais dependências.</w:t>
-      </w:r>
-    </w:p>
-    <w:p>
-      <w:pPr>
-        <w:spacing w:after="0" w:line="240" w:lineRule="auto"/>
-        <w:rPr>
-          <w:color w:val="000000" w:themeColor="text1"/>
-          <w:sz w:val="24"/>
-        </w:rPr>
-      </w:pPr>
-      <w:r>
-        <w:rPr>
-          <w:color w:val="000000" w:themeColor="text1"/>
-          <w:sz w:val="24"/>
-        </w:rPr>
-        <w:t xml:space="preserve">Insira aqui </w:t>
-      </w:r>
-      <w:r>
-        <w:rPr>
-          <w:color w:val="000000" w:themeColor="text1"/>
-          <w:sz w:val="24"/>
-        </w:rPr>
-        <w:t>o diagrama com os componentes</w:t>
-      </w:r>
-      <w:r>
-        <w:rPr>
-          <w:color w:val="000000" w:themeColor="text1"/>
-          <w:sz w:val="24"/>
-        </w:rPr>
-        <w:t>.</w:t>
-      </w:r>
-    </w:p>
-    <w:p>
-      <w:pPr>
-        <w:spacing w:before="720" w:after="0" w:line="240" w:lineRule="auto"/>
-        <w:jc w:val="both"/>
-        <w:rPr>
-          <w:rFonts w:asciiTheme="minorHAnsi" w:hAnsiTheme="minorHAnsi" w:cstheme="minorHAnsi"/>
-          <w:b/>
-          <w:bCs/>
-          <w:color w:val="4664BE"/>
-          <w:sz w:val="24"/>
-          <w:szCs w:val="23"/>
-        </w:rPr>
-      </w:pPr>
-      <w:r>
-        <w:rPr>
-          <w:rFonts w:asciiTheme="minorHAnsi" w:hAnsiTheme="minorHAnsi" w:cstheme="minorHAnsi"/>
-          <w:b/>
-          <w:bCs/>
-          <w:color w:val="4664BE"/>
-          <w:sz w:val="24"/>
-          <w:szCs w:val="23"/>
-        </w:rPr>
-        <w:t xml:space="preserve">3. </w:t>
-      </w:r>
-      <w:r>
-        <w:rPr>
-          <w:rFonts w:asciiTheme="minorHAnsi" w:hAnsiTheme="minorHAnsi" w:cstheme="minorHAnsi"/>
-          <w:b/>
-          <w:bCs/>
-          <w:color w:val="4664BE"/>
-          <w:sz w:val="24"/>
-          <w:szCs w:val="23"/>
-        </w:rPr>
-        <w:t>Solução de BI</w:t>
-      </w:r>
-      <w:r>
-        <w:rPr>
-          <w:rFonts w:asciiTheme="minorHAnsi" w:hAnsiTheme="minorHAnsi" w:cstheme="minorHAnsi"/>
-          <w:b/>
-          <w:bCs/>
-          <w:color w:val="4664BE"/>
-          <w:sz w:val="24"/>
-          <w:szCs w:val="23"/>
-        </w:rPr>
-        <w:t>:</w:t>
-      </w:r>
-    </w:p>
-    <w:p>
-      <w:pPr>
-        <w:spacing w:after="0" w:line="240" w:lineRule="auto"/>
-        <w:jc w:val="both"/>
+        <w:t>Descreva a solução implementada. Link para o código fonte, dicionário de dados, dashboards e análises realizadas.</w:t>
+      </w:r>
+      <w:r>
         <w:rPr>
           <w:rFonts w:asciiTheme="minorHAnsi" w:hAnsiTheme="minorHAnsi" w:cstheme="minorHAnsi"/>
           <w:bCs/>
           <w:color w:val="7B7B7B" w:themeColor="accent3" w:themeShade="BF"/>
           <w:szCs w:val="21"/>
         </w:rPr>
-      </w:pPr>
+        <w:t xml:space="preserve"> No </w:t>
+      </w:r>
       <w:r>
         <w:rPr>
           <w:rFonts w:asciiTheme="minorHAnsi" w:hAnsiTheme="minorHAnsi" w:cstheme="minorHAnsi"/>
@@ -1025,7 +2106,7 @@
           <w:color w:val="7B7B7B" w:themeColor="accent3" w:themeShade="BF"/>
           <w:szCs w:val="21"/>
         </w:rPr>
-        <w:t>Descreva a solução implementada. Link para o código fonte, dicionário de dados, dashboards e análises realizadas.</w:t>
+        <w:t xml:space="preserve">Link de acesso para o repositório na plataforma </w:t>
       </w:r>
       <w:r>
         <w:rPr>
@@ -1034,7 +2115,7 @@
           <w:color w:val="7B7B7B" w:themeColor="accent3" w:themeShade="BF"/>
           <w:szCs w:val="21"/>
         </w:rPr>
-        <w:t xml:space="preserve"> No </w:t>
+        <w:t>GitHub</w:t>
       </w:r>
       <w:r>
         <w:rPr>
@@ -1043,7 +2124,7 @@
           <w:color w:val="7B7B7B" w:themeColor="accent3" w:themeShade="BF"/>
           <w:szCs w:val="21"/>
         </w:rPr>
-        <w:t xml:space="preserve">Link de acesso para o repositório na plataforma </w:t>
+        <w:t xml:space="preserve"> </w:t>
       </w:r>
       <w:r>
         <w:rPr>
@@ -1052,7 +2133,7 @@
           <w:color w:val="7B7B7B" w:themeColor="accent3" w:themeShade="BF"/>
           <w:szCs w:val="21"/>
         </w:rPr>
-        <w:t>GitHub</w:t>
+        <w:t>apresente</w:t>
       </w:r>
       <w:r>
         <w:rPr>
@@ -1061,17 +2142,20 @@
           <w:color w:val="7B7B7B" w:themeColor="accent3" w:themeShade="BF"/>
           <w:szCs w:val="21"/>
         </w:rPr>
-        <w:t xml:space="preserve"> </w:t>
-      </w:r>
-      <w:r>
+        <w:t>:</w:t>
+      </w:r>
+    </w:p>
+    <w:p>
+      <w:pPr>
+        <w:spacing w:after="0" w:line="240" w:lineRule="auto"/>
+        <w:jc w:val="both"/>
         <w:rPr>
           <w:rFonts w:asciiTheme="minorHAnsi" w:hAnsiTheme="minorHAnsi" w:cstheme="minorHAnsi"/>
           <w:bCs/>
           <w:color w:val="7B7B7B" w:themeColor="accent3" w:themeShade="BF"/>
           <w:szCs w:val="21"/>
         </w:rPr>
-        <w:t>apresente</w:t>
-      </w:r>
+      </w:pPr>
       <w:r>
         <w:rPr>
           <w:rFonts w:asciiTheme="minorHAnsi" w:hAnsiTheme="minorHAnsi" w:cstheme="minorHAnsi"/>
@@ -1079,29 +2163,29 @@
           <w:color w:val="7B7B7B" w:themeColor="accent3" w:themeShade="BF"/>
           <w:szCs w:val="21"/>
         </w:rPr>
-        <w:t>:</w:t>
-      </w:r>
-    </w:p>
-    <w:p>
-      <w:pPr>
-        <w:spacing w:after="0" w:line="240" w:lineRule="auto"/>
-        <w:jc w:val="both"/>
+        <w:t xml:space="preserve">• </w:t>
+      </w:r>
+      <w:r>
         <w:rPr>
           <w:rFonts w:asciiTheme="minorHAnsi" w:hAnsiTheme="minorHAnsi" w:cstheme="minorHAnsi"/>
           <w:bCs/>
           <w:color w:val="7B7B7B" w:themeColor="accent3" w:themeShade="BF"/>
           <w:szCs w:val="21"/>
         </w:rPr>
-      </w:pPr>
-      <w:r>
+        <w:t>Código fonte de preparação, coleta, limpeza, processamento de dados.</w:t>
+      </w:r>
+    </w:p>
+    <w:p>
+      <w:pPr>
+        <w:spacing w:after="0" w:line="240" w:lineRule="auto"/>
+        <w:jc w:val="both"/>
         <w:rPr>
           <w:rFonts w:asciiTheme="minorHAnsi" w:hAnsiTheme="minorHAnsi" w:cstheme="minorHAnsi"/>
           <w:bCs/>
           <w:color w:val="7B7B7B" w:themeColor="accent3" w:themeShade="BF"/>
           <w:szCs w:val="21"/>
         </w:rPr>
-        <w:t xml:space="preserve">• </w:t>
-      </w:r>
+      </w:pPr>
       <w:r>
         <w:rPr>
           <w:rFonts w:asciiTheme="minorHAnsi" w:hAnsiTheme="minorHAnsi" w:cstheme="minorHAnsi"/>
@@ -1109,20 +2193,17 @@
           <w:color w:val="7B7B7B" w:themeColor="accent3" w:themeShade="BF"/>
           <w:szCs w:val="21"/>
         </w:rPr>
-        <w:t>Código fonte de preparação, coleta, limpeza, processamento de dados.</w:t>
-      </w:r>
-    </w:p>
-    <w:p>
-      <w:pPr>
-        <w:spacing w:after="0" w:line="240" w:lineRule="auto"/>
-        <w:jc w:val="both"/>
+        <w:t xml:space="preserve">• </w:t>
+      </w:r>
+      <w:r>
         <w:rPr>
           <w:rFonts w:asciiTheme="minorHAnsi" w:hAnsiTheme="minorHAnsi" w:cstheme="minorHAnsi"/>
           <w:bCs/>
           <w:color w:val="7B7B7B" w:themeColor="accent3" w:themeShade="BF"/>
           <w:szCs w:val="21"/>
         </w:rPr>
-      </w:pPr>
+        <w:t>Os Dashboards (visualizações) publicados na ferramenta escolhid</w:t>
+      </w:r>
       <w:r>
         <w:rPr>
           <w:rFonts w:asciiTheme="minorHAnsi" w:hAnsiTheme="minorHAnsi" w:cstheme="minorHAnsi"/>
@@ -1130,16 +2211,7 @@
           <w:color w:val="7B7B7B" w:themeColor="accent3" w:themeShade="BF"/>
           <w:szCs w:val="21"/>
         </w:rPr>
-        <w:t xml:space="preserve">• </w:t>
-      </w:r>
-      <w:r>
-        <w:rPr>
-          <w:rFonts w:asciiTheme="minorHAnsi" w:hAnsiTheme="minorHAnsi" w:cstheme="minorHAnsi"/>
-          <w:bCs/>
-          <w:color w:val="7B7B7B" w:themeColor="accent3" w:themeShade="BF"/>
-          <w:szCs w:val="21"/>
-        </w:rPr>
-        <w:t>Os Dashboards (visualizações) publicados na ferramenta escolhida.</w:t>
+        <w:t>a</w:t>
       </w:r>
     </w:p>
     <w:p>
@@ -1480,7 +2552,7 @@
   <w:abstractNum w:abstractNumId="0" w15:restartNumberingAfterBreak="0">
     <w:nsid w:val="00BE1BCA"/>
     <w:multiLevelType w:val="hybridMultilevel"/>
-    <w:tmpl w:val="F542A2B0"/>
+    <w:tmpl w:val="B0D68DE4"/>
     <w:lvl w:ilvl="0" w:tplc="04160001">
       <w:start w:val="1"/>
       <w:numFmt w:val="bullet"/>
@@ -1942,6 +3014,119 @@
     </w:lvl>
   </w:abstractNum>
   <w:abstractNum w:abstractNumId="4" w15:restartNumberingAfterBreak="0">
+    <w:nsid w:val="181C29E5"/>
+    <w:multiLevelType w:val="hybridMultilevel"/>
+    <w:tmpl w:val="F37EAD3C"/>
+    <w:lvl w:ilvl="0" w:tplc="04160001">
+      <w:start w:val="1"/>
+      <w:numFmt w:val="bullet"/>
+      <w:lvlText w:val=""/>
+      <w:lvlJc w:val="left"/>
+      <w:pPr>
+        <w:ind w:left="1080" w:hanging="360"/>
+      </w:pPr>
+      <w:rPr>
+        <w:rFonts w:ascii="Symbol" w:hAnsi="Symbol" w:hint="default"/>
+      </w:rPr>
+    </w:lvl>
+    <w:lvl w:ilvl="1" w:tplc="04160003" w:tentative="1">
+      <w:start w:val="1"/>
+      <w:numFmt w:val="bullet"/>
+      <w:lvlText w:val="o"/>
+      <w:lvlJc w:val="left"/>
+      <w:pPr>
+        <w:ind w:left="1800" w:hanging="360"/>
+      </w:pPr>
+      <w:rPr>
+        <w:rFonts w:ascii="Courier New" w:hAnsi="Courier New" w:cs="Courier New" w:hint="default"/>
+      </w:rPr>
+    </w:lvl>
+    <w:lvl w:ilvl="2" w:tplc="04160005" w:tentative="1">
+      <w:start w:val="1"/>
+      <w:numFmt w:val="bullet"/>
+      <w:lvlText w:val=""/>
+      <w:lvlJc w:val="left"/>
+      <w:pPr>
+        <w:ind w:left="2520" w:hanging="360"/>
+      </w:pPr>
+      <w:rPr>
+        <w:rFonts w:ascii="Wingdings" w:hAnsi="Wingdings" w:hint="default"/>
+      </w:rPr>
+    </w:lvl>
+    <w:lvl w:ilvl="3" w:tplc="04160001" w:tentative="1">
+      <w:start w:val="1"/>
+      <w:numFmt w:val="bullet"/>
+      <w:lvlText w:val=""/>
+      <w:lvlJc w:val="left"/>
+      <w:pPr>
+        <w:ind w:left="3240" w:hanging="360"/>
+      </w:pPr>
+      <w:rPr>
+        <w:rFonts w:ascii="Symbol" w:hAnsi="Symbol" w:hint="default"/>
+      </w:rPr>
+    </w:lvl>
+    <w:lvl w:ilvl="4" w:tplc="04160003" w:tentative="1">
+      <w:start w:val="1"/>
+      <w:numFmt w:val="bullet"/>
+      <w:lvlText w:val="o"/>
+      <w:lvlJc w:val="left"/>
+      <w:pPr>
+        <w:ind w:left="3960" w:hanging="360"/>
+      </w:pPr>
+      <w:rPr>
+        <w:rFonts w:ascii="Courier New" w:hAnsi="Courier New" w:cs="Courier New" w:hint="default"/>
+      </w:rPr>
+    </w:lvl>
+    <w:lvl w:ilvl="5" w:tplc="04160005" w:tentative="1">
+      <w:start w:val="1"/>
+      <w:numFmt w:val="bullet"/>
+      <w:lvlText w:val=""/>
+      <w:lvlJc w:val="left"/>
+      <w:pPr>
+        <w:ind w:left="4680" w:hanging="360"/>
+      </w:pPr>
+      <w:rPr>
+        <w:rFonts w:ascii="Wingdings" w:hAnsi="Wingdings" w:hint="default"/>
+      </w:rPr>
+    </w:lvl>
+    <w:lvl w:ilvl="6" w:tplc="04160001" w:tentative="1">
+      <w:start w:val="1"/>
+      <w:numFmt w:val="bullet"/>
+      <w:lvlText w:val=""/>
+      <w:lvlJc w:val="left"/>
+      <w:pPr>
+        <w:ind w:left="5400" w:hanging="360"/>
+      </w:pPr>
+      <w:rPr>
+        <w:rFonts w:ascii="Symbol" w:hAnsi="Symbol" w:hint="default"/>
+      </w:rPr>
+    </w:lvl>
+    <w:lvl w:ilvl="7" w:tplc="04160003" w:tentative="1">
+      <w:start w:val="1"/>
+      <w:numFmt w:val="bullet"/>
+      <w:lvlText w:val="o"/>
+      <w:lvlJc w:val="left"/>
+      <w:pPr>
+        <w:ind w:left="6120" w:hanging="360"/>
+      </w:pPr>
+      <w:rPr>
+        <w:rFonts w:ascii="Courier New" w:hAnsi="Courier New" w:cs="Courier New" w:hint="default"/>
+      </w:rPr>
+    </w:lvl>
+    <w:lvl w:ilvl="8" w:tplc="04160005" w:tentative="1">
+      <w:start w:val="1"/>
+      <w:numFmt w:val="bullet"/>
+      <w:lvlText w:val=""/>
+      <w:lvlJc w:val="left"/>
+      <w:pPr>
+        <w:ind w:left="6840" w:hanging="360"/>
+      </w:pPr>
+      <w:rPr>
+        <w:rFonts w:ascii="Wingdings" w:hAnsi="Wingdings" w:hint="default"/>
+      </w:rPr>
+    </w:lvl>
+  </w:abstractNum>
+  <w:abstractNum w:abstractNumId="5" w15:restartNumberingAfterBreak="0">
     <w:nsid w:val="19714176"/>
     <w:multiLevelType w:val="hybridMultilevel"/>
     <w:tmpl w:val="09F20E18"/>
@@ -2054,7 +3239,206 @@
       </w:rPr>
     </w:lvl>
   </w:abstractNum>
-  <w:abstractNum w:abstractNumId="5" w15:restartNumberingAfterBreak="0">
+  <w:abstractNum w:abstractNumId="6" w15:restartNumberingAfterBreak="0">
+    <w:nsid w:val="245928DB"/>
+    <w:multiLevelType w:val="multilevel"/>
+    <w:tmpl w:val="2AB83AF6"/>
+    <w:lvl w:ilvl="0">
+      <w:start w:val="2"/>
+      <w:numFmt w:val="decimal"/>
+      <w:lvlText w:val="%1"/>
+      <w:lvlJc w:val="left"/>
+      <w:pPr>
+        <w:ind w:left="360" w:hanging="360"/>
+      </w:pPr>
+      <w:rPr>
+        <w:rFonts w:hint="default"/>
+      </w:rPr>
+    </w:lvl>
+    <w:lvl w:ilvl="1">
+      <w:start w:val="2"/>
+      <w:numFmt w:val="decimal"/>
+      <w:lvlText w:val="%1.%2"/>
+      <w:lvlJc w:val="left"/>
+      <w:pPr>
+        <w:ind w:left="720" w:hanging="360"/>
+      </w:pPr>
+      <w:rPr>
+        <w:rFonts w:hint="default"/>
+      </w:rPr>
+    </w:lvl>
+    <w:lvl w:ilvl="2">
+      <w:start w:val="1"/>
+      <w:numFmt w:val="decimal"/>
+      <w:lvlText w:val="%1.%2.%3"/>
+      <w:lvlJc w:val="left"/>
+      <w:pPr>
+        <w:ind w:left="1440" w:hanging="720"/>
+      </w:pPr>
+      <w:rPr>
+        <w:rFonts w:hint="default"/>
+      </w:rPr>
+    </w:lvl>
+    <w:lvl w:ilvl="3">
+      <w:start w:val="1"/>
+      <w:numFmt w:val="decimal"/>
+      <w:lvlText w:val="%1.%2.%3.%4"/>
+      <w:lvlJc w:val="left"/>
+      <w:pPr>
+        <w:ind w:left="1800" w:hanging="720"/>
+      </w:pPr>
+      <w:rPr>
+        <w:rFonts w:hint="default"/>
+      </w:rPr>
+    </w:lvl>
+    <w:lvl w:ilvl="4">
+      <w:start w:val="1"/>
+      <w:numFmt w:val="decimal"/>
+      <w:lvlText w:val="%1.%2.%3.%4.%5"/>
+      <w:lvlJc w:val="left"/>
+      <w:pPr>
+        <w:ind w:left="2520" w:hanging="1080"/>
+      </w:pPr>
+      <w:rPr>
+        <w:rFonts w:hint="default"/>
+      </w:rPr>
+    </w:lvl>
+    <w:lvl w:ilvl="5">
+      <w:start w:val="1"/>
+      <w:numFmt w:val="decimal"/>
+      <w:lvlText w:val="%1.%2.%3.%4.%5.%6"/>
+      <w:lvlJc w:val="left"/>
+      <w:pPr>
+        <w:ind w:left="2880" w:hanging="1080"/>
+      </w:pPr>
+      <w:rPr>
+        <w:rFonts w:hint="default"/>
+      </w:rPr>
+    </w:lvl>
+    <w:lvl w:ilvl="6">
+      <w:start w:val="1"/>
+      <w:numFmt w:val="decimal"/>
+      <w:lvlText w:val="%1.%2.%3.%4.%5.%6.%7"/>
+      <w:lvlJc w:val="left"/>
+      <w:pPr>
+        <w:ind w:left="3600" w:hanging="1440"/>
+      </w:pPr>
+      <w:rPr>
+        <w:rFonts w:hint="default"/>
+      </w:rPr>
+    </w:lvl>
+    <w:lvl w:ilvl="7">
+      <w:start w:val="1"/>
+      <w:numFmt w:val="decimal"/>
+      <w:lvlText w:val="%1.%2.%3.%4.%5.%6.%7.%8"/>
+      <w:lvlJc w:val="left"/>
+      <w:pPr>
+        <w:ind w:left="3960" w:hanging="1440"/>
+      </w:pPr>
+      <w:rPr>
+        <w:rFonts w:hint="default"/>
+      </w:rPr>
+    </w:lvl>
+    <w:lvl w:ilvl="8">
+      <w:start w:val="1"/>
+      <w:numFmt w:val="decimal"/>
+      <w:lvlText w:val="%1.%2.%3.%4.%5.%6.%7.%8.%9"/>
+      <w:lvlJc w:val="left"/>
+      <w:pPr>
+        <w:ind w:left="4680" w:hanging="1800"/>
+      </w:pPr>
+      <w:rPr>
+        <w:rFonts w:hint="default"/>
+      </w:rPr>
+    </w:lvl>
+  </w:abstractNum>
+  <w:abstractNum w:abstractNumId="7" w15:restartNumberingAfterBreak="0">
+    <w:nsid w:val="25AC7094"/>
+    <w:multiLevelType w:val="hybridMultilevel"/>
+    <w:tmpl w:val="35A8ED34"/>
+    <w:lvl w:ilvl="0" w:tplc="0416000F">
+      <w:start w:val="1"/>
+      <w:numFmt w:val="decimal"/>
+      <w:lvlText w:val="%1."/>
+      <w:lvlJc w:val="left"/>
+      <w:pPr>
+        <w:ind w:left="720" w:hanging="360"/>
+      </w:pPr>
+    </w:lvl>
+    <w:lvl w:ilvl="1" w:tplc="04160019" w:tentative="1">
+      <w:start w:val="1"/>
+      <w:numFmt w:val="lowerLetter"/>
+      <w:lvlText w:val="%2."/>
+      <w:lvlJc w:val="left"/>
+      <w:pPr>
+        <w:ind w:left="1440" w:hanging="360"/>
+      </w:pPr>
+    </w:lvl>
+    <w:lvl w:ilvl="2" w:tplc="0416001B" w:tentative="1">
+      <w:start w:val="1"/>
+      <w:numFmt w:val="lowerRoman"/>
+      <w:lvlText w:val="%3."/>
+      <w:lvlJc w:val="right"/>
+      <w:pPr>
+        <w:ind w:left="2160" w:hanging="180"/>
+      </w:pPr>
+    </w:lvl>
+    <w:lvl w:ilvl="3" w:tplc="0416000F" w:tentative="1">
+      <w:start w:val="1"/>
+      <w:numFmt w:val="decimal"/>
+      <w:lvlText w:val="%4."/>
+      <w:lvlJc w:val="left"/>
+      <w:pPr>
+        <w:ind w:left="2880" w:hanging="360"/>
+      </w:pPr>
+    </w:lvl>
+    <w:lvl w:ilvl="4" w:tplc="04160019" w:tentative="1">
+      <w:start w:val="1"/>
+      <w:numFmt w:val="lowerLetter"/>
+      <w:lvlText w:val="%5."/>
+      <w:lvlJc w:val="left"/>
+      <w:pPr>
+        <w:ind w:left="3600" w:hanging="360"/>
+      </w:pPr>
+    </w:lvl>
+    <w:lvl w:ilvl="5" w:tplc="0416001B" w:tentative="1">
+      <w:start w:val="1"/>
+      <w:numFmt w:val="lowerRoman"/>
+      <w:lvlText w:val="%6."/>
+      <w:lvlJc w:val="right"/>
+      <w:pPr>
+        <w:ind w:left="4320" w:hanging="180"/>
+      </w:pPr>
+    </w:lvl>
+    <w:lvl w:ilvl="6" w:tplc="0416000F" w:tentative="1">
+      <w:start w:val="1"/>
+      <w:numFmt w:val="decimal"/>
+      <w:lvlText w:val="%7."/>
+      <w:lvlJc w:val="left"/>
+      <w:pPr>
+        <w:ind w:left="5040" w:hanging="360"/>
+      </w:pPr>
+    </w:lvl>
+    <w:lvl w:ilvl="7" w:tplc="04160019" w:tentative="1">
+      <w:start w:val="1"/>
+      <w:numFmt w:val="lowerLetter"/>
+      <w:lvlText w:val="%8."/>
+      <w:lvlJc w:val="left"/>
+      <w:pPr>
+        <w:ind w:left="5760" w:hanging="360"/>
+      </w:pPr>
+    </w:lvl>
+    <w:lvl w:ilvl="8" w:tplc="0416001B" w:tentative="1">
+      <w:start w:val="1"/>
+      <w:numFmt w:val="lowerRoman"/>
+      <w:lvlText w:val="%9."/>
+      <w:lvlJc w:val="right"/>
+      <w:pPr>
+        <w:ind w:left="6480" w:hanging="180"/>
+      </w:pPr>
+    </w:lvl>
+  </w:abstractNum>
+  <w:abstractNum w:abstractNumId="8" w15:restartNumberingAfterBreak="0">
     <w:nsid w:val="28406935"/>
     <w:multiLevelType w:val="hybridMultilevel"/>
     <w:tmpl w:val="BE16C5B6"/>
@@ -2167,7 +3551,7 @@
       </w:rPr>
     </w:lvl>
   </w:abstractNum>
-  <w:abstractNum w:abstractNumId="6" w15:restartNumberingAfterBreak="0">
+  <w:abstractNum w:abstractNumId="9" w15:restartNumberingAfterBreak="0">
     <w:nsid w:val="40F53D3D"/>
     <w:multiLevelType w:val="hybridMultilevel"/>
     <w:tmpl w:val="398898D8"/>
@@ -2280,7 +3664,7 @@
       </w:rPr>
     </w:lvl>
   </w:abstractNum>
-  <w:abstractNum w:abstractNumId="7" w15:restartNumberingAfterBreak="0">
+  <w:abstractNum w:abstractNumId="10" w15:restartNumberingAfterBreak="0">
     <w:nsid w:val="44150ED9"/>
     <w:multiLevelType w:val="hybridMultilevel"/>
     <w:tmpl w:val="95A0A50A"/>
@@ -2394,7 +3778,7 @@
       </w:rPr>
     </w:lvl>
   </w:abstractNum>
-  <w:abstractNum w:abstractNumId="8" w15:restartNumberingAfterBreak="0">
+  <w:abstractNum w:abstractNumId="11" w15:restartNumberingAfterBreak="0">
     <w:nsid w:val="47BA0145"/>
     <w:multiLevelType w:val="hybridMultilevel"/>
     <w:tmpl w:val="B8B6A634"/>
@@ -2507,7 +3891,120 @@
       </w:rPr>
     </w:lvl>
   </w:abstractNum>
-  <w:abstractNum w:abstractNumId="9" w15:restartNumberingAfterBreak="0">
+  <w:abstractNum w:abstractNumId="12" w15:restartNumberingAfterBreak="0">
+    <w:nsid w:val="4E177EC6"/>
+    <w:multiLevelType w:val="hybridMultilevel"/>
+    <w:tmpl w:val="ADB0CC5A"/>
+    <w:lvl w:ilvl="0" w:tplc="04160001">
+      <w:start w:val="1"/>
+      <w:numFmt w:val="bullet"/>
+      <w:lvlText w:val=""/>
+      <w:lvlJc w:val="left"/>
+      <w:pPr>
+        <w:ind w:left="1080" w:hanging="360"/>
+      </w:pPr>
+      <w:rPr>
+        <w:rFonts w:ascii="Symbol" w:hAnsi="Symbol" w:hint="default"/>
+      </w:rPr>
+    </w:lvl>
+    <w:lvl w:ilvl="1" w:tplc="04160003" w:tentative="1">
+      <w:start w:val="1"/>
+      <w:numFmt w:val="bullet"/>
+      <w:lvlText w:val="o"/>
+      <w:lvlJc w:val="left"/>
+      <w:pPr>
+        <w:ind w:left="1800" w:hanging="360"/>
+      </w:pPr>
+      <w:rPr>
+        <w:rFonts w:ascii="Courier New" w:hAnsi="Courier New" w:cs="Courier New" w:hint="default"/>
+      </w:rPr>
+    </w:lvl>
+    <w:lvl w:ilvl="2" w:tplc="04160005" w:tentative="1">
+      <w:start w:val="1"/>
+      <w:numFmt w:val="bullet"/>
+      <w:lvlText w:val=""/>
+      <w:lvlJc w:val="left"/>
+      <w:pPr>
+        <w:ind w:left="2520" w:hanging="360"/>
+      </w:pPr>
+      <w:rPr>
+        <w:rFonts w:ascii="Wingdings" w:hAnsi="Wingdings" w:hint="default"/>
+      </w:rPr>
+    </w:lvl>
+    <w:lvl w:ilvl="3" w:tplc="04160001" w:tentative="1">
+      <w:start w:val="1"/>
+      <w:numFmt w:val="bullet"/>
+      <w:lvlText w:val=""/>
+      <w:lvlJc w:val="left"/>
+      <w:pPr>
+        <w:ind w:left="3240" w:hanging="360"/>
+      </w:pPr>
+      <w:rPr>
+        <w:rFonts w:ascii="Symbol" w:hAnsi="Symbol" w:hint="default"/>
+      </w:rPr>
+    </w:lvl>
+    <w:lvl w:ilvl="4" w:tplc="04160003" w:tentative="1">
+      <w:start w:val="1"/>
+      <w:numFmt w:val="bullet"/>
+      <w:lvlText w:val="o"/>
+      <w:lvlJc w:val="left"/>
+      <w:pPr>
+        <w:ind w:left="3960" w:hanging="360"/>
+      </w:pPr>
+      <w:rPr>
+        <w:rFonts w:ascii="Courier New" w:hAnsi="Courier New" w:cs="Courier New" w:hint="default"/>
+      </w:rPr>
+    </w:lvl>
+    <w:lvl w:ilvl="5" w:tplc="04160005" w:tentative="1">
+      <w:start w:val="1"/>
+      <w:numFmt w:val="bullet"/>
+      <w:lvlText w:val=""/>
+      <w:lvlJc w:val="left"/>
+      <w:pPr>
+        <w:ind w:left="4680" w:hanging="360"/>
+      </w:pPr>
+      <w:rPr>
+        <w:rFonts w:ascii="Wingdings" w:hAnsi="Wingdings" w:hint="default"/>
+      </w:rPr>
+    </w:lvl>
+    <w:lvl w:ilvl="6" w:tplc="04160001" w:tentative="1">
+      <w:start w:val="1"/>
+      <w:numFmt w:val="bullet"/>
+      <w:lvlText w:val=""/>
+      <w:lvlJc w:val="left"/>
+      <w:pPr>
+        <w:ind w:left="5400" w:hanging="360"/>
+      </w:pPr>
+      <w:rPr>
+        <w:rFonts w:ascii="Symbol" w:hAnsi="Symbol" w:hint="default"/>
+      </w:rPr>
+    </w:lvl>
+    <w:lvl w:ilvl="7" w:tplc="04160003" w:tentative="1">
+      <w:start w:val="1"/>
+      <w:numFmt w:val="bullet"/>
+      <w:lvlText w:val="o"/>
+      <w:lvlJc w:val="left"/>
+      <w:pPr>
+        <w:ind w:left="6120" w:hanging="360"/>
+      </w:pPr>
+      <w:rPr>
+        <w:rFonts w:ascii="Courier New" w:hAnsi="Courier New" w:cs="Courier New" w:hint="default"/>
+      </w:rPr>
+    </w:lvl>
+    <w:lvl w:ilvl="8" w:tplc="04160005" w:tentative="1">
+      <w:start w:val="1"/>
+      <w:numFmt w:val="bullet"/>
+      <w:lvlText w:val=""/>
+      <w:lvlJc w:val="left"/>
+      <w:pPr>
+        <w:ind w:left="6840" w:hanging="360"/>
+      </w:pPr>
+      <w:rPr>
+        <w:rFonts w:ascii="Wingdings" w:hAnsi="Wingdings" w:hint="default"/>
+      </w:rPr>
+    </w:lvl>
+  </w:abstractNum>
+  <w:abstractNum w:abstractNumId="13" w15:restartNumberingAfterBreak="0">
     <w:nsid w:val="5D6B22BB"/>
     <w:multiLevelType w:val="hybridMultilevel"/>
     <w:tmpl w:val="1532A7B8"/>
@@ -2620,7 +4117,206 @@
       </w:rPr>
     </w:lvl>
   </w:abstractNum>
-  <w:abstractNum w:abstractNumId="10" w15:restartNumberingAfterBreak="0">
+  <w:abstractNum w:abstractNumId="14" w15:restartNumberingAfterBreak="0">
+    <w:nsid w:val="626F7914"/>
+    <w:multiLevelType w:val="hybridMultilevel"/>
+    <w:tmpl w:val="A3AECBAA"/>
+    <w:lvl w:ilvl="0" w:tplc="04160001">
+      <w:start w:val="1"/>
+      <w:numFmt w:val="bullet"/>
+      <w:lvlText w:val=""/>
+      <w:lvlJc w:val="left"/>
+      <w:pPr>
+        <w:ind w:left="1080" w:hanging="360"/>
+      </w:pPr>
+      <w:rPr>
+        <w:rFonts w:ascii="Symbol" w:hAnsi="Symbol" w:hint="default"/>
+      </w:rPr>
+    </w:lvl>
+    <w:lvl w:ilvl="1" w:tplc="04160003" w:tentative="1">
+      <w:start w:val="1"/>
+      <w:numFmt w:val="bullet"/>
+      <w:lvlText w:val="o"/>
+      <w:lvlJc w:val="left"/>
+      <w:pPr>
+        <w:ind w:left="1800" w:hanging="360"/>
+      </w:pPr>
+      <w:rPr>
+        <w:rFonts w:ascii="Courier New" w:hAnsi="Courier New" w:cs="Courier New" w:hint="default"/>
+      </w:rPr>
+    </w:lvl>
+    <w:lvl w:ilvl="2" w:tplc="04160005" w:tentative="1">
+      <w:start w:val="1"/>
+      <w:numFmt w:val="bullet"/>
+      <w:lvlText w:val=""/>
+      <w:lvlJc w:val="left"/>
+      <w:pPr>
+        <w:ind w:left="2520" w:hanging="360"/>
+      </w:pPr>
+      <w:rPr>
+        <w:rFonts w:ascii="Wingdings" w:hAnsi="Wingdings" w:hint="default"/>
+      </w:rPr>
+    </w:lvl>
+    <w:lvl w:ilvl="3" w:tplc="04160001" w:tentative="1">
+      <w:start w:val="1"/>
+      <w:numFmt w:val="bullet"/>
+      <w:lvlText w:val=""/>
+      <w:lvlJc w:val="left"/>
+      <w:pPr>
+        <w:ind w:left="3240" w:hanging="360"/>
+      </w:pPr>
+      <w:rPr>
+        <w:rFonts w:ascii="Symbol" w:hAnsi="Symbol" w:hint="default"/>
+      </w:rPr>
+    </w:lvl>
+    <w:lvl w:ilvl="4" w:tplc="04160003" w:tentative="1">
+      <w:start w:val="1"/>
+      <w:numFmt w:val="bullet"/>
+      <w:lvlText w:val="o"/>
+      <w:lvlJc w:val="left"/>
+      <w:pPr>
+        <w:ind w:left="3960" w:hanging="360"/>
+      </w:pPr>
+      <w:rPr>
+        <w:rFonts w:ascii="Courier New" w:hAnsi="Courier New" w:cs="Courier New" w:hint="default"/>
+      </w:rPr>
+    </w:lvl>
+    <w:lvl w:ilvl="5" w:tplc="04160005" w:tentative="1">
+      <w:start w:val="1"/>
+      <w:numFmt w:val="bullet"/>
+      <w:lvlText w:val=""/>
+      <w:lvlJc w:val="left"/>
+      <w:pPr>
+        <w:ind w:left="4680" w:hanging="360"/>
+      </w:pPr>
+      <w:rPr>
+        <w:rFonts w:ascii="Wingdings" w:hAnsi="Wingdings" w:hint="default"/>
+      </w:rPr>
+    </w:lvl>
+    <w:lvl w:ilvl="6" w:tplc="04160001" w:tentative="1">
+      <w:start w:val="1"/>
+      <w:numFmt w:val="bullet"/>
+      <w:lvlText w:val=""/>
+      <w:lvlJc w:val="left"/>
+      <w:pPr>
+        <w:ind w:left="5400" w:hanging="360"/>
+      </w:pPr>
+      <w:rPr>
+        <w:rFonts w:ascii="Symbol" w:hAnsi="Symbol" w:hint="default"/>
+      </w:rPr>
+    </w:lvl>
+    <w:lvl w:ilvl="7" w:tplc="04160003" w:tentative="1">
+      <w:start w:val="1"/>
+      <w:numFmt w:val="bullet"/>
+      <w:lvlText w:val="o"/>
+      <w:lvlJc w:val="left"/>
+      <w:pPr>
+        <w:ind w:left="6120" w:hanging="360"/>
+      </w:pPr>
+      <w:rPr>
+        <w:rFonts w:ascii="Courier New" w:hAnsi="Courier New" w:cs="Courier New" w:hint="default"/>
+      </w:rPr>
+    </w:lvl>
+    <w:lvl w:ilvl="8" w:tplc="04160005" w:tentative="1">
+      <w:start w:val="1"/>
+      <w:numFmt w:val="bullet"/>
+      <w:lvlText w:val=""/>
+      <w:lvlJc w:val="left"/>
+      <w:pPr>
+        <w:ind w:left="6840" w:hanging="360"/>
+      </w:pPr>
+      <w:rPr>
+        <w:rFonts w:ascii="Wingdings" w:hAnsi="Wingdings" w:hint="default"/>
+      </w:rPr>
+    </w:lvl>
+  </w:abstractNum>
+  <w:abstractNum w:abstractNumId="15" w15:restartNumberingAfterBreak="0">
+    <w:nsid w:val="653323A9"/>
+    <w:multiLevelType w:val="hybridMultilevel"/>
+    <w:tmpl w:val="A31265B6"/>
+    <w:lvl w:ilvl="0" w:tplc="0416000F">
+      <w:start w:val="1"/>
+      <w:numFmt w:val="decimal"/>
+      <w:lvlText w:val="%1."/>
+      <w:lvlJc w:val="left"/>
+      <w:pPr>
+        <w:ind w:left="720" w:hanging="360"/>
+      </w:pPr>
+    </w:lvl>
+    <w:lvl w:ilvl="1" w:tplc="04160019" w:tentative="1">
+      <w:start w:val="1"/>
+      <w:numFmt w:val="lowerLetter"/>
+      <w:lvlText w:val="%2."/>
+      <w:lvlJc w:val="left"/>
+      <w:pPr>
+        <w:ind w:left="1440" w:hanging="360"/>
+      </w:pPr>
+    </w:lvl>
+    <w:lvl w:ilvl="2" w:tplc="0416001B" w:tentative="1">
+      <w:start w:val="1"/>
+      <w:numFmt w:val="lowerRoman"/>
+      <w:lvlText w:val="%3."/>
+      <w:lvlJc w:val="right"/>
+      <w:pPr>
+        <w:ind w:left="2160" w:hanging="180"/>
+      </w:pPr>
+    </w:lvl>
+    <w:lvl w:ilvl="3" w:tplc="0416000F" w:tentative="1">
+      <w:start w:val="1"/>
+      <w:numFmt w:val="decimal"/>
+      <w:lvlText w:val="%4."/>
+      <w:lvlJc w:val="left"/>
+      <w:pPr>
+        <w:ind w:left="2880" w:hanging="360"/>
+      </w:pPr>
+    </w:lvl>
+    <w:lvl w:ilvl="4" w:tplc="04160019" w:tentative="1">
+      <w:start w:val="1"/>
+      <w:numFmt w:val="lowerLetter"/>
+      <w:lvlText w:val="%5."/>
+      <w:lvlJc w:val="left"/>
+      <w:pPr>
+        <w:ind w:left="3600" w:hanging="360"/>
+      </w:pPr>
+    </w:lvl>
+    <w:lvl w:ilvl="5" w:tplc="0416001B" w:tentative="1">
+      <w:start w:val="1"/>
+      <w:numFmt w:val="lowerRoman"/>
+      <w:lvlText w:val="%6."/>
+      <w:lvlJc w:val="right"/>
+      <w:pPr>
+        <w:ind w:left="4320" w:hanging="180"/>
+      </w:pPr>
+    </w:lvl>
+    <w:lvl w:ilvl="6" w:tplc="0416000F" w:tentative="1">
+      <w:start w:val="1"/>
+      <w:numFmt w:val="decimal"/>
+      <w:lvlText w:val="%7."/>
+      <w:lvlJc w:val="left"/>
+      <w:pPr>
+        <w:ind w:left="5040" w:hanging="360"/>
+      </w:pPr>
+    </w:lvl>
+    <w:lvl w:ilvl="7" w:tplc="04160019" w:tentative="1">
+      <w:start w:val="1"/>
+      <w:numFmt w:val="lowerLetter"/>
+      <w:lvlText w:val="%8."/>
+      <w:lvlJc w:val="left"/>
+      <w:pPr>
+        <w:ind w:left="5760" w:hanging="360"/>
+      </w:pPr>
+    </w:lvl>
+    <w:lvl w:ilvl="8" w:tplc="0416001B" w:tentative="1">
+      <w:start w:val="1"/>
+      <w:numFmt w:val="lowerRoman"/>
+      <w:lvlText w:val="%9."/>
+      <w:lvlJc w:val="right"/>
+      <w:pPr>
+        <w:ind w:left="6480" w:hanging="180"/>
+      </w:pPr>
+    </w:lvl>
+  </w:abstractNum>
+  <w:abstractNum w:abstractNumId="16" w15:restartNumberingAfterBreak="0">
     <w:nsid w:val="70BA67F6"/>
     <w:multiLevelType w:val="multilevel"/>
     <w:tmpl w:val="16BEDDF2"/>
@@ -2769,7 +4465,7 @@
       </w:rPr>
     </w:lvl>
   </w:abstractNum>
-  <w:abstractNum w:abstractNumId="11" w15:restartNumberingAfterBreak="0">
+  <w:abstractNum w:abstractNumId="17" w15:restartNumberingAfterBreak="0">
     <w:nsid w:val="726CE266"/>
     <w:multiLevelType w:val="hybridMultilevel"/>
     <w:tmpl w:val="57607F34"/>
@@ -2883,7 +4579,7 @@
       </w:rPr>
     </w:lvl>
   </w:abstractNum>
-  <w:abstractNum w:abstractNumId="12" w15:restartNumberingAfterBreak="0">
+  <w:abstractNum w:abstractNumId="18" w15:restartNumberingAfterBreak="0">
     <w:nsid w:val="7E0B4856"/>
     <w:multiLevelType w:val="hybridMultilevel"/>
     <w:tmpl w:val="839C6E2E"/>
@@ -2997,34 +4693,34 @@
     </w:lvl>
   </w:abstractNum>
   <w:num w:numId="1" w16cid:durableId="1151944318">
-    <w:abstractNumId w:val="12"/>
+    <w:abstractNumId w:val="18"/>
   </w:num>
   <w:num w:numId="2" w16cid:durableId="1524858461">
-    <w:abstractNumId w:val="6"/>
+    <w:abstractNumId w:val="9"/>
   </w:num>
   <w:num w:numId="3" w16cid:durableId="1527477258">
     <w:abstractNumId w:val="3"/>
   </w:num>
   <w:num w:numId="4" w16cid:durableId="1214267876">
-    <w:abstractNumId w:val="5"/>
+    <w:abstractNumId w:val="8"/>
   </w:num>
   <w:num w:numId="5" w16cid:durableId="1698970482">
-    <w:abstractNumId w:val="8"/>
+    <w:abstractNumId w:val="11"/>
   </w:num>
   <w:num w:numId="6" w16cid:durableId="1483962661">
     <w:abstractNumId w:val="1"/>
   </w:num>
   <w:num w:numId="7" w16cid:durableId="1568686916">
-    <w:abstractNumId w:val="7"/>
+    <w:abstractNumId w:val="10"/>
   </w:num>
   <w:num w:numId="8" w16cid:durableId="1424296855">
-    <w:abstractNumId w:val="9"/>
+    <w:abstractNumId w:val="13"/>
   </w:num>
   <w:num w:numId="9" w16cid:durableId="2087804917">
-    <w:abstractNumId w:val="11"/>
+    <w:abstractNumId w:val="17"/>
   </w:num>
   <w:num w:numId="10" w16cid:durableId="1374841182">
-    <w:abstractNumId w:val="4"/>
+    <w:abstractNumId w:val="5"/>
   </w:num>
   <w:num w:numId="11" w16cid:durableId="842597222">
     <w:abstractNumId w:val="0"/>
@@ -3033,7 +4729,25 @@
     <w:abstractNumId w:val="2"/>
   </w:num>
   <w:num w:numId="13" w16cid:durableId="154152100">
-    <w:abstractNumId w:val="10"/>
+    <w:abstractNumId w:val="16"/>
+  </w:num>
+  <w:num w:numId="14" w16cid:durableId="2013020373">
+    <w:abstractNumId w:val="15"/>
+  </w:num>
+  <w:num w:numId="15" w16cid:durableId="764615995">
+    <w:abstractNumId w:val="7"/>
+  </w:num>
+  <w:num w:numId="16" w16cid:durableId="740980107">
+    <w:abstractNumId w:val="6"/>
+  </w:num>
+  <w:num w:numId="17" w16cid:durableId="455493888">
+    <w:abstractNumId w:val="12"/>
+  </w:num>
+  <w:num w:numId="18" w16cid:durableId="97143161">
+    <w:abstractNumId w:val="14"/>
+  </w:num>
+  <w:num w:numId="19" w16cid:durableId="1216551117">
+    <w:abstractNumId w:val="4"/>
   </w:num>
 </w:numbering>
 </file>
@@ -3976,14 +5690,19 @@
 </file>
 
 <file path=customXml/item1.xml><?xml version="1.0" encoding="utf-8"?>
-<p:properties xmlns:p="http://schemas.microsoft.com/office/2006/metadata/properties" xmlns:xsi="http://www.w3.org/2001/XMLSchema-instance" xmlns:pc="http://schemas.microsoft.com/office/infopath/2007/PartnerControls">
-  <documentManagement>
-    <_activity xmlns="73bd2b1f-886a-4f1d-b0bb-23f49d491aa9" xsi:nil="true"/>
-  </documentManagement>
-</p:properties>
+<b:Sources xmlns:b="http://schemas.openxmlformats.org/officeDocument/2006/bibliography" xmlns="http://schemas.openxmlformats.org/officeDocument/2006/bibliography" SelectedStyle="\APASixthEditionOfficeOnline.xsl" StyleName="APA" Version="6"/>
 </file>
 
 <file path=customXml/item2.xml><?xml version="1.0" encoding="utf-8"?>
+<?mso-contentType ?>
+<FormTemplates xmlns="http://schemas.microsoft.com/sharepoint/v3/contenttype/forms">
+  <Display>DocumentLibraryForm</Display>
+  <Edit>DocumentLibraryForm</Edit>
+  <New>DocumentLibraryForm</New>
+</FormTemplates>
+</file>
+
+<file path=customXml/item3.xml><?xml version="1.0" encoding="utf-8"?>
 <ct:contentTypeSchema xmlns:ct="http://schemas.microsoft.com/office/2006/metadata/contentType" xmlns:ma="http://schemas.microsoft.com/office/2006/metadata/properties/metaAttributes" ct:_="" ma:_="" ma:contentTypeName="Documento" ma:contentTypeID="0x010100B048A1A6D184364FB502BBB6EBF2C3D9" ma:contentTypeVersion="14" ma:contentTypeDescription="Crie um novo documento." ma:contentTypeScope="" ma:versionID="d7146710810563b9c6e4c1a91b60f5f9">
   <xsd:schema xmlns:xsd="http://www.w3.org/2001/XMLSchema" xmlns:xs="http://www.w3.org/2001/XMLSchema" xmlns:p="http://schemas.microsoft.com/office/2006/metadata/properties" xmlns:ns3="73bd2b1f-886a-4f1d-b0bb-23f49d491aa9" xmlns:ns4="85818a3c-b8e7-4f75-b80a-610982c277d3" targetNamespace="http://schemas.microsoft.com/office/2006/metadata/properties" ma:root="true" ma:fieldsID="8b8875638ef7369d6012dd60a980de1b" ns3:_="" ns4:_="">
     <xsd:import namespace="73bd2b1f-886a-4f1d-b0bb-23f49d491aa9"/>
@@ -4212,30 +5931,31 @@
 </ct:contentTypeSchema>
 </file>
 
-<file path=customXml/item3.xml><?xml version="1.0" encoding="utf-8"?>
-<?mso-contentType ?>
-<FormTemplates xmlns="http://schemas.microsoft.com/sharepoint/v3/contenttype/forms">
-  <Display>DocumentLibraryForm</Display>
-  <Edit>DocumentLibraryForm</Edit>
-  <New>DocumentLibraryForm</New>
-</FormTemplates>
-</file>
-
 <file path=customXml/item4.xml><?xml version="1.0" encoding="utf-8"?>
-<b:Sources xmlns:b="http://schemas.openxmlformats.org/officeDocument/2006/bibliography" xmlns="http://schemas.openxmlformats.org/officeDocument/2006/bibliography" SelectedStyle="\APASixthEditionOfficeOnline.xsl" StyleName="APA" Version="6"/>
+<p:properties xmlns:p="http://schemas.microsoft.com/office/2006/metadata/properties" xmlns:xsi="http://www.w3.org/2001/XMLSchema-instance" xmlns:pc="http://schemas.microsoft.com/office/infopath/2007/PartnerControls">
+  <documentManagement>
+    <_activity xmlns="73bd2b1f-886a-4f1d-b0bb-23f49d491aa9" xsi:nil="true"/>
+  </documentManagement>
+</p:properties>
 </file>
 
 <file path=customXml/itemProps1.xml><?xml version="1.0" encoding="utf-8"?>
-<ds:datastoreItem xmlns:ds="http://schemas.openxmlformats.org/officeDocument/2006/customXml" ds:itemID="{10811A0B-354D-477E-AF27-C929DD9532C2}">
+<ds:datastoreItem xmlns:ds="http://schemas.openxmlformats.org/officeDocument/2006/customXml" ds:itemID="{F61111CE-2DDF-46E8-9D66-B3D8C921A39E}">
   <ds:schemaRefs>
-    <ds:schemaRef ds:uri="http://schemas.microsoft.com/office/2006/metadata/properties"/>
-    <ds:schemaRef ds:uri="http://schemas.microsoft.com/office/infopath/2007/PartnerControls"/>
-    <ds:schemaRef ds:uri="73bd2b1f-886a-4f1d-b0bb-23f49d491aa9"/>
+    <ds:schemaRef ds:uri="http://schemas.openxmlformats.org/officeDocument/2006/bibliography"/>
   </ds:schemaRefs>
 </ds:datastoreItem>
 </file>
 
 <file path=customXml/itemProps2.xml><?xml version="1.0" encoding="utf-8"?>
+<ds:datastoreItem xmlns:ds="http://schemas.openxmlformats.org/officeDocument/2006/customXml" ds:itemID="{0593B9FC-456C-46BA-ABE7-4E86A6CE6864}">
+  <ds:schemaRefs>
+    <ds:schemaRef ds:uri="http://schemas.microsoft.com/sharepoint/v3/contenttype/forms"/>
+  </ds:schemaRefs>
+</ds:datastoreItem>
+</file>
+
+<file path=customXml/itemProps3.xml><?xml version="1.0" encoding="utf-8"?>
 <ds:datastoreItem xmlns:ds="http://schemas.openxmlformats.org/officeDocument/2006/customXml" ds:itemID="{D06ADA8E-DF43-49D2-A0A1-50B9B3A2B035}">
   <ds:schemaRefs>
     <ds:schemaRef ds:uri="http://schemas.microsoft.com/office/2006/metadata/contentType"/>
@@ -4254,18 +5974,12 @@
 </ds:datastoreItem>
 </file>
 
-<file path=customXml/itemProps3.xml><?xml version="1.0" encoding="utf-8"?>
-<ds:datastoreItem xmlns:ds="http://schemas.openxmlformats.org/officeDocument/2006/customXml" ds:itemID="{0593B9FC-456C-46BA-ABE7-4E86A6CE6864}">
+<file path=customXml/itemProps4.xml><?xml version="1.0" encoding="utf-8"?>
+<ds:datastoreItem xmlns:ds="http://schemas.openxmlformats.org/officeDocument/2006/customXml" ds:itemID="{10811A0B-354D-477E-AF27-C929DD9532C2}">
   <ds:schemaRefs>
-    <ds:schemaRef ds:uri="http://schemas.microsoft.com/sharepoint/v3/contenttype/forms"/>
-  </ds:schemaRefs>
-</ds:datastoreItem>
-</file>
-
-<file path=customXml/itemProps4.xml><?xml version="1.0" encoding="utf-8"?>
-<ds:datastoreItem xmlns:ds="http://schemas.openxmlformats.org/officeDocument/2006/customXml" ds:itemID="{F61111CE-2DDF-46E8-9D66-B3D8C921A39E}">
-  <ds:schemaRefs>
-    <ds:schemaRef ds:uri="http://schemas.openxmlformats.org/officeDocument/2006/bibliography"/>
+    <ds:schemaRef ds:uri="http://schemas.microsoft.com/office/2006/metadata/properties"/>
+    <ds:schemaRef ds:uri="http://schemas.microsoft.com/office/infopath/2007/PartnerControls"/>
+    <ds:schemaRef ds:uri="73bd2b1f-886a-4f1d-b0bb-23f49d491aa9"/>
   </ds:schemaRefs>
 </ds:datastoreItem>
 </file>
--- a/documents/Template - Fase 2 - Projeto em Business Intelligence e Analytics.docx
+++ b/documents/Template - Fase 2 - Projeto em Business Intelligence e Analytics.docx
@@ -139,19 +139,8 @@
           <w:b/>
           <w:color w:val="FFFFFF" w:themeColor="background1"/>
         </w:rPr>
-        <w:t xml:space="preserve">Bruno </w:t>
-      </w:r>
-      <w:proofErr w:type="spellStart"/>
-      <w:r>
-        <w:rPr>
-          <w:rStyle w:val="normaltextrun"/>
-          <w:rFonts w:asciiTheme="majorHAnsi" w:hAnsiTheme="majorHAnsi" w:cstheme="majorHAnsi"/>
-          <w:b/>
-          <w:color w:val="FFFFFF" w:themeColor="background1"/>
-        </w:rPr>
-        <w:t>Mumbach</w:t>
-      </w:r>
-      <w:proofErr w:type="spellEnd"/>
+        <w:t>Bruno Mumbach</w:t>
+      </w:r>
     </w:p>
     <w:p>
       <w:pPr>
@@ -282,7 +271,31 @@
     <w:p>
       <w:pPr>
         <w:spacing w:after="0" w:line="240" w:lineRule="auto"/>
-        <w:ind w:left="2112" w:firstLine="348"/>
+        <w:ind w:left="3900"/>
+        <w:rPr>
+          <w:color w:val="000000" w:themeColor="text1"/>
+          <w:sz w:val="24"/>
+        </w:rPr>
+      </w:pPr>
+      <w:r>
+        <w:rPr>
+          <w:color w:val="000000" w:themeColor="text1"/>
+          <w:sz w:val="24"/>
+        </w:rPr>
+        <w:t>Á</w:t>
+      </w:r>
+      <w:r>
+        <w:rPr>
+          <w:color w:val="000000" w:themeColor="text1"/>
+          <w:sz w:val="24"/>
+        </w:rPr>
+        <w:t>rea colhida (hectares)</w:t>
+      </w:r>
+    </w:p>
+    <w:p>
+      <w:pPr>
+        <w:spacing w:after="0" w:line="240" w:lineRule="auto"/>
+        <w:ind w:left="2124" w:firstLine="708"/>
         <w:rPr>
           <w:color w:val="000000" w:themeColor="text1"/>
           <w:sz w:val="24"/>
@@ -314,38 +327,13 @@
           <w:color w:val="000000" w:themeColor="text1"/>
           <w:sz w:val="24"/>
         </w:rPr>
-        <w:t xml:space="preserve"> Á</w:t>
-      </w:r>
-      <w:r>
-        <w:rPr>
-          <w:color w:val="000000" w:themeColor="text1"/>
-          <w:sz w:val="24"/>
-        </w:rPr>
-        <w:t>rea colhida (hectares)</w:t>
-      </w:r>
-    </w:p>
-    <w:p>
-      <w:pPr>
-        <w:spacing w:after="0" w:line="240" w:lineRule="auto"/>
-        <w:ind w:left="2112" w:firstLine="348"/>
-        <w:rPr>
-          <w:color w:val="000000" w:themeColor="text1"/>
-          <w:sz w:val="24"/>
-        </w:rPr>
-      </w:pPr>
-      <w:r>
-        <w:rPr>
-          <w:color w:val="000000" w:themeColor="text1"/>
-          <w:sz w:val="24"/>
-        </w:rPr>
-        <w:tab/>
-      </w:r>
-      <w:r>
-        <w:rPr>
-          <w:color w:val="000000" w:themeColor="text1"/>
-          <w:sz w:val="24"/>
-        </w:rPr>
-        <w:tab/>
+        <w:t xml:space="preserve"> </w:t>
+      </w:r>
+      <w:r>
+        <w:rPr>
+          <w:color w:val="000000" w:themeColor="text1"/>
+          <w:sz w:val="24"/>
+        </w:rPr>
         <w:t xml:space="preserve">   --------------------------------</w:t>
       </w:r>
     </w:p>
@@ -363,7 +351,7 @@
           <w:color w:val="000000" w:themeColor="text1"/>
           <w:sz w:val="24"/>
         </w:rPr>
-        <w:t xml:space="preserve">   </w:t>
+        <w:t xml:space="preserve">  </w:t>
       </w:r>
       <w:proofErr w:type="spellStart"/>
       <w:r>
@@ -5161,6 +5149,7 @@
   <w:style w:type="character" w:default="1" w:styleId="Fontepargpadro">
     <w:name w:val="Default Paragraph Font"/>
     <w:uiPriority w:val="1"/>
+    <w:semiHidden/>
     <w:unhideWhenUsed/>
   </w:style>
   <w:style w:type="table" w:default="1" w:styleId="Tabelanormal">
@@ -5690,19 +5679,14 @@
 </file>
 
 <file path=customXml/item1.xml><?xml version="1.0" encoding="utf-8"?>
-<b:Sources xmlns:b="http://schemas.openxmlformats.org/officeDocument/2006/bibliography" xmlns="http://schemas.openxmlformats.org/officeDocument/2006/bibliography" SelectedStyle="\APASixthEditionOfficeOnline.xsl" StyleName="APA" Version="6"/>
+<p:properties xmlns:p="http://schemas.microsoft.com/office/2006/metadata/properties" xmlns:xsi="http://www.w3.org/2001/XMLSchema-instance" xmlns:pc="http://schemas.microsoft.com/office/infopath/2007/PartnerControls">
+  <documentManagement>
+    <_activity xmlns="73bd2b1f-886a-4f1d-b0bb-23f49d491aa9" xsi:nil="true"/>
+  </documentManagement>
+</p:properties>
 </file>
 
 <file path=customXml/item2.xml><?xml version="1.0" encoding="utf-8"?>
-<?mso-contentType ?>
-<FormTemplates xmlns="http://schemas.microsoft.com/sharepoint/v3/contenttype/forms">
-  <Display>DocumentLibraryForm</Display>
-  <Edit>DocumentLibraryForm</Edit>
-  <New>DocumentLibraryForm</New>
-</FormTemplates>
-</file>
-
-<file path=customXml/item3.xml><?xml version="1.0" encoding="utf-8"?>
 <ct:contentTypeSchema xmlns:ct="http://schemas.microsoft.com/office/2006/metadata/contentType" xmlns:ma="http://schemas.microsoft.com/office/2006/metadata/properties/metaAttributes" ct:_="" ma:_="" ma:contentTypeName="Documento" ma:contentTypeID="0x010100B048A1A6D184364FB502BBB6EBF2C3D9" ma:contentTypeVersion="14" ma:contentTypeDescription="Crie um novo documento." ma:contentTypeScope="" ma:versionID="d7146710810563b9c6e4c1a91b60f5f9">
   <xsd:schema xmlns:xsd="http://www.w3.org/2001/XMLSchema" xmlns:xs="http://www.w3.org/2001/XMLSchema" xmlns:p="http://schemas.microsoft.com/office/2006/metadata/properties" xmlns:ns3="73bd2b1f-886a-4f1d-b0bb-23f49d491aa9" xmlns:ns4="85818a3c-b8e7-4f75-b80a-610982c277d3" targetNamespace="http://schemas.microsoft.com/office/2006/metadata/properties" ma:root="true" ma:fieldsID="8b8875638ef7369d6012dd60a980de1b" ns3:_="" ns4:_="">
     <xsd:import namespace="73bd2b1f-886a-4f1d-b0bb-23f49d491aa9"/>
@@ -5931,31 +5915,30 @@
 </ct:contentTypeSchema>
 </file>
 
+<file path=customXml/item3.xml><?xml version="1.0" encoding="utf-8"?>
+<?mso-contentType ?>
+<FormTemplates xmlns="http://schemas.microsoft.com/sharepoint/v3/contenttype/forms">
+  <Display>DocumentLibraryForm</Display>
+  <Edit>DocumentLibraryForm</Edit>
+  <New>DocumentLibraryForm</New>
+</FormTemplates>
+</file>
+
 <file path=customXml/item4.xml><?xml version="1.0" encoding="utf-8"?>
-<p:properties xmlns:p="http://schemas.microsoft.com/office/2006/metadata/properties" xmlns:xsi="http://www.w3.org/2001/XMLSchema-instance" xmlns:pc="http://schemas.microsoft.com/office/infopath/2007/PartnerControls">
-  <documentManagement>
-    <_activity xmlns="73bd2b1f-886a-4f1d-b0bb-23f49d491aa9" xsi:nil="true"/>
-  </documentManagement>
-</p:properties>
+<b:Sources xmlns:b="http://schemas.openxmlformats.org/officeDocument/2006/bibliography" xmlns="http://schemas.openxmlformats.org/officeDocument/2006/bibliography" SelectedStyle="\APASixthEditionOfficeOnline.xsl" StyleName="APA" Version="6"/>
 </file>
 
 <file path=customXml/itemProps1.xml><?xml version="1.0" encoding="utf-8"?>
-<ds:datastoreItem xmlns:ds="http://schemas.openxmlformats.org/officeDocument/2006/customXml" ds:itemID="{F61111CE-2DDF-46E8-9D66-B3D8C921A39E}">
+<ds:datastoreItem xmlns:ds="http://schemas.openxmlformats.org/officeDocument/2006/customXml" ds:itemID="{10811A0B-354D-477E-AF27-C929DD9532C2}">
   <ds:schemaRefs>
-    <ds:schemaRef ds:uri="http://schemas.openxmlformats.org/officeDocument/2006/bibliography"/>
+    <ds:schemaRef ds:uri="http://schemas.microsoft.com/office/2006/metadata/properties"/>
+    <ds:schemaRef ds:uri="http://schemas.microsoft.com/office/infopath/2007/PartnerControls"/>
+    <ds:schemaRef ds:uri="73bd2b1f-886a-4f1d-b0bb-23f49d491aa9"/>
   </ds:schemaRefs>
 </ds:datastoreItem>
 </file>
 
 <file path=customXml/itemProps2.xml><?xml version="1.0" encoding="utf-8"?>
-<ds:datastoreItem xmlns:ds="http://schemas.openxmlformats.org/officeDocument/2006/customXml" ds:itemID="{0593B9FC-456C-46BA-ABE7-4E86A6CE6864}">
-  <ds:schemaRefs>
-    <ds:schemaRef ds:uri="http://schemas.microsoft.com/sharepoint/v3/contenttype/forms"/>
-  </ds:schemaRefs>
-</ds:datastoreItem>
-</file>
-
-<file path=customXml/itemProps3.xml><?xml version="1.0" encoding="utf-8"?>
 <ds:datastoreItem xmlns:ds="http://schemas.openxmlformats.org/officeDocument/2006/customXml" ds:itemID="{D06ADA8E-DF43-49D2-A0A1-50B9B3A2B035}">
   <ds:schemaRefs>
     <ds:schemaRef ds:uri="http://schemas.microsoft.com/office/2006/metadata/contentType"/>
@@ -5974,12 +5957,18 @@
 </ds:datastoreItem>
 </file>
 
+<file path=customXml/itemProps3.xml><?xml version="1.0" encoding="utf-8"?>
+<ds:datastoreItem xmlns:ds="http://schemas.openxmlformats.org/officeDocument/2006/customXml" ds:itemID="{0593B9FC-456C-46BA-ABE7-4E86A6CE6864}">
+  <ds:schemaRefs>
+    <ds:schemaRef ds:uri="http://schemas.microsoft.com/sharepoint/v3/contenttype/forms"/>
+  </ds:schemaRefs>
+</ds:datastoreItem>
+</file>
+
 <file path=customXml/itemProps4.xml><?xml version="1.0" encoding="utf-8"?>
-<ds:datastoreItem xmlns:ds="http://schemas.openxmlformats.org/officeDocument/2006/customXml" ds:itemID="{10811A0B-354D-477E-AF27-C929DD9532C2}">
+<ds:datastoreItem xmlns:ds="http://schemas.openxmlformats.org/officeDocument/2006/customXml" ds:itemID="{F61111CE-2DDF-46E8-9D66-B3D8C921A39E}">
   <ds:schemaRefs>
-    <ds:schemaRef ds:uri="http://schemas.microsoft.com/office/2006/metadata/properties"/>
-    <ds:schemaRef ds:uri="http://schemas.microsoft.com/office/infopath/2007/PartnerControls"/>
-    <ds:schemaRef ds:uri="73bd2b1f-886a-4f1d-b0bb-23f49d491aa9"/>
+    <ds:schemaRef ds:uri="http://schemas.openxmlformats.org/officeDocument/2006/bibliography"/>
   </ds:schemaRefs>
 </ds:datastoreItem>
 </file>
--- a/documents/Template - Fase 2 - Projeto em Business Intelligence e Analytics.docx
+++ b/documents/Template - Fase 2 - Projeto em Business Intelligence e Analytics.docx
@@ -2246,8 +2246,1295 @@
           <w:color w:val="000000" w:themeColor="text1"/>
           <w:sz w:val="24"/>
         </w:rPr>
-        <w:t>Insira aqui o link.</w:t>
-      </w:r>
+        <w:t xml:space="preserve">A solução de Business </w:t>
+      </w:r>
+      <w:proofErr w:type="spellStart"/>
+      <w:r>
+        <w:rPr>
+          <w:color w:val="000000" w:themeColor="text1"/>
+          <w:sz w:val="24"/>
+        </w:rPr>
+        <w:t>Intelligence</w:t>
+      </w:r>
+      <w:proofErr w:type="spellEnd"/>
+      <w:r>
+        <w:rPr>
+          <w:color w:val="000000" w:themeColor="text1"/>
+          <w:sz w:val="24"/>
+        </w:rPr>
+        <w:t xml:space="preserve"> desenvolvida tem como objetivo analisar o desempenho da produção agrícola na região Noroeste do Rio Grande do Sul, integrando dados produtivos, climáticos e geográficos para geração de insights estratégicos.</w:t>
+      </w:r>
+    </w:p>
+    <w:p>
+      <w:pPr>
+        <w:spacing w:after="0" w:line="240" w:lineRule="auto"/>
+        <w:rPr>
+          <w:color w:val="000000" w:themeColor="text1"/>
+          <w:sz w:val="24"/>
+        </w:rPr>
+      </w:pPr>
+      <w:r>
+        <w:rPr>
+          <w:color w:val="000000" w:themeColor="text1"/>
+          <w:sz w:val="24"/>
+        </w:rPr>
+        <w:t>A arquitetura da solução foi estruturada em etapas de coleta, tratamento, modelagem e visualização dos dados. Inicialmente, foram coletados dados agrícolas do IBGE (SIDRA), dados meteorológicos do INMET e dados geográficos do IBGE (BET).</w:t>
+      </w:r>
+    </w:p>
+    <w:p>
+      <w:pPr>
+        <w:spacing w:after="0" w:line="240" w:lineRule="auto"/>
+        <w:rPr>
+          <w:color w:val="000000" w:themeColor="text1"/>
+          <w:sz w:val="24"/>
+        </w:rPr>
+      </w:pPr>
+      <w:r>
+        <w:rPr>
+          <w:color w:val="000000" w:themeColor="text1"/>
+          <w:sz w:val="24"/>
+        </w:rPr>
+        <w:t xml:space="preserve">O processo de tratamento foi realizado em Python, utilizando bibliotecas como Pandas e </w:t>
+      </w:r>
+      <w:proofErr w:type="spellStart"/>
+      <w:r>
+        <w:rPr>
+          <w:color w:val="000000" w:themeColor="text1"/>
+          <w:sz w:val="24"/>
+        </w:rPr>
+        <w:t>NumPy</w:t>
+      </w:r>
+      <w:proofErr w:type="spellEnd"/>
+      <w:r>
+        <w:rPr>
+          <w:color w:val="000000" w:themeColor="text1"/>
+          <w:sz w:val="24"/>
+        </w:rPr>
+        <w:t xml:space="preserve">, onde foram aplicadas técnicas de limpeza, padronização e transformação dos dados. </w:t>
+      </w:r>
+      <w:r>
+        <w:rPr>
+          <w:color w:val="000000" w:themeColor="text1"/>
+          <w:sz w:val="24"/>
+        </w:rPr>
+        <w:lastRenderedPageBreak/>
+        <w:t>Também foi realizada a integração entre diferentes bases, incluindo a agregação dos dados climáticos por região geográfica, devido à limitação de cobertura das estações meteorológicas.</w:t>
+      </w:r>
+    </w:p>
+    <w:p>
+      <w:pPr>
+        <w:spacing w:after="0" w:line="240" w:lineRule="auto"/>
+        <w:rPr>
+          <w:color w:val="000000" w:themeColor="text1"/>
+          <w:sz w:val="24"/>
+        </w:rPr>
+      </w:pPr>
+      <w:r>
+        <w:rPr>
+          <w:color w:val="000000" w:themeColor="text1"/>
+          <w:sz w:val="24"/>
+        </w:rPr>
+        <w:t>Após o tratamento, os dados foram organizados em um modelo analítico e importados para o Power BI, onde foi desenvolvido um conjunto de dashboards interativos.</w:t>
+      </w:r>
+    </w:p>
+    <w:p>
+      <w:pPr>
+        <w:spacing w:after="0" w:line="240" w:lineRule="auto"/>
+        <w:rPr>
+          <w:color w:val="000000" w:themeColor="text1"/>
+          <w:sz w:val="24"/>
+        </w:rPr>
+      </w:pPr>
+    </w:p>
+    <w:p>
+      <w:pPr>
+        <w:spacing w:after="0" w:line="240" w:lineRule="auto"/>
+        <w:rPr>
+          <w:color w:val="000000" w:themeColor="text1"/>
+          <w:sz w:val="24"/>
+        </w:rPr>
+      </w:pPr>
+      <w:r>
+        <w:rPr>
+          <w:color w:val="000000" w:themeColor="text1"/>
+          <w:sz w:val="24"/>
+        </w:rPr>
+        <w:t xml:space="preserve">Além da análise descritiva, foi implementada uma camada de </w:t>
+      </w:r>
+      <w:proofErr w:type="spellStart"/>
+      <w:r>
+        <w:rPr>
+          <w:color w:val="000000" w:themeColor="text1"/>
+          <w:sz w:val="24"/>
+        </w:rPr>
+        <w:t>Analytics</w:t>
+      </w:r>
+      <w:proofErr w:type="spellEnd"/>
+      <w:r>
+        <w:rPr>
+          <w:color w:val="000000" w:themeColor="text1"/>
+          <w:sz w:val="24"/>
+        </w:rPr>
+        <w:t xml:space="preserve"> utilizando técnicas de machine learning, com o objetivo de prever a produtividade agrícola com base em variáveis históricas.</w:t>
+      </w:r>
+    </w:p>
+    <w:p>
+      <w:pPr>
+        <w:spacing w:after="0" w:line="240" w:lineRule="auto"/>
+        <w:rPr>
+          <w:color w:val="000000" w:themeColor="text1"/>
+          <w:sz w:val="24"/>
+        </w:rPr>
+      </w:pPr>
+      <w:r>
+        <w:rPr>
+          <w:color w:val="000000" w:themeColor="text1"/>
+          <w:sz w:val="24"/>
+        </w:rPr>
+        <w:t xml:space="preserve">O modelo desenvolvido utilizou o algoritmo Random Forest </w:t>
+      </w:r>
+      <w:proofErr w:type="spellStart"/>
+      <w:r>
+        <w:rPr>
+          <w:color w:val="000000" w:themeColor="text1"/>
+          <w:sz w:val="24"/>
+        </w:rPr>
+        <w:t>Regressor</w:t>
+      </w:r>
+      <w:proofErr w:type="spellEnd"/>
+      <w:r>
+        <w:rPr>
+          <w:color w:val="000000" w:themeColor="text1"/>
+          <w:sz w:val="24"/>
+        </w:rPr>
+        <w:t>, considerando variáveis como área plantada, dados climáticos (precipitação, temperatura, umidade e vento) e composição das culturas.</w:t>
+      </w:r>
+    </w:p>
+    <w:p>
+      <w:pPr>
+        <w:spacing w:after="0" w:line="240" w:lineRule="auto"/>
+        <w:rPr>
+          <w:color w:val="000000" w:themeColor="text1"/>
+          <w:sz w:val="24"/>
+        </w:rPr>
+      </w:pPr>
+      <w:r>
+        <w:rPr>
+          <w:color w:val="000000" w:themeColor="text1"/>
+          <w:sz w:val="24"/>
+        </w:rPr>
+        <w:t>Os resultados indicaram que as variáveis relacionadas à estrutura produtiva (como área plantada e proporção de culturas) possuem maior impacto na produtividade, enquanto as variáveis climáticas apresentaram influência secundária.</w:t>
+      </w:r>
+    </w:p>
+    <w:p>
+      <w:pPr>
+        <w:spacing w:after="0" w:line="240" w:lineRule="auto"/>
+        <w:rPr>
+          <w:color w:val="000000" w:themeColor="text1"/>
+          <w:sz w:val="24"/>
+        </w:rPr>
+      </w:pPr>
+    </w:p>
+    <w:p>
+      <w:pPr>
+        <w:spacing w:after="0" w:line="240" w:lineRule="auto"/>
+        <w:rPr>
+          <w:b/>
+          <w:bCs/>
+          <w:color w:val="000000" w:themeColor="text1"/>
+          <w:sz w:val="24"/>
+        </w:rPr>
+      </w:pPr>
+      <w:r>
+        <w:rPr>
+          <w:rFonts w:ascii="Segoe UI Emoji" w:hAnsi="Segoe UI Emoji" w:cs="Segoe UI Emoji"/>
+          <w:b/>
+          <w:bCs/>
+          <w:color w:val="000000" w:themeColor="text1"/>
+          <w:sz w:val="24"/>
+        </w:rPr>
+        <w:t>📊</w:t>
+      </w:r>
+      <w:r>
+        <w:rPr>
+          <w:b/>
+          <w:bCs/>
+          <w:color w:val="000000" w:themeColor="text1"/>
+          <w:sz w:val="24"/>
+        </w:rPr>
+        <w:t xml:space="preserve"> Tabela: Produção agrícola</w:t>
+      </w:r>
+    </w:p>
+    <w:tbl>
+      <w:tblPr>
+        <w:tblW w:w="0" w:type="auto"/>
+        <w:tblCellSpacing w:w="15" w:type="dxa"/>
+        <w:tblCellMar>
+          <w:top w:w="15" w:type="dxa"/>
+          <w:left w:w="15" w:type="dxa"/>
+          <w:bottom w:w="15" w:type="dxa"/>
+          <w:right w:w="15" w:type="dxa"/>
+        </w:tblCellMar>
+        <w:tblLook w:val="04A0" w:firstRow="1" w:lastRow="0" w:firstColumn="1" w:lastColumn="0" w:noHBand="0" w:noVBand="1"/>
+      </w:tblPr>
+      <w:tblGrid>
+        <w:gridCol w:w="1512"/>
+        <w:gridCol w:w="4051"/>
+      </w:tblGrid>
+      <w:tr>
+        <w:trPr>
+          <w:tblHeader/>
+          <w:tblCellSpacing w:w="15" w:type="dxa"/>
+        </w:trPr>
+        <w:tc>
+          <w:tcPr>
+            <w:tcW w:w="0" w:type="auto"/>
+            <w:vAlign w:val="center"/>
+            <w:hideMark/>
+          </w:tcPr>
+          <w:p>
+            <w:pPr>
+              <w:spacing w:after="0" w:line="240" w:lineRule="auto"/>
+              <w:rPr>
+                <w:b/>
+                <w:bCs/>
+                <w:color w:val="000000" w:themeColor="text1"/>
+                <w:sz w:val="24"/>
+              </w:rPr>
+            </w:pPr>
+            <w:r>
+              <w:rPr>
+                <w:b/>
+                <w:bCs/>
+                <w:color w:val="000000" w:themeColor="text1"/>
+                <w:sz w:val="24"/>
+              </w:rPr>
+              <w:t>Campo</w:t>
+            </w:r>
+          </w:p>
+        </w:tc>
+        <w:tc>
+          <w:tcPr>
+            <w:tcW w:w="0" w:type="auto"/>
+            <w:vAlign w:val="center"/>
+            <w:hideMark/>
+          </w:tcPr>
+          <w:p>
+            <w:pPr>
+              <w:spacing w:after="0" w:line="240" w:lineRule="auto"/>
+              <w:rPr>
+                <w:b/>
+                <w:bCs/>
+                <w:color w:val="000000" w:themeColor="text1"/>
+                <w:sz w:val="24"/>
+              </w:rPr>
+            </w:pPr>
+            <w:r>
+              <w:rPr>
+                <w:b/>
+                <w:bCs/>
+                <w:color w:val="000000" w:themeColor="text1"/>
+                <w:sz w:val="24"/>
+              </w:rPr>
+              <w:t>Descrição</w:t>
+            </w:r>
+          </w:p>
+        </w:tc>
+      </w:tr>
+      <w:tr>
+        <w:trPr>
+          <w:tblCellSpacing w:w="15" w:type="dxa"/>
+        </w:trPr>
+        <w:tc>
+          <w:tcPr>
+            <w:tcW w:w="0" w:type="auto"/>
+            <w:vAlign w:val="center"/>
+            <w:hideMark/>
+          </w:tcPr>
+          <w:p>
+            <w:pPr>
+              <w:spacing w:after="0" w:line="240" w:lineRule="auto"/>
+              <w:rPr>
+                <w:color w:val="000000" w:themeColor="text1"/>
+                <w:sz w:val="24"/>
+              </w:rPr>
+            </w:pPr>
+            <w:proofErr w:type="spellStart"/>
+            <w:r>
+              <w:rPr>
+                <w:color w:val="000000" w:themeColor="text1"/>
+                <w:sz w:val="24"/>
+              </w:rPr>
+              <w:t>cod_municipio</w:t>
+            </w:r>
+            <w:proofErr w:type="spellEnd"/>
+          </w:p>
+        </w:tc>
+        <w:tc>
+          <w:tcPr>
+            <w:tcW w:w="0" w:type="auto"/>
+            <w:vAlign w:val="center"/>
+            <w:hideMark/>
+          </w:tcPr>
+          <w:p>
+            <w:pPr>
+              <w:spacing w:after="0" w:line="240" w:lineRule="auto"/>
+              <w:rPr>
+                <w:color w:val="000000" w:themeColor="text1"/>
+                <w:sz w:val="24"/>
+              </w:rPr>
+            </w:pPr>
+            <w:r>
+              <w:rPr>
+                <w:color w:val="000000" w:themeColor="text1"/>
+                <w:sz w:val="24"/>
+              </w:rPr>
+              <w:t>Código IBGE do município</w:t>
+            </w:r>
+          </w:p>
+        </w:tc>
+      </w:tr>
+      <w:tr>
+        <w:trPr>
+          <w:tblCellSpacing w:w="15" w:type="dxa"/>
+        </w:trPr>
+        <w:tc>
+          <w:tcPr>
+            <w:tcW w:w="0" w:type="auto"/>
+            <w:vAlign w:val="center"/>
+            <w:hideMark/>
+          </w:tcPr>
+          <w:p>
+            <w:pPr>
+              <w:spacing w:after="0" w:line="240" w:lineRule="auto"/>
+              <w:rPr>
+                <w:color w:val="000000" w:themeColor="text1"/>
+                <w:sz w:val="24"/>
+              </w:rPr>
+            </w:pPr>
+            <w:r>
+              <w:rPr>
+                <w:color w:val="000000" w:themeColor="text1"/>
+                <w:sz w:val="24"/>
+              </w:rPr>
+              <w:t>ano</w:t>
+            </w:r>
+          </w:p>
+        </w:tc>
+        <w:tc>
+          <w:tcPr>
+            <w:tcW w:w="0" w:type="auto"/>
+            <w:vAlign w:val="center"/>
+            <w:hideMark/>
+          </w:tcPr>
+          <w:p>
+            <w:pPr>
+              <w:spacing w:after="0" w:line="240" w:lineRule="auto"/>
+              <w:rPr>
+                <w:color w:val="000000" w:themeColor="text1"/>
+                <w:sz w:val="24"/>
+              </w:rPr>
+            </w:pPr>
+            <w:r>
+              <w:rPr>
+                <w:color w:val="000000" w:themeColor="text1"/>
+                <w:sz w:val="24"/>
+              </w:rPr>
+              <w:t>Ano da observação</w:t>
+            </w:r>
+          </w:p>
+        </w:tc>
+      </w:tr>
+      <w:tr>
+        <w:trPr>
+          <w:tblCellSpacing w:w="15" w:type="dxa"/>
+        </w:trPr>
+        <w:tc>
+          <w:tcPr>
+            <w:tcW w:w="0" w:type="auto"/>
+            <w:vAlign w:val="center"/>
+            <w:hideMark/>
+          </w:tcPr>
+          <w:p>
+            <w:pPr>
+              <w:spacing w:after="0" w:line="240" w:lineRule="auto"/>
+              <w:rPr>
+                <w:color w:val="000000" w:themeColor="text1"/>
+                <w:sz w:val="24"/>
+              </w:rPr>
+            </w:pPr>
+            <w:r>
+              <w:rPr>
+                <w:color w:val="000000" w:themeColor="text1"/>
+                <w:sz w:val="24"/>
+              </w:rPr>
+              <w:t>produto</w:t>
+            </w:r>
+          </w:p>
+        </w:tc>
+        <w:tc>
+          <w:tcPr>
+            <w:tcW w:w="0" w:type="auto"/>
+            <w:vAlign w:val="center"/>
+            <w:hideMark/>
+          </w:tcPr>
+          <w:p>
+            <w:pPr>
+              <w:spacing w:after="0" w:line="240" w:lineRule="auto"/>
+              <w:rPr>
+                <w:color w:val="000000" w:themeColor="text1"/>
+                <w:sz w:val="24"/>
+              </w:rPr>
+            </w:pPr>
+            <w:r>
+              <w:rPr>
+                <w:color w:val="000000" w:themeColor="text1"/>
+                <w:sz w:val="24"/>
+              </w:rPr>
+              <w:t>Cultura (soja, milho, trigo, fumo)</w:t>
+            </w:r>
+          </w:p>
+        </w:tc>
+      </w:tr>
+      <w:tr>
+        <w:trPr>
+          <w:tblCellSpacing w:w="15" w:type="dxa"/>
+        </w:trPr>
+        <w:tc>
+          <w:tcPr>
+            <w:tcW w:w="0" w:type="auto"/>
+            <w:vAlign w:val="center"/>
+            <w:hideMark/>
+          </w:tcPr>
+          <w:p>
+            <w:pPr>
+              <w:spacing w:after="0" w:line="240" w:lineRule="auto"/>
+              <w:rPr>
+                <w:color w:val="000000" w:themeColor="text1"/>
+                <w:sz w:val="24"/>
+              </w:rPr>
+            </w:pPr>
+            <w:proofErr w:type="spellStart"/>
+            <w:r>
+              <w:rPr>
+                <w:color w:val="000000" w:themeColor="text1"/>
+                <w:sz w:val="24"/>
+              </w:rPr>
+              <w:t>variavel</w:t>
+            </w:r>
+            <w:proofErr w:type="spellEnd"/>
+          </w:p>
+        </w:tc>
+        <w:tc>
+          <w:tcPr>
+            <w:tcW w:w="0" w:type="auto"/>
+            <w:vAlign w:val="center"/>
+            <w:hideMark/>
+          </w:tcPr>
+          <w:p>
+            <w:pPr>
+              <w:spacing w:after="0" w:line="240" w:lineRule="auto"/>
+              <w:rPr>
+                <w:color w:val="000000" w:themeColor="text1"/>
+                <w:sz w:val="24"/>
+              </w:rPr>
+            </w:pPr>
+            <w:r>
+              <w:rPr>
+                <w:color w:val="000000" w:themeColor="text1"/>
+                <w:sz w:val="24"/>
+              </w:rPr>
+              <w:t>Tipo de indicador (produção, área, valor)</w:t>
+            </w:r>
+          </w:p>
+        </w:tc>
+      </w:tr>
+      <w:tr>
+        <w:trPr>
+          <w:tblCellSpacing w:w="15" w:type="dxa"/>
+        </w:trPr>
+        <w:tc>
+          <w:tcPr>
+            <w:tcW w:w="0" w:type="auto"/>
+            <w:vAlign w:val="center"/>
+            <w:hideMark/>
+          </w:tcPr>
+          <w:p>
+            <w:pPr>
+              <w:spacing w:after="0" w:line="240" w:lineRule="auto"/>
+              <w:rPr>
+                <w:color w:val="000000" w:themeColor="text1"/>
+                <w:sz w:val="24"/>
+              </w:rPr>
+            </w:pPr>
+            <w:r>
+              <w:rPr>
+                <w:color w:val="000000" w:themeColor="text1"/>
+                <w:sz w:val="24"/>
+              </w:rPr>
+              <w:t>valor</w:t>
+            </w:r>
+          </w:p>
+        </w:tc>
+        <w:tc>
+          <w:tcPr>
+            <w:tcW w:w="0" w:type="auto"/>
+            <w:vAlign w:val="center"/>
+            <w:hideMark/>
+          </w:tcPr>
+          <w:p>
+            <w:pPr>
+              <w:spacing w:after="0" w:line="240" w:lineRule="auto"/>
+              <w:rPr>
+                <w:color w:val="000000" w:themeColor="text1"/>
+                <w:sz w:val="24"/>
+              </w:rPr>
+            </w:pPr>
+            <w:r>
+              <w:rPr>
+                <w:color w:val="000000" w:themeColor="text1"/>
+                <w:sz w:val="24"/>
+              </w:rPr>
+              <w:t>Valor numérico da variável</w:t>
+            </w:r>
+          </w:p>
+        </w:tc>
+      </w:tr>
+    </w:tbl>
+    <w:p>
+      <w:pPr>
+        <w:spacing w:after="0" w:line="240" w:lineRule="auto"/>
+        <w:rPr>
+          <w:color w:val="000000" w:themeColor="text1"/>
+          <w:sz w:val="24"/>
+        </w:rPr>
+      </w:pPr>
+      <w:r>
+        <w:rPr>
+          <w:color w:val="000000" w:themeColor="text1"/>
+          <w:sz w:val="24"/>
+        </w:rPr>
+        <w:pict w14:anchorId="3D7CC4E4">
+          <v:rect id="_x0000_i1037" style="width:0;height:1.5pt" o:hralign="center" o:hrstd="t" o:hr="t" fillcolor="#a0a0a0" stroked="f"/>
+        </w:pict>
+      </w:r>
+    </w:p>
+    <w:p>
+      <w:pPr>
+        <w:spacing w:after="0" w:line="240" w:lineRule="auto"/>
+        <w:rPr>
+          <w:b/>
+          <w:bCs/>
+          <w:color w:val="000000" w:themeColor="text1"/>
+          <w:sz w:val="24"/>
+        </w:rPr>
+      </w:pPr>
+      <w:r>
+        <w:rPr>
+          <w:rFonts w:ascii="Segoe UI Emoji" w:hAnsi="Segoe UI Emoji" w:cs="Segoe UI Emoji"/>
+          <w:b/>
+          <w:bCs/>
+          <w:color w:val="000000" w:themeColor="text1"/>
+          <w:sz w:val="24"/>
+        </w:rPr>
+        <w:t>🌦️</w:t>
+      </w:r>
+      <w:r>
+        <w:rPr>
+          <w:b/>
+          <w:bCs/>
+          <w:color w:val="000000" w:themeColor="text1"/>
+          <w:sz w:val="24"/>
+        </w:rPr>
+        <w:t xml:space="preserve"> Tabela: Dados climáticos</w:t>
+      </w:r>
+    </w:p>
+    <w:tbl>
+      <w:tblPr>
+        <w:tblW w:w="0" w:type="auto"/>
+        <w:tblCellSpacing w:w="15" w:type="dxa"/>
+        <w:tblCellMar>
+          <w:top w:w="15" w:type="dxa"/>
+          <w:left w:w="15" w:type="dxa"/>
+          <w:bottom w:w="15" w:type="dxa"/>
+          <w:right w:w="15" w:type="dxa"/>
+        </w:tblCellMar>
+        <w:tblLook w:val="04A0" w:firstRow="1" w:lastRow="0" w:firstColumn="1" w:lastColumn="0" w:noHBand="0" w:noVBand="1"/>
+      </w:tblPr>
+      <w:tblGrid>
+        <w:gridCol w:w="1316"/>
+        <w:gridCol w:w="2153"/>
+      </w:tblGrid>
+      <w:tr>
+        <w:trPr>
+          <w:tblHeader/>
+          <w:tblCellSpacing w:w="15" w:type="dxa"/>
+        </w:trPr>
+        <w:tc>
+          <w:tcPr>
+            <w:tcW w:w="0" w:type="auto"/>
+            <w:vAlign w:val="center"/>
+            <w:hideMark/>
+          </w:tcPr>
+          <w:p>
+            <w:pPr>
+              <w:spacing w:after="0" w:line="240" w:lineRule="auto"/>
+              <w:rPr>
+                <w:b/>
+                <w:bCs/>
+                <w:color w:val="000000" w:themeColor="text1"/>
+                <w:sz w:val="24"/>
+              </w:rPr>
+            </w:pPr>
+            <w:r>
+              <w:rPr>
+                <w:b/>
+                <w:bCs/>
+                <w:color w:val="000000" w:themeColor="text1"/>
+                <w:sz w:val="24"/>
+              </w:rPr>
+              <w:t>Campo</w:t>
+            </w:r>
+          </w:p>
+        </w:tc>
+        <w:tc>
+          <w:tcPr>
+            <w:tcW w:w="0" w:type="auto"/>
+            <w:vAlign w:val="center"/>
+            <w:hideMark/>
+          </w:tcPr>
+          <w:p>
+            <w:pPr>
+              <w:spacing w:after="0" w:line="240" w:lineRule="auto"/>
+              <w:rPr>
+                <w:b/>
+                <w:bCs/>
+                <w:color w:val="000000" w:themeColor="text1"/>
+                <w:sz w:val="24"/>
+              </w:rPr>
+            </w:pPr>
+            <w:r>
+              <w:rPr>
+                <w:b/>
+                <w:bCs/>
+                <w:color w:val="000000" w:themeColor="text1"/>
+                <w:sz w:val="24"/>
+              </w:rPr>
+              <w:t>Descrição</w:t>
+            </w:r>
+          </w:p>
+        </w:tc>
+      </w:tr>
+      <w:tr>
+        <w:trPr>
+          <w:tblCellSpacing w:w="15" w:type="dxa"/>
+        </w:trPr>
+        <w:tc>
+          <w:tcPr>
+            <w:tcW w:w="0" w:type="auto"/>
+            <w:vAlign w:val="center"/>
+            <w:hideMark/>
+          </w:tcPr>
+          <w:p>
+            <w:pPr>
+              <w:spacing w:after="0" w:line="240" w:lineRule="auto"/>
+              <w:rPr>
+                <w:color w:val="000000" w:themeColor="text1"/>
+                <w:sz w:val="24"/>
+              </w:rPr>
+            </w:pPr>
+            <w:r>
+              <w:rPr>
+                <w:color w:val="000000" w:themeColor="text1"/>
+                <w:sz w:val="24"/>
+              </w:rPr>
+              <w:t>cidade</w:t>
+            </w:r>
+          </w:p>
+        </w:tc>
+        <w:tc>
+          <w:tcPr>
+            <w:tcW w:w="0" w:type="auto"/>
+            <w:vAlign w:val="center"/>
+            <w:hideMark/>
+          </w:tcPr>
+          <w:p>
+            <w:pPr>
+              <w:spacing w:after="0" w:line="240" w:lineRule="auto"/>
+              <w:rPr>
+                <w:color w:val="000000" w:themeColor="text1"/>
+                <w:sz w:val="24"/>
+              </w:rPr>
+            </w:pPr>
+            <w:r>
+              <w:rPr>
+                <w:color w:val="000000" w:themeColor="text1"/>
+                <w:sz w:val="24"/>
+              </w:rPr>
+              <w:t>Município da estação</w:t>
+            </w:r>
+          </w:p>
+        </w:tc>
+      </w:tr>
+      <w:tr>
+        <w:trPr>
+          <w:tblCellSpacing w:w="15" w:type="dxa"/>
+        </w:trPr>
+        <w:tc>
+          <w:tcPr>
+            <w:tcW w:w="0" w:type="auto"/>
+            <w:vAlign w:val="center"/>
+            <w:hideMark/>
+          </w:tcPr>
+          <w:p>
+            <w:pPr>
+              <w:spacing w:after="0" w:line="240" w:lineRule="auto"/>
+              <w:rPr>
+                <w:color w:val="000000" w:themeColor="text1"/>
+                <w:sz w:val="24"/>
+              </w:rPr>
+            </w:pPr>
+            <w:r>
+              <w:rPr>
+                <w:color w:val="000000" w:themeColor="text1"/>
+                <w:sz w:val="24"/>
+              </w:rPr>
+              <w:t>ano</w:t>
+            </w:r>
+          </w:p>
+        </w:tc>
+        <w:tc>
+          <w:tcPr>
+            <w:tcW w:w="0" w:type="auto"/>
+            <w:vAlign w:val="center"/>
+            <w:hideMark/>
+          </w:tcPr>
+          <w:p>
+            <w:pPr>
+              <w:spacing w:after="0" w:line="240" w:lineRule="auto"/>
+              <w:rPr>
+                <w:color w:val="000000" w:themeColor="text1"/>
+                <w:sz w:val="24"/>
+              </w:rPr>
+            </w:pPr>
+            <w:r>
+              <w:rPr>
+                <w:color w:val="000000" w:themeColor="text1"/>
+                <w:sz w:val="24"/>
+              </w:rPr>
+              <w:t>Ano</w:t>
+            </w:r>
+          </w:p>
+        </w:tc>
+      </w:tr>
+      <w:tr>
+        <w:trPr>
+          <w:tblCellSpacing w:w="15" w:type="dxa"/>
+        </w:trPr>
+        <w:tc>
+          <w:tcPr>
+            <w:tcW w:w="0" w:type="auto"/>
+            <w:vAlign w:val="center"/>
+            <w:hideMark/>
+          </w:tcPr>
+          <w:p>
+            <w:pPr>
+              <w:spacing w:after="0" w:line="240" w:lineRule="auto"/>
+              <w:rPr>
+                <w:color w:val="000000" w:themeColor="text1"/>
+                <w:sz w:val="24"/>
+              </w:rPr>
+            </w:pPr>
+            <w:proofErr w:type="spellStart"/>
+            <w:r>
+              <w:rPr>
+                <w:color w:val="000000" w:themeColor="text1"/>
+                <w:sz w:val="24"/>
+              </w:rPr>
+              <w:t>precipitacao</w:t>
+            </w:r>
+            <w:proofErr w:type="spellEnd"/>
+          </w:p>
+        </w:tc>
+        <w:tc>
+          <w:tcPr>
+            <w:tcW w:w="0" w:type="auto"/>
+            <w:vAlign w:val="center"/>
+            <w:hideMark/>
+          </w:tcPr>
+          <w:p>
+            <w:pPr>
+              <w:spacing w:after="0" w:line="240" w:lineRule="auto"/>
+              <w:rPr>
+                <w:color w:val="000000" w:themeColor="text1"/>
+                <w:sz w:val="24"/>
+              </w:rPr>
+            </w:pPr>
+            <w:r>
+              <w:rPr>
+                <w:color w:val="000000" w:themeColor="text1"/>
+                <w:sz w:val="24"/>
+              </w:rPr>
+              <w:t>Volume de chuva</w:t>
+            </w:r>
+          </w:p>
+        </w:tc>
+      </w:tr>
+      <w:tr>
+        <w:trPr>
+          <w:tblCellSpacing w:w="15" w:type="dxa"/>
+        </w:trPr>
+        <w:tc>
+          <w:tcPr>
+            <w:tcW w:w="0" w:type="auto"/>
+            <w:vAlign w:val="center"/>
+            <w:hideMark/>
+          </w:tcPr>
+          <w:p>
+            <w:pPr>
+              <w:spacing w:after="0" w:line="240" w:lineRule="auto"/>
+              <w:rPr>
+                <w:color w:val="000000" w:themeColor="text1"/>
+                <w:sz w:val="24"/>
+              </w:rPr>
+            </w:pPr>
+            <w:r>
+              <w:rPr>
+                <w:color w:val="000000" w:themeColor="text1"/>
+                <w:sz w:val="24"/>
+              </w:rPr>
+              <w:t>temperatura</w:t>
+            </w:r>
+          </w:p>
+        </w:tc>
+        <w:tc>
+          <w:tcPr>
+            <w:tcW w:w="0" w:type="auto"/>
+            <w:vAlign w:val="center"/>
+            <w:hideMark/>
+          </w:tcPr>
+          <w:p>
+            <w:pPr>
+              <w:spacing w:after="0" w:line="240" w:lineRule="auto"/>
+              <w:rPr>
+                <w:color w:val="000000" w:themeColor="text1"/>
+                <w:sz w:val="24"/>
+              </w:rPr>
+            </w:pPr>
+            <w:r>
+              <w:rPr>
+                <w:color w:val="000000" w:themeColor="text1"/>
+                <w:sz w:val="24"/>
+              </w:rPr>
+              <w:t>Temperatura média</w:t>
+            </w:r>
+          </w:p>
+        </w:tc>
+      </w:tr>
+      <w:tr>
+        <w:trPr>
+          <w:tblCellSpacing w:w="15" w:type="dxa"/>
+        </w:trPr>
+        <w:tc>
+          <w:tcPr>
+            <w:tcW w:w="0" w:type="auto"/>
+            <w:vAlign w:val="center"/>
+            <w:hideMark/>
+          </w:tcPr>
+          <w:p>
+            <w:pPr>
+              <w:spacing w:after="0" w:line="240" w:lineRule="auto"/>
+              <w:rPr>
+                <w:color w:val="000000" w:themeColor="text1"/>
+                <w:sz w:val="24"/>
+              </w:rPr>
+            </w:pPr>
+            <w:r>
+              <w:rPr>
+                <w:color w:val="000000" w:themeColor="text1"/>
+                <w:sz w:val="24"/>
+              </w:rPr>
+              <w:t>umidade</w:t>
+            </w:r>
+          </w:p>
+        </w:tc>
+        <w:tc>
+          <w:tcPr>
+            <w:tcW w:w="0" w:type="auto"/>
+            <w:vAlign w:val="center"/>
+            <w:hideMark/>
+          </w:tcPr>
+          <w:p>
+            <w:pPr>
+              <w:spacing w:after="0" w:line="240" w:lineRule="auto"/>
+              <w:rPr>
+                <w:color w:val="000000" w:themeColor="text1"/>
+                <w:sz w:val="24"/>
+              </w:rPr>
+            </w:pPr>
+            <w:r>
+              <w:rPr>
+                <w:color w:val="000000" w:themeColor="text1"/>
+                <w:sz w:val="24"/>
+              </w:rPr>
+              <w:t>Umidade relativa</w:t>
+            </w:r>
+          </w:p>
+        </w:tc>
+      </w:tr>
+      <w:tr>
+        <w:trPr>
+          <w:tblCellSpacing w:w="15" w:type="dxa"/>
+        </w:trPr>
+        <w:tc>
+          <w:tcPr>
+            <w:tcW w:w="0" w:type="auto"/>
+            <w:vAlign w:val="center"/>
+            <w:hideMark/>
+          </w:tcPr>
+          <w:p>
+            <w:pPr>
+              <w:spacing w:after="0" w:line="240" w:lineRule="auto"/>
+              <w:rPr>
+                <w:color w:val="000000" w:themeColor="text1"/>
+                <w:sz w:val="24"/>
+              </w:rPr>
+            </w:pPr>
+            <w:r>
+              <w:rPr>
+                <w:color w:val="000000" w:themeColor="text1"/>
+                <w:sz w:val="24"/>
+              </w:rPr>
+              <w:t>vento</w:t>
+            </w:r>
+          </w:p>
+        </w:tc>
+        <w:tc>
+          <w:tcPr>
+            <w:tcW w:w="0" w:type="auto"/>
+            <w:vAlign w:val="center"/>
+            <w:hideMark/>
+          </w:tcPr>
+          <w:p>
+            <w:pPr>
+              <w:spacing w:after="0" w:line="240" w:lineRule="auto"/>
+              <w:rPr>
+                <w:color w:val="000000" w:themeColor="text1"/>
+                <w:sz w:val="24"/>
+              </w:rPr>
+            </w:pPr>
+            <w:r>
+              <w:rPr>
+                <w:color w:val="000000" w:themeColor="text1"/>
+                <w:sz w:val="24"/>
+              </w:rPr>
+              <w:t>Velocidade do vento</w:t>
+            </w:r>
+          </w:p>
+        </w:tc>
+      </w:tr>
+    </w:tbl>
+    <w:p>
+      <w:pPr>
+        <w:spacing w:after="0" w:line="240" w:lineRule="auto"/>
+        <w:rPr>
+          <w:color w:val="000000" w:themeColor="text1"/>
+          <w:sz w:val="24"/>
+        </w:rPr>
+      </w:pPr>
+      <w:r>
+        <w:rPr>
+          <w:color w:val="000000" w:themeColor="text1"/>
+          <w:sz w:val="24"/>
+        </w:rPr>
+        <w:pict w14:anchorId="769A313F">
+          <v:rect id="_x0000_i1038" style="width:0;height:1.5pt" o:hralign="center" o:hrstd="t" o:hr="t" fillcolor="#a0a0a0" stroked="f"/>
+        </w:pict>
+      </w:r>
+    </w:p>
+    <w:p>
+      <w:pPr>
+        <w:spacing w:after="0" w:line="240" w:lineRule="auto"/>
+        <w:rPr>
+          <w:b/>
+          <w:bCs/>
+          <w:color w:val="000000" w:themeColor="text1"/>
+          <w:sz w:val="24"/>
+        </w:rPr>
+      </w:pPr>
+      <w:r>
+        <w:rPr>
+          <w:rFonts w:ascii="Segoe UI Emoji" w:hAnsi="Segoe UI Emoji" w:cs="Segoe UI Emoji"/>
+          <w:b/>
+          <w:bCs/>
+          <w:color w:val="000000" w:themeColor="text1"/>
+          <w:sz w:val="24"/>
+        </w:rPr>
+        <w:t>🌎</w:t>
+      </w:r>
+      <w:r>
+        <w:rPr>
+          <w:b/>
+          <w:bCs/>
+          <w:color w:val="000000" w:themeColor="text1"/>
+          <w:sz w:val="24"/>
+        </w:rPr>
+        <w:t xml:space="preserve"> Tabela: Dados geográficos</w:t>
+      </w:r>
+    </w:p>
+    <w:tbl>
+      <w:tblPr>
+        <w:tblW w:w="0" w:type="auto"/>
+        <w:tblCellSpacing w:w="15" w:type="dxa"/>
+        <w:tblCellMar>
+          <w:top w:w="15" w:type="dxa"/>
+          <w:left w:w="15" w:type="dxa"/>
+          <w:bottom w:w="15" w:type="dxa"/>
+          <w:right w:w="15" w:type="dxa"/>
+        </w:tblCellMar>
+        <w:tblLook w:val="04A0" w:firstRow="1" w:lastRow="0" w:firstColumn="1" w:lastColumn="0" w:noHBand="0" w:noVBand="1"/>
+      </w:tblPr>
+      <w:tblGrid>
+        <w:gridCol w:w="1807"/>
+        <w:gridCol w:w="1993"/>
+      </w:tblGrid>
+      <w:tr>
+        <w:trPr>
+          <w:tblHeader/>
+          <w:tblCellSpacing w:w="15" w:type="dxa"/>
+        </w:trPr>
+        <w:tc>
+          <w:tcPr>
+            <w:tcW w:w="0" w:type="auto"/>
+            <w:vAlign w:val="center"/>
+            <w:hideMark/>
+          </w:tcPr>
+          <w:p>
+            <w:pPr>
+              <w:spacing w:after="0" w:line="240" w:lineRule="auto"/>
+              <w:rPr>
+                <w:b/>
+                <w:bCs/>
+                <w:color w:val="000000" w:themeColor="text1"/>
+                <w:sz w:val="24"/>
+              </w:rPr>
+            </w:pPr>
+            <w:r>
+              <w:rPr>
+                <w:b/>
+                <w:bCs/>
+                <w:color w:val="000000" w:themeColor="text1"/>
+                <w:sz w:val="24"/>
+              </w:rPr>
+              <w:t>Campo</w:t>
+            </w:r>
+          </w:p>
+        </w:tc>
+        <w:tc>
+          <w:tcPr>
+            <w:tcW w:w="0" w:type="auto"/>
+            <w:vAlign w:val="center"/>
+            <w:hideMark/>
+          </w:tcPr>
+          <w:p>
+            <w:pPr>
+              <w:spacing w:after="0" w:line="240" w:lineRule="auto"/>
+              <w:rPr>
+                <w:b/>
+                <w:bCs/>
+                <w:color w:val="000000" w:themeColor="text1"/>
+                <w:sz w:val="24"/>
+              </w:rPr>
+            </w:pPr>
+            <w:r>
+              <w:rPr>
+                <w:b/>
+                <w:bCs/>
+                <w:color w:val="000000" w:themeColor="text1"/>
+                <w:sz w:val="24"/>
+              </w:rPr>
+              <w:t>Descrição</w:t>
+            </w:r>
+          </w:p>
+        </w:tc>
+      </w:tr>
+      <w:tr>
+        <w:trPr>
+          <w:tblCellSpacing w:w="15" w:type="dxa"/>
+        </w:trPr>
+        <w:tc>
+          <w:tcPr>
+            <w:tcW w:w="0" w:type="auto"/>
+            <w:vAlign w:val="center"/>
+            <w:hideMark/>
+          </w:tcPr>
+          <w:p>
+            <w:pPr>
+              <w:spacing w:after="0" w:line="240" w:lineRule="auto"/>
+              <w:rPr>
+                <w:color w:val="000000" w:themeColor="text1"/>
+                <w:sz w:val="24"/>
+              </w:rPr>
+            </w:pPr>
+            <w:proofErr w:type="spellStart"/>
+            <w:r>
+              <w:rPr>
+                <w:color w:val="000000" w:themeColor="text1"/>
+                <w:sz w:val="24"/>
+              </w:rPr>
+              <w:t>codigo_municipio</w:t>
+            </w:r>
+            <w:proofErr w:type="spellEnd"/>
+          </w:p>
+        </w:tc>
+        <w:tc>
+          <w:tcPr>
+            <w:tcW w:w="0" w:type="auto"/>
+            <w:vAlign w:val="center"/>
+            <w:hideMark/>
+          </w:tcPr>
+          <w:p>
+            <w:pPr>
+              <w:spacing w:after="0" w:line="240" w:lineRule="auto"/>
+              <w:rPr>
+                <w:color w:val="000000" w:themeColor="text1"/>
+                <w:sz w:val="24"/>
+              </w:rPr>
+            </w:pPr>
+            <w:r>
+              <w:rPr>
+                <w:color w:val="000000" w:themeColor="text1"/>
+                <w:sz w:val="24"/>
+              </w:rPr>
+              <w:t>Código IBGE</w:t>
+            </w:r>
+          </w:p>
+        </w:tc>
+      </w:tr>
+      <w:tr>
+        <w:trPr>
+          <w:tblCellSpacing w:w="15" w:type="dxa"/>
+        </w:trPr>
+        <w:tc>
+          <w:tcPr>
+            <w:tcW w:w="0" w:type="auto"/>
+            <w:vAlign w:val="center"/>
+            <w:hideMark/>
+          </w:tcPr>
+          <w:p>
+            <w:pPr>
+              <w:spacing w:after="0" w:line="240" w:lineRule="auto"/>
+              <w:rPr>
+                <w:color w:val="000000" w:themeColor="text1"/>
+                <w:sz w:val="24"/>
+              </w:rPr>
+            </w:pPr>
+            <w:proofErr w:type="spellStart"/>
+            <w:r>
+              <w:rPr>
+                <w:color w:val="000000" w:themeColor="text1"/>
+                <w:sz w:val="24"/>
+              </w:rPr>
+              <w:t>nome_municipio</w:t>
+            </w:r>
+            <w:proofErr w:type="spellEnd"/>
+          </w:p>
+        </w:tc>
+        <w:tc>
+          <w:tcPr>
+            <w:tcW w:w="0" w:type="auto"/>
+            <w:vAlign w:val="center"/>
+            <w:hideMark/>
+          </w:tcPr>
+          <w:p>
+            <w:pPr>
+              <w:spacing w:after="0" w:line="240" w:lineRule="auto"/>
+              <w:rPr>
+                <w:color w:val="000000" w:themeColor="text1"/>
+                <w:sz w:val="24"/>
+              </w:rPr>
+            </w:pPr>
+            <w:r>
+              <w:rPr>
+                <w:color w:val="000000" w:themeColor="text1"/>
+                <w:sz w:val="24"/>
+              </w:rPr>
+              <w:t>Nome do município</w:t>
+            </w:r>
+          </w:p>
+        </w:tc>
+      </w:tr>
+      <w:tr>
+        <w:trPr>
+          <w:tblCellSpacing w:w="15" w:type="dxa"/>
+        </w:trPr>
+        <w:tc>
+          <w:tcPr>
+            <w:tcW w:w="0" w:type="auto"/>
+            <w:vAlign w:val="center"/>
+            <w:hideMark/>
+          </w:tcPr>
+          <w:p>
+            <w:pPr>
+              <w:spacing w:after="0" w:line="240" w:lineRule="auto"/>
+              <w:rPr>
+                <w:color w:val="000000" w:themeColor="text1"/>
+                <w:sz w:val="24"/>
+              </w:rPr>
+            </w:pPr>
+            <w:proofErr w:type="spellStart"/>
+            <w:r>
+              <w:rPr>
+                <w:color w:val="000000" w:themeColor="text1"/>
+                <w:sz w:val="24"/>
+              </w:rPr>
+              <w:t>regiao_imediata</w:t>
+            </w:r>
+            <w:proofErr w:type="spellEnd"/>
+          </w:p>
+        </w:tc>
+        <w:tc>
+          <w:tcPr>
+            <w:tcW w:w="0" w:type="auto"/>
+            <w:vAlign w:val="center"/>
+            <w:hideMark/>
+          </w:tcPr>
+          <w:p>
+            <w:pPr>
+              <w:spacing w:after="0" w:line="240" w:lineRule="auto"/>
+              <w:rPr>
+                <w:color w:val="000000" w:themeColor="text1"/>
+                <w:sz w:val="24"/>
+              </w:rPr>
+            </w:pPr>
+            <w:r>
+              <w:rPr>
+                <w:color w:val="000000" w:themeColor="text1"/>
+                <w:sz w:val="24"/>
+              </w:rPr>
+              <w:t>Região geográfica</w:t>
+            </w:r>
+          </w:p>
+        </w:tc>
+      </w:tr>
+    </w:tbl>
+    <w:p>
+      <w:pPr>
+        <w:spacing w:after="0" w:line="240" w:lineRule="auto"/>
+        <w:rPr>
+          <w:color w:val="000000" w:themeColor="text1"/>
+          <w:sz w:val="24"/>
+        </w:rPr>
+      </w:pPr>
+    </w:p>
+    <w:p>
+      <w:pPr>
+        <w:spacing w:after="0" w:line="240" w:lineRule="auto"/>
+        <w:rPr>
+          <w:color w:val="000000" w:themeColor="text1"/>
+          <w:sz w:val="24"/>
+        </w:rPr>
+      </w:pPr>
     </w:p>
     <w:sectPr>
       <w:headerReference w:type="default" r:id="rId11"/>
@@ -5149,7 +6436,6 @@
   <w:style w:type="character" w:default="1" w:styleId="Fontepargpadro">
     <w:name w:val="Default Paragraph Font"/>
     <w:uiPriority w:val="1"/>
-    <w:semiHidden/>
     <w:unhideWhenUsed/>
   </w:style>
   <w:style w:type="table" w:default="1" w:styleId="Tabelanormal">
@@ -5679,14 +6965,19 @@
 </file>
 
 <file path=customXml/item1.xml><?xml version="1.0" encoding="utf-8"?>
-<p:properties xmlns:p="http://schemas.microsoft.com/office/2006/metadata/properties" xmlns:xsi="http://www.w3.org/2001/XMLSchema-instance" xmlns:pc="http://schemas.microsoft.com/office/infopath/2007/PartnerControls">
-  <documentManagement>
-    <_activity xmlns="73bd2b1f-886a-4f1d-b0bb-23f49d491aa9" xsi:nil="true"/>
-  </documentManagement>
-</p:properties>
+<b:Sources xmlns:b="http://schemas.openxmlformats.org/officeDocument/2006/bibliography" xmlns="http://schemas.openxmlformats.org/officeDocument/2006/bibliography" SelectedStyle="\APASixthEditionOfficeOnline.xsl" StyleName="APA" Version="6"/>
 </file>
 
 <file path=customXml/item2.xml><?xml version="1.0" encoding="utf-8"?>
+<?mso-contentType ?>
+<FormTemplates xmlns="http://schemas.microsoft.com/sharepoint/v3/contenttype/forms">
+  <Display>DocumentLibraryForm</Display>
+  <Edit>DocumentLibraryForm</Edit>
+  <New>DocumentLibraryForm</New>
+</FormTemplates>
+</file>
+
+<file path=customXml/item3.xml><?xml version="1.0" encoding="utf-8"?>
 <ct:contentTypeSchema xmlns:ct="http://schemas.microsoft.com/office/2006/metadata/contentType" xmlns:ma="http://schemas.microsoft.com/office/2006/metadata/properties/metaAttributes" ct:_="" ma:_="" ma:contentTypeName="Documento" ma:contentTypeID="0x010100B048A1A6D184364FB502BBB6EBF2C3D9" ma:contentTypeVersion="14" ma:contentTypeDescription="Crie um novo documento." ma:contentTypeScope="" ma:versionID="d7146710810563b9c6e4c1a91b60f5f9">
   <xsd:schema xmlns:xsd="http://www.w3.org/2001/XMLSchema" xmlns:xs="http://www.w3.org/2001/XMLSchema" xmlns:p="http://schemas.microsoft.com/office/2006/metadata/properties" xmlns:ns3="73bd2b1f-886a-4f1d-b0bb-23f49d491aa9" xmlns:ns4="85818a3c-b8e7-4f75-b80a-610982c277d3" targetNamespace="http://schemas.microsoft.com/office/2006/metadata/properties" ma:root="true" ma:fieldsID="8b8875638ef7369d6012dd60a980de1b" ns3:_="" ns4:_="">
     <xsd:import namespace="73bd2b1f-886a-4f1d-b0bb-23f49d491aa9"/>
@@ -5915,30 +7206,31 @@
 </ct:contentTypeSchema>
 </file>
 
-<file path=customXml/item3.xml><?xml version="1.0" encoding="utf-8"?>
-<?mso-contentType ?>
-<FormTemplates xmlns="http://schemas.microsoft.com/sharepoint/v3/contenttype/forms">
-  <Display>DocumentLibraryForm</Display>
-  <Edit>DocumentLibraryForm</Edit>
-  <New>DocumentLibraryForm</New>
-</FormTemplates>
-</file>
-
 <file path=customXml/item4.xml><?xml version="1.0" encoding="utf-8"?>
-<b:Sources xmlns:b="http://schemas.openxmlformats.org/officeDocument/2006/bibliography" xmlns="http://schemas.openxmlformats.org/officeDocument/2006/bibliography" SelectedStyle="\APASixthEditionOfficeOnline.xsl" StyleName="APA" Version="6"/>
+<p:properties xmlns:p="http://schemas.microsoft.com/office/2006/metadata/properties" xmlns:xsi="http://www.w3.org/2001/XMLSchema-instance" xmlns:pc="http://schemas.microsoft.com/office/infopath/2007/PartnerControls">
+  <documentManagement>
+    <_activity xmlns="73bd2b1f-886a-4f1d-b0bb-23f49d491aa9" xsi:nil="true"/>
+  </documentManagement>
+</p:properties>
 </file>
 
 <file path=customXml/itemProps1.xml><?xml version="1.0" encoding="utf-8"?>
-<ds:datastoreItem xmlns:ds="http://schemas.openxmlformats.org/officeDocument/2006/customXml" ds:itemID="{10811A0B-354D-477E-AF27-C929DD9532C2}">
+<ds:datastoreItem xmlns:ds="http://schemas.openxmlformats.org/officeDocument/2006/customXml" ds:itemID="{F61111CE-2DDF-46E8-9D66-B3D8C921A39E}">
   <ds:schemaRefs>
-    <ds:schemaRef ds:uri="http://schemas.microsoft.com/office/2006/metadata/properties"/>
-    <ds:schemaRef ds:uri="http://schemas.microsoft.com/office/infopath/2007/PartnerControls"/>
-    <ds:schemaRef ds:uri="73bd2b1f-886a-4f1d-b0bb-23f49d491aa9"/>
+    <ds:schemaRef ds:uri="http://schemas.openxmlformats.org/officeDocument/2006/bibliography"/>
   </ds:schemaRefs>
 </ds:datastoreItem>
 </file>
 
 <file path=customXml/itemProps2.xml><?xml version="1.0" encoding="utf-8"?>
+<ds:datastoreItem xmlns:ds="http://schemas.openxmlformats.org/officeDocument/2006/customXml" ds:itemID="{0593B9FC-456C-46BA-ABE7-4E86A6CE6864}">
+  <ds:schemaRefs>
+    <ds:schemaRef ds:uri="http://schemas.microsoft.com/sharepoint/v3/contenttype/forms"/>
+  </ds:schemaRefs>
+</ds:datastoreItem>
+</file>
+
+<file path=customXml/itemProps3.xml><?xml version="1.0" encoding="utf-8"?>
 <ds:datastoreItem xmlns:ds="http://schemas.openxmlformats.org/officeDocument/2006/customXml" ds:itemID="{D06ADA8E-DF43-49D2-A0A1-50B9B3A2B035}">
   <ds:schemaRefs>
     <ds:schemaRef ds:uri="http://schemas.microsoft.com/office/2006/metadata/contentType"/>
@@ -5957,18 +7249,12 @@
 </ds:datastoreItem>
 </file>
 
-<file path=customXml/itemProps3.xml><?xml version="1.0" encoding="utf-8"?>
-<ds:datastoreItem xmlns:ds="http://schemas.openxmlformats.org/officeDocument/2006/customXml" ds:itemID="{0593B9FC-456C-46BA-ABE7-4E86A6CE6864}">
+<file path=customXml/itemProps4.xml><?xml version="1.0" encoding="utf-8"?>
+<ds:datastoreItem xmlns:ds="http://schemas.openxmlformats.org/officeDocument/2006/customXml" ds:itemID="{10811A0B-354D-477E-AF27-C929DD9532C2}">
   <ds:schemaRefs>
-    <ds:schemaRef ds:uri="http://schemas.microsoft.com/sharepoint/v3/contenttype/forms"/>
-  </ds:schemaRefs>
-</ds:datastoreItem>
-</file>
-
-<file path=customXml/itemProps4.xml><?xml version="1.0" encoding="utf-8"?>
-<ds:datastoreItem xmlns:ds="http://schemas.openxmlformats.org/officeDocument/2006/customXml" ds:itemID="{F61111CE-2DDF-46E8-9D66-B3D8C921A39E}">
-  <ds:schemaRefs>
-    <ds:schemaRef ds:uri="http://schemas.openxmlformats.org/officeDocument/2006/bibliography"/>
+    <ds:schemaRef ds:uri="http://schemas.microsoft.com/office/2006/metadata/properties"/>
+    <ds:schemaRef ds:uri="http://schemas.microsoft.com/office/infopath/2007/PartnerControls"/>
+    <ds:schemaRef ds:uri="73bd2b1f-886a-4f1d-b0bb-23f49d491aa9"/>
   </ds:schemaRefs>
 </ds:datastoreItem>
 </file>
--- a/documents/Template - Fase 2 - Projeto em Business Intelligence e Analytics.docx
+++ b/documents/Template - Fase 2 - Projeto em Business Intelligence e Analytics.docx
@@ -2061,181 +2061,7 @@
     <w:p>
       <w:pPr>
         <w:spacing w:after="0" w:line="240" w:lineRule="auto"/>
-        <w:jc w:val="both"/>
-        <w:rPr>
-          <w:rFonts w:asciiTheme="minorHAnsi" w:hAnsiTheme="minorHAnsi" w:cstheme="minorHAnsi"/>
-          <w:bCs/>
-          <w:color w:val="7B7B7B" w:themeColor="accent3" w:themeShade="BF"/>
-          <w:szCs w:val="21"/>
-        </w:rPr>
-      </w:pPr>
-      <w:r>
-        <w:rPr>
-          <w:rFonts w:asciiTheme="minorHAnsi" w:hAnsiTheme="minorHAnsi" w:cstheme="minorHAnsi"/>
-          <w:bCs/>
-          <w:color w:val="7B7B7B" w:themeColor="accent3" w:themeShade="BF"/>
-          <w:szCs w:val="21"/>
-        </w:rPr>
-        <w:t>Descreva a solução implementada. Link para o código fonte, dicionário de dados, dashboards e análises realizadas.</w:t>
-      </w:r>
-      <w:r>
-        <w:rPr>
-          <w:rFonts w:asciiTheme="minorHAnsi" w:hAnsiTheme="minorHAnsi" w:cstheme="minorHAnsi"/>
-          <w:bCs/>
-          <w:color w:val="7B7B7B" w:themeColor="accent3" w:themeShade="BF"/>
-          <w:szCs w:val="21"/>
-        </w:rPr>
-        <w:t xml:space="preserve"> No </w:t>
-      </w:r>
-      <w:r>
-        <w:rPr>
-          <w:rFonts w:asciiTheme="minorHAnsi" w:hAnsiTheme="minorHAnsi" w:cstheme="minorHAnsi"/>
-          <w:bCs/>
-          <w:color w:val="7B7B7B" w:themeColor="accent3" w:themeShade="BF"/>
-          <w:szCs w:val="21"/>
-        </w:rPr>
-        <w:t xml:space="preserve">Link de acesso para o repositório na plataforma </w:t>
-      </w:r>
-      <w:r>
-        <w:rPr>
-          <w:rFonts w:asciiTheme="minorHAnsi" w:hAnsiTheme="minorHAnsi" w:cstheme="minorHAnsi"/>
-          <w:bCs/>
-          <w:color w:val="7B7B7B" w:themeColor="accent3" w:themeShade="BF"/>
-          <w:szCs w:val="21"/>
-        </w:rPr>
-        <w:t>GitHub</w:t>
-      </w:r>
-      <w:r>
-        <w:rPr>
-          <w:rFonts w:asciiTheme="minorHAnsi" w:hAnsiTheme="minorHAnsi" w:cstheme="minorHAnsi"/>
-          <w:bCs/>
-          <w:color w:val="7B7B7B" w:themeColor="accent3" w:themeShade="BF"/>
-          <w:szCs w:val="21"/>
-        </w:rPr>
-        <w:t xml:space="preserve"> </w:t>
-      </w:r>
-      <w:r>
-        <w:rPr>
-          <w:rFonts w:asciiTheme="minorHAnsi" w:hAnsiTheme="minorHAnsi" w:cstheme="minorHAnsi"/>
-          <w:bCs/>
-          <w:color w:val="7B7B7B" w:themeColor="accent3" w:themeShade="BF"/>
-          <w:szCs w:val="21"/>
-        </w:rPr>
-        <w:t>apresente</w:t>
-      </w:r>
-      <w:r>
-        <w:rPr>
-          <w:rFonts w:asciiTheme="minorHAnsi" w:hAnsiTheme="minorHAnsi" w:cstheme="minorHAnsi"/>
-          <w:bCs/>
-          <w:color w:val="7B7B7B" w:themeColor="accent3" w:themeShade="BF"/>
-          <w:szCs w:val="21"/>
-        </w:rPr>
-        <w:t>:</w:t>
-      </w:r>
-    </w:p>
-    <w:p>
-      <w:pPr>
-        <w:spacing w:after="0" w:line="240" w:lineRule="auto"/>
-        <w:jc w:val="both"/>
-        <w:rPr>
-          <w:rFonts w:asciiTheme="minorHAnsi" w:hAnsiTheme="minorHAnsi" w:cstheme="minorHAnsi"/>
-          <w:bCs/>
-          <w:color w:val="7B7B7B" w:themeColor="accent3" w:themeShade="BF"/>
-          <w:szCs w:val="21"/>
-        </w:rPr>
-      </w:pPr>
-      <w:r>
-        <w:rPr>
-          <w:rFonts w:asciiTheme="minorHAnsi" w:hAnsiTheme="minorHAnsi" w:cstheme="minorHAnsi"/>
-          <w:bCs/>
-          <w:color w:val="7B7B7B" w:themeColor="accent3" w:themeShade="BF"/>
-          <w:szCs w:val="21"/>
-        </w:rPr>
-        <w:t xml:space="preserve">• </w:t>
-      </w:r>
-      <w:r>
-        <w:rPr>
-          <w:rFonts w:asciiTheme="minorHAnsi" w:hAnsiTheme="minorHAnsi" w:cstheme="minorHAnsi"/>
-          <w:bCs/>
-          <w:color w:val="7B7B7B" w:themeColor="accent3" w:themeShade="BF"/>
-          <w:szCs w:val="21"/>
-        </w:rPr>
-        <w:t>Código fonte de preparação, coleta, limpeza, processamento de dados.</w:t>
-      </w:r>
-    </w:p>
-    <w:p>
-      <w:pPr>
-        <w:spacing w:after="0" w:line="240" w:lineRule="auto"/>
-        <w:jc w:val="both"/>
-        <w:rPr>
-          <w:rFonts w:asciiTheme="minorHAnsi" w:hAnsiTheme="minorHAnsi" w:cstheme="minorHAnsi"/>
-          <w:bCs/>
-          <w:color w:val="7B7B7B" w:themeColor="accent3" w:themeShade="BF"/>
-          <w:szCs w:val="21"/>
-        </w:rPr>
-      </w:pPr>
-      <w:r>
-        <w:rPr>
-          <w:rFonts w:asciiTheme="minorHAnsi" w:hAnsiTheme="minorHAnsi" w:cstheme="minorHAnsi"/>
-          <w:bCs/>
-          <w:color w:val="7B7B7B" w:themeColor="accent3" w:themeShade="BF"/>
-          <w:szCs w:val="21"/>
-        </w:rPr>
-        <w:t xml:space="preserve">• </w:t>
-      </w:r>
-      <w:r>
-        <w:rPr>
-          <w:rFonts w:asciiTheme="minorHAnsi" w:hAnsiTheme="minorHAnsi" w:cstheme="minorHAnsi"/>
-          <w:bCs/>
-          <w:color w:val="7B7B7B" w:themeColor="accent3" w:themeShade="BF"/>
-          <w:szCs w:val="21"/>
-        </w:rPr>
-        <w:t>Os Dashboards (visualizações) publicados na ferramenta escolhid</w:t>
-      </w:r>
-      <w:r>
-        <w:rPr>
-          <w:rFonts w:asciiTheme="minorHAnsi" w:hAnsiTheme="minorHAnsi" w:cstheme="minorHAnsi"/>
-          <w:bCs/>
-          <w:color w:val="7B7B7B" w:themeColor="accent3" w:themeShade="BF"/>
-          <w:szCs w:val="21"/>
-        </w:rPr>
-        <w:t>a</w:t>
-      </w:r>
-    </w:p>
-    <w:p>
-      <w:pPr>
-        <w:spacing w:after="60" w:line="240" w:lineRule="auto"/>
-        <w:jc w:val="both"/>
-        <w:rPr>
-          <w:rFonts w:asciiTheme="minorHAnsi" w:hAnsiTheme="minorHAnsi" w:cstheme="minorHAnsi"/>
-          <w:bCs/>
-          <w:color w:val="7B7B7B" w:themeColor="accent3" w:themeShade="BF"/>
-          <w:sz w:val="21"/>
-          <w:szCs w:val="21"/>
-        </w:rPr>
-      </w:pPr>
-      <w:r>
-        <w:rPr>
-          <w:rFonts w:asciiTheme="minorHAnsi" w:hAnsiTheme="minorHAnsi" w:cstheme="minorHAnsi"/>
-          <w:bCs/>
-          <w:color w:val="7B7B7B" w:themeColor="accent3" w:themeShade="BF"/>
-          <w:szCs w:val="21"/>
-        </w:rPr>
-        <w:t xml:space="preserve">• </w:t>
-      </w:r>
-      <w:r>
-        <w:rPr>
-          <w:rFonts w:asciiTheme="minorHAnsi" w:hAnsiTheme="minorHAnsi" w:cstheme="minorHAnsi"/>
-          <w:bCs/>
-          <w:color w:val="7B7B7B" w:themeColor="accent3" w:themeShade="BF"/>
-          <w:szCs w:val="21"/>
-        </w:rPr>
-        <w:t>Documentação do código no GitHub.</w:t>
-      </w:r>
-    </w:p>
-    <w:p>
-      <w:pPr>
-        <w:spacing w:after="0" w:line="240" w:lineRule="auto"/>
+        <w:ind w:firstLine="708"/>
         <w:rPr>
           <w:color w:val="000000" w:themeColor="text1"/>
           <w:sz w:val="24"/>
@@ -2262,12 +2088,13 @@
           <w:color w:val="000000" w:themeColor="text1"/>
           <w:sz w:val="24"/>
         </w:rPr>
-        <w:t xml:space="preserve"> desenvolvida tem como objetivo analisar o desempenho da produção agrícola na região Noroeste do Rio Grande do Sul, integrando dados produtivos, climáticos e geográficos para geração de insights estratégicos.</w:t>
-      </w:r>
-    </w:p>
-    <w:p>
-      <w:pPr>
-        <w:spacing w:after="0" w:line="240" w:lineRule="auto"/>
+        <w:t xml:space="preserve"> desenvolvida tem como objetivo analisar o desempenho da produção agrícola na região Noroeste do Rio Grande do Sul, integrando dados produtivos, climáticos e geográficos para geração de insights.</w:t>
+      </w:r>
+    </w:p>
+    <w:p>
+      <w:pPr>
+        <w:spacing w:after="0" w:line="240" w:lineRule="auto"/>
+        <w:ind w:firstLine="708"/>
         <w:rPr>
           <w:color w:val="000000" w:themeColor="text1"/>
           <w:sz w:val="24"/>
@@ -2284,6 +2111,7 @@
     <w:p>
       <w:pPr>
         <w:spacing w:after="0" w:line="240" w:lineRule="auto"/>
+        <w:ind w:firstLine="708"/>
         <w:rPr>
           <w:color w:val="000000" w:themeColor="text1"/>
           <w:sz w:val="24"/>
@@ -2310,55 +2138,41 @@
           <w:color w:val="000000" w:themeColor="text1"/>
           <w:sz w:val="24"/>
         </w:rPr>
-        <w:t xml:space="preserve">, onde foram aplicadas técnicas de limpeza, padronização e transformação dos dados. </w:t>
-      </w:r>
+        <w:t>, onde foram aplicadas técnicas de limpeza, padronização e transformação dos dados. Também foi realizada a integração entre diferentes bases, incluindo a agregação dos dados climáticos por região geográfica, devido à limitação de cobertura das estações meteorológicas.</w:t>
+      </w:r>
+    </w:p>
+    <w:p>
+      <w:pPr>
+        <w:spacing w:after="0" w:line="240" w:lineRule="auto"/>
+        <w:ind w:firstLine="708"/>
+        <w:rPr>
+          <w:color w:val="000000" w:themeColor="text1"/>
+          <w:sz w:val="24"/>
+        </w:rPr>
+      </w:pPr>
+      <w:r>
+        <w:rPr>
+          <w:color w:val="000000" w:themeColor="text1"/>
+          <w:sz w:val="24"/>
+        </w:rPr>
+        <w:t>Após o tratamento, os dados foram organizados em um modelo analítico e importados para o Power BI, onde foi desenvolvido um conjunto de dashboards interativos.</w:t>
+      </w:r>
+    </w:p>
+    <w:p>
+      <w:pPr>
+        <w:spacing w:after="0" w:line="240" w:lineRule="auto"/>
+        <w:ind w:firstLine="708"/>
+        <w:rPr>
+          <w:color w:val="000000" w:themeColor="text1"/>
+          <w:sz w:val="24"/>
+        </w:rPr>
+      </w:pPr>
       <w:r>
         <w:rPr>
           <w:color w:val="000000" w:themeColor="text1"/>
           <w:sz w:val="24"/>
         </w:rPr>
         <w:lastRenderedPageBreak/>
-        <w:t>Também foi realizada a integração entre diferentes bases, incluindo a agregação dos dados climáticos por região geográfica, devido à limitação de cobertura das estações meteorológicas.</w:t>
-      </w:r>
-    </w:p>
-    <w:p>
-      <w:pPr>
-        <w:spacing w:after="0" w:line="240" w:lineRule="auto"/>
-        <w:rPr>
-          <w:color w:val="000000" w:themeColor="text1"/>
-          <w:sz w:val="24"/>
-        </w:rPr>
-      </w:pPr>
-      <w:r>
-        <w:rPr>
-          <w:color w:val="000000" w:themeColor="text1"/>
-          <w:sz w:val="24"/>
-        </w:rPr>
-        <w:t>Após o tratamento, os dados foram organizados em um modelo analítico e importados para o Power BI, onde foi desenvolvido um conjunto de dashboards interativos.</w:t>
-      </w:r>
-    </w:p>
-    <w:p>
-      <w:pPr>
-        <w:spacing w:after="0" w:line="240" w:lineRule="auto"/>
-        <w:rPr>
-          <w:color w:val="000000" w:themeColor="text1"/>
-          <w:sz w:val="24"/>
-        </w:rPr>
-      </w:pPr>
-    </w:p>
-    <w:p>
-      <w:pPr>
-        <w:spacing w:after="0" w:line="240" w:lineRule="auto"/>
-        <w:rPr>
-          <w:color w:val="000000" w:themeColor="text1"/>
-          <w:sz w:val="24"/>
-        </w:rPr>
-      </w:pPr>
-      <w:r>
-        <w:rPr>
-          <w:color w:val="000000" w:themeColor="text1"/>
-          <w:sz w:val="24"/>
-        </w:rPr>
         <w:t xml:space="preserve">Além da análise descritiva, foi implementada uma camada de </w:t>
       </w:r>
       <w:proofErr w:type="spellStart"/>
@@ -2381,6 +2195,7 @@
     <w:p>
       <w:pPr>
         <w:spacing w:after="0" w:line="240" w:lineRule="auto"/>
+        <w:ind w:firstLine="708"/>
         <w:rPr>
           <w:color w:val="000000" w:themeColor="text1"/>
           <w:sz w:val="24"/>
@@ -2413,6 +2228,7 @@
     <w:p>
       <w:pPr>
         <w:spacing w:after="0" w:line="240" w:lineRule="auto"/>
+        <w:ind w:firstLine="708"/>
         <w:rPr>
           <w:color w:val="000000" w:themeColor="text1"/>
           <w:sz w:val="24"/>
@@ -2434,6 +2250,22 @@
           <w:sz w:val="24"/>
         </w:rPr>
       </w:pPr>
+    </w:p>
+    <w:p>
+      <w:pPr>
+        <w:spacing w:after="0" w:line="240" w:lineRule="auto"/>
+        <w:rPr>
+          <w:color w:val="000000" w:themeColor="text1"/>
+          <w:sz w:val="24"/>
+        </w:rPr>
+      </w:pPr>
+      <w:r>
+        <w:rPr>
+          <w:color w:val="000000" w:themeColor="text1"/>
+          <w:sz w:val="24"/>
+        </w:rPr>
+        <w:t xml:space="preserve">Dicionário de dados: </w:t>
+      </w:r>
     </w:p>
     <w:p>
       <w:pPr>
@@ -2447,65 +2279,46 @@
       </w:pPr>
       <w:r>
         <w:rPr>
-          <w:rFonts w:ascii="Segoe UI Emoji" w:hAnsi="Segoe UI Emoji" w:cs="Segoe UI Emoji"/>
           <w:b/>
           <w:bCs/>
           <w:color w:val="000000" w:themeColor="text1"/>
           <w:sz w:val="24"/>
         </w:rPr>
-        <w:t>📊</w:t>
-      </w:r>
-      <w:r>
-        <w:rPr>
-          <w:b/>
-          <w:bCs/>
-          <w:color w:val="000000" w:themeColor="text1"/>
-          <w:sz w:val="24"/>
-        </w:rPr>
-        <w:t xml:space="preserve"> Tabela: Produção agrícola</w:t>
+        <w:t>Produção agrícola</w:t>
       </w:r>
     </w:p>
     <w:tbl>
       <w:tblPr>
+        <w:tblStyle w:val="TabeladeLista3-nfase3"/>
         <w:tblW w:w="0" w:type="auto"/>
-        <w:tblCellSpacing w:w="15" w:type="dxa"/>
-        <w:tblCellMar>
-          <w:top w:w="15" w:type="dxa"/>
-          <w:left w:w="15" w:type="dxa"/>
-          <w:bottom w:w="15" w:type="dxa"/>
-          <w:right w:w="15" w:type="dxa"/>
-        </w:tblCellMar>
         <w:tblLook w:val="04A0" w:firstRow="1" w:lastRow="0" w:firstColumn="1" w:lastColumn="0" w:noHBand="0" w:noVBand="1"/>
       </w:tblPr>
       <w:tblGrid>
-        <w:gridCol w:w="1512"/>
-        <w:gridCol w:w="4051"/>
+        <w:gridCol w:w="1980"/>
+        <w:gridCol w:w="5103"/>
       </w:tblGrid>
       <w:tr>
         <w:trPr>
-          <w:tblHeader/>
-          <w:tblCellSpacing w:w="15" w:type="dxa"/>
+          <w:cnfStyle w:val="100000000000" w:firstRow="1" w:lastRow="0" w:firstColumn="0" w:lastColumn="0" w:oddVBand="0" w:evenVBand="0" w:oddHBand="0" w:evenHBand="0" w:firstRowFirstColumn="0" w:firstRowLastColumn="0" w:lastRowFirstColumn="0" w:lastRowLastColumn="0"/>
         </w:trPr>
         <w:tc>
           <w:tcPr>
-            <w:tcW w:w="0" w:type="auto"/>
-            <w:vAlign w:val="center"/>
+            <w:cnfStyle w:val="001000000100" w:firstRow="0" w:lastRow="0" w:firstColumn="1" w:lastColumn="0" w:oddVBand="0" w:evenVBand="0" w:oddHBand="0" w:evenHBand="0" w:firstRowFirstColumn="1" w:firstRowLastColumn="0" w:lastRowFirstColumn="0" w:lastRowLastColumn="0"/>
+            <w:tcW w:w="1980" w:type="dxa"/>
             <w:hideMark/>
           </w:tcPr>
           <w:p>
             <w:pPr>
               <w:spacing w:after="0" w:line="240" w:lineRule="auto"/>
               <w:rPr>
-                <w:b/>
-                <w:bCs/>
+                <w:b w:val="0"/>
+                <w:bCs w:val="0"/>
                 <w:color w:val="000000" w:themeColor="text1"/>
                 <w:sz w:val="24"/>
               </w:rPr>
             </w:pPr>
             <w:r>
               <w:rPr>
-                <w:b/>
-                <w:bCs/>
                 <w:color w:val="000000" w:themeColor="text1"/>
                 <w:sz w:val="24"/>
               </w:rPr>
@@ -2515,24 +2328,22 @@
         </w:tc>
         <w:tc>
           <w:tcPr>
-            <w:tcW w:w="0" w:type="auto"/>
-            <w:vAlign w:val="center"/>
+            <w:tcW w:w="5103" w:type="dxa"/>
             <w:hideMark/>
           </w:tcPr>
           <w:p>
             <w:pPr>
               <w:spacing w:after="0" w:line="240" w:lineRule="auto"/>
+              <w:cnfStyle w:val="100000000000" w:firstRow="1" w:lastRow="0" w:firstColumn="0" w:lastColumn="0" w:oddVBand="0" w:evenVBand="0" w:oddHBand="0" w:evenHBand="0" w:firstRowFirstColumn="0" w:firstRowLastColumn="0" w:lastRowFirstColumn="0" w:lastRowLastColumn="0"/>
               <w:rPr>
-                <w:b/>
-                <w:bCs/>
+                <w:b w:val="0"/>
+                <w:bCs w:val="0"/>
                 <w:color w:val="000000" w:themeColor="text1"/>
                 <w:sz w:val="24"/>
               </w:rPr>
             </w:pPr>
             <w:r>
               <w:rPr>
-                <w:b/>
-                <w:bCs/>
                 <w:color w:val="000000" w:themeColor="text1"/>
                 <w:sz w:val="24"/>
               </w:rPr>
@@ -2543,12 +2354,12 @@
       </w:tr>
       <w:tr>
         <w:trPr>
-          <w:tblCellSpacing w:w="15" w:type="dxa"/>
+          <w:cnfStyle w:val="000000100000" w:firstRow="0" w:lastRow="0" w:firstColumn="0" w:lastColumn="0" w:oddVBand="0" w:evenVBand="0" w:oddHBand="1" w:evenHBand="0" w:firstRowFirstColumn="0" w:firstRowLastColumn="0" w:lastRowFirstColumn="0" w:lastRowLastColumn="0"/>
         </w:trPr>
         <w:tc>
           <w:tcPr>
-            <w:tcW w:w="0" w:type="auto"/>
-            <w:vAlign w:val="center"/>
+            <w:cnfStyle w:val="001000000000" w:firstRow="0" w:lastRow="0" w:firstColumn="1" w:lastColumn="0" w:oddVBand="0" w:evenVBand="0" w:oddHBand="0" w:evenHBand="0" w:firstRowFirstColumn="0" w:firstRowLastColumn="0" w:lastRowFirstColumn="0" w:lastRowLastColumn="0"/>
+            <w:tcW w:w="1980" w:type="dxa"/>
             <w:hideMark/>
           </w:tcPr>
           <w:p>
@@ -2572,13 +2383,13 @@
         </w:tc>
         <w:tc>
           <w:tcPr>
-            <w:tcW w:w="0" w:type="auto"/>
-            <w:vAlign w:val="center"/>
+            <w:tcW w:w="5103" w:type="dxa"/>
             <w:hideMark/>
           </w:tcPr>
           <w:p>
             <w:pPr>
               <w:spacing w:after="0" w:line="240" w:lineRule="auto"/>
+              <w:cnfStyle w:val="000000100000" w:firstRow="0" w:lastRow="0" w:firstColumn="0" w:lastColumn="0" w:oddVBand="0" w:evenVBand="0" w:oddHBand="1" w:evenHBand="0" w:firstRowFirstColumn="0" w:firstRowLastColumn="0" w:lastRowFirstColumn="0" w:lastRowLastColumn="0"/>
               <w:rPr>
                 <w:color w:val="000000" w:themeColor="text1"/>
                 <w:sz w:val="24"/>
@@ -2595,13 +2406,10 @@
         </w:tc>
       </w:tr>
       <w:tr>
-        <w:trPr>
-          <w:tblCellSpacing w:w="15" w:type="dxa"/>
-        </w:trPr>
         <w:tc>
           <w:tcPr>
-            <w:tcW w:w="0" w:type="auto"/>
-            <w:vAlign w:val="center"/>
+            <w:cnfStyle w:val="001000000000" w:firstRow="0" w:lastRow="0" w:firstColumn="1" w:lastColumn="0" w:oddVBand="0" w:evenVBand="0" w:oddHBand="0" w:evenHBand="0" w:firstRowFirstColumn="0" w:firstRowLastColumn="0" w:lastRowFirstColumn="0" w:lastRowLastColumn="0"/>
+            <w:tcW w:w="1980" w:type="dxa"/>
             <w:hideMark/>
           </w:tcPr>
           <w:p>
@@ -2623,13 +2431,13 @@
         </w:tc>
         <w:tc>
           <w:tcPr>
-            <w:tcW w:w="0" w:type="auto"/>
-            <w:vAlign w:val="center"/>
+            <w:tcW w:w="5103" w:type="dxa"/>
             <w:hideMark/>
           </w:tcPr>
           <w:p>
             <w:pPr>
               <w:spacing w:after="0" w:line="240" w:lineRule="auto"/>
+              <w:cnfStyle w:val="000000000000" w:firstRow="0" w:lastRow="0" w:firstColumn="0" w:lastColumn="0" w:oddVBand="0" w:evenVBand="0" w:oddHBand="0" w:evenHBand="0" w:firstRowFirstColumn="0" w:firstRowLastColumn="0" w:lastRowFirstColumn="0" w:lastRowLastColumn="0"/>
               <w:rPr>
                 <w:color w:val="000000" w:themeColor="text1"/>
                 <w:sz w:val="24"/>
@@ -2647,12 +2455,12 @@
       </w:tr>
       <w:tr>
         <w:trPr>
-          <w:tblCellSpacing w:w="15" w:type="dxa"/>
+          <w:cnfStyle w:val="000000100000" w:firstRow="0" w:lastRow="0" w:firstColumn="0" w:lastColumn="0" w:oddVBand="0" w:evenVBand="0" w:oddHBand="1" w:evenHBand="0" w:firstRowFirstColumn="0" w:firstRowLastColumn="0" w:lastRowFirstColumn="0" w:lastRowLastColumn="0"/>
         </w:trPr>
         <w:tc>
           <w:tcPr>
-            <w:tcW w:w="0" w:type="auto"/>
-            <w:vAlign w:val="center"/>
+            <w:cnfStyle w:val="001000000000" w:firstRow="0" w:lastRow="0" w:firstColumn="1" w:lastColumn="0" w:oddVBand="0" w:evenVBand="0" w:oddHBand="0" w:evenHBand="0" w:firstRowFirstColumn="0" w:firstRowLastColumn="0" w:lastRowFirstColumn="0" w:lastRowLastColumn="0"/>
+            <w:tcW w:w="1980" w:type="dxa"/>
             <w:hideMark/>
           </w:tcPr>
           <w:p>
@@ -2674,13 +2482,13 @@
         </w:tc>
         <w:tc>
           <w:tcPr>
-            <w:tcW w:w="0" w:type="auto"/>
-            <w:vAlign w:val="center"/>
+            <w:tcW w:w="5103" w:type="dxa"/>
             <w:hideMark/>
           </w:tcPr>
           <w:p>
             <w:pPr>
               <w:spacing w:after="0" w:line="240" w:lineRule="auto"/>
+              <w:cnfStyle w:val="000000100000" w:firstRow="0" w:lastRow="0" w:firstColumn="0" w:lastColumn="0" w:oddVBand="0" w:evenVBand="0" w:oddHBand="1" w:evenHBand="0" w:firstRowFirstColumn="0" w:firstRowLastColumn="0" w:lastRowFirstColumn="0" w:lastRowLastColumn="0"/>
               <w:rPr>
                 <w:color w:val="000000" w:themeColor="text1"/>
                 <w:sz w:val="24"/>
@@ -2697,13 +2505,10 @@
         </w:tc>
       </w:tr>
       <w:tr>
-        <w:trPr>
-          <w:tblCellSpacing w:w="15" w:type="dxa"/>
-        </w:trPr>
         <w:tc>
           <w:tcPr>
-            <w:tcW w:w="0" w:type="auto"/>
-            <w:vAlign w:val="center"/>
+            <w:cnfStyle w:val="001000000000" w:firstRow="0" w:lastRow="0" w:firstColumn="1" w:lastColumn="0" w:oddVBand="0" w:evenVBand="0" w:oddHBand="0" w:evenHBand="0" w:firstRowFirstColumn="0" w:firstRowLastColumn="0" w:lastRowFirstColumn="0" w:lastRowLastColumn="0"/>
+            <w:tcW w:w="1980" w:type="dxa"/>
             <w:hideMark/>
           </w:tcPr>
           <w:p>
@@ -2727,13 +2532,13 @@
         </w:tc>
         <w:tc>
           <w:tcPr>
-            <w:tcW w:w="0" w:type="auto"/>
-            <w:vAlign w:val="center"/>
+            <w:tcW w:w="5103" w:type="dxa"/>
             <w:hideMark/>
           </w:tcPr>
           <w:p>
             <w:pPr>
               <w:spacing w:after="0" w:line="240" w:lineRule="auto"/>
+              <w:cnfStyle w:val="000000000000" w:firstRow="0" w:lastRow="0" w:firstColumn="0" w:lastColumn="0" w:oddVBand="0" w:evenVBand="0" w:oddHBand="0" w:evenHBand="0" w:firstRowFirstColumn="0" w:firstRowLastColumn="0" w:lastRowFirstColumn="0" w:lastRowLastColumn="0"/>
               <w:rPr>
                 <w:color w:val="000000" w:themeColor="text1"/>
                 <w:sz w:val="24"/>
@@ -2751,12 +2556,12 @@
       </w:tr>
       <w:tr>
         <w:trPr>
-          <w:tblCellSpacing w:w="15" w:type="dxa"/>
+          <w:cnfStyle w:val="000000100000" w:firstRow="0" w:lastRow="0" w:firstColumn="0" w:lastColumn="0" w:oddVBand="0" w:evenVBand="0" w:oddHBand="1" w:evenHBand="0" w:firstRowFirstColumn="0" w:firstRowLastColumn="0" w:lastRowFirstColumn="0" w:lastRowLastColumn="0"/>
         </w:trPr>
         <w:tc>
           <w:tcPr>
-            <w:tcW w:w="0" w:type="auto"/>
-            <w:vAlign w:val="center"/>
+            <w:cnfStyle w:val="001000000000" w:firstRow="0" w:lastRow="0" w:firstColumn="1" w:lastColumn="0" w:oddVBand="0" w:evenVBand="0" w:oddHBand="0" w:evenHBand="0" w:firstRowFirstColumn="0" w:firstRowLastColumn="0" w:lastRowFirstColumn="0" w:lastRowLastColumn="0"/>
+            <w:tcW w:w="1980" w:type="dxa"/>
             <w:hideMark/>
           </w:tcPr>
           <w:p>
@@ -2778,13 +2583,13 @@
         </w:tc>
         <w:tc>
           <w:tcPr>
-            <w:tcW w:w="0" w:type="auto"/>
-            <w:vAlign w:val="center"/>
+            <w:tcW w:w="5103" w:type="dxa"/>
             <w:hideMark/>
           </w:tcPr>
           <w:p>
             <w:pPr>
               <w:spacing w:after="0" w:line="240" w:lineRule="auto"/>
+              <w:cnfStyle w:val="000000100000" w:firstRow="0" w:lastRow="0" w:firstColumn="0" w:lastColumn="0" w:oddVBand="0" w:evenVBand="0" w:oddHBand="1" w:evenHBand="0" w:firstRowFirstColumn="0" w:firstRowLastColumn="0" w:lastRowFirstColumn="0" w:lastRowLastColumn="0"/>
               <w:rPr>
                 <w:color w:val="000000" w:themeColor="text1"/>
                 <w:sz w:val="24"/>
@@ -2809,15 +2614,6 @@
           <w:sz w:val="24"/>
         </w:rPr>
       </w:pPr>
-      <w:r>
-        <w:rPr>
-          <w:color w:val="000000" w:themeColor="text1"/>
-          <w:sz w:val="24"/>
-        </w:rPr>
-        <w:pict w14:anchorId="3D7CC4E4">
-          <v:rect id="_x0000_i1037" style="width:0;height:1.5pt" o:hralign="center" o:hrstd="t" o:hr="t" fillcolor="#a0a0a0" stroked="f"/>
-        </w:pict>
-      </w:r>
     </w:p>
     <w:p>
       <w:pPr>
@@ -2831,65 +2627,46 @@
       </w:pPr>
       <w:r>
         <w:rPr>
-          <w:rFonts w:ascii="Segoe UI Emoji" w:hAnsi="Segoe UI Emoji" w:cs="Segoe UI Emoji"/>
           <w:b/>
           <w:bCs/>
           <w:color w:val="000000" w:themeColor="text1"/>
           <w:sz w:val="24"/>
         </w:rPr>
-        <w:t>🌦️</w:t>
-      </w:r>
-      <w:r>
-        <w:rPr>
-          <w:b/>
-          <w:bCs/>
-          <w:color w:val="000000" w:themeColor="text1"/>
-          <w:sz w:val="24"/>
-        </w:rPr>
-        <w:t xml:space="preserve"> Tabela: Dados climáticos</w:t>
+        <w:t>Dados climáticos</w:t>
       </w:r>
     </w:p>
     <w:tbl>
       <w:tblPr>
+        <w:tblStyle w:val="TabeladeLista3-nfase3"/>
         <w:tblW w:w="0" w:type="auto"/>
-        <w:tblCellSpacing w:w="15" w:type="dxa"/>
-        <w:tblCellMar>
-          <w:top w:w="15" w:type="dxa"/>
-          <w:left w:w="15" w:type="dxa"/>
-          <w:bottom w:w="15" w:type="dxa"/>
-          <w:right w:w="15" w:type="dxa"/>
-        </w:tblCellMar>
         <w:tblLook w:val="04A0" w:firstRow="1" w:lastRow="0" w:firstColumn="1" w:lastColumn="0" w:noHBand="0" w:noVBand="1"/>
       </w:tblPr>
       <w:tblGrid>
-        <w:gridCol w:w="1316"/>
-        <w:gridCol w:w="2153"/>
+        <w:gridCol w:w="2122"/>
+        <w:gridCol w:w="3118"/>
       </w:tblGrid>
       <w:tr>
         <w:trPr>
-          <w:tblHeader/>
-          <w:tblCellSpacing w:w="15" w:type="dxa"/>
+          <w:cnfStyle w:val="100000000000" w:firstRow="1" w:lastRow="0" w:firstColumn="0" w:lastColumn="0" w:oddVBand="0" w:evenVBand="0" w:oddHBand="0" w:evenHBand="0" w:firstRowFirstColumn="0" w:firstRowLastColumn="0" w:lastRowFirstColumn="0" w:lastRowLastColumn="0"/>
         </w:trPr>
         <w:tc>
           <w:tcPr>
-            <w:tcW w:w="0" w:type="auto"/>
-            <w:vAlign w:val="center"/>
+            <w:cnfStyle w:val="001000000100" w:firstRow="0" w:lastRow="0" w:firstColumn="1" w:lastColumn="0" w:oddVBand="0" w:evenVBand="0" w:oddHBand="0" w:evenHBand="0" w:firstRowFirstColumn="1" w:firstRowLastColumn="0" w:lastRowFirstColumn="0" w:lastRowLastColumn="0"/>
+            <w:tcW w:w="2122" w:type="dxa"/>
             <w:hideMark/>
           </w:tcPr>
           <w:p>
             <w:pPr>
               <w:spacing w:after="0" w:line="240" w:lineRule="auto"/>
               <w:rPr>
-                <w:b/>
-                <w:bCs/>
+                <w:b w:val="0"/>
+                <w:bCs w:val="0"/>
                 <w:color w:val="000000" w:themeColor="text1"/>
                 <w:sz w:val="24"/>
               </w:rPr>
             </w:pPr>
             <w:r>
               <w:rPr>
-                <w:b/>
-                <w:bCs/>
                 <w:color w:val="000000" w:themeColor="text1"/>
                 <w:sz w:val="24"/>
               </w:rPr>
@@ -2899,24 +2676,22 @@
         </w:tc>
         <w:tc>
           <w:tcPr>
-            <w:tcW w:w="0" w:type="auto"/>
-            <w:vAlign w:val="center"/>
+            <w:tcW w:w="3118" w:type="dxa"/>
             <w:hideMark/>
           </w:tcPr>
           <w:p>
             <w:pPr>
               <w:spacing w:after="0" w:line="240" w:lineRule="auto"/>
+              <w:cnfStyle w:val="100000000000" w:firstRow="1" w:lastRow="0" w:firstColumn="0" w:lastColumn="0" w:oddVBand="0" w:evenVBand="0" w:oddHBand="0" w:evenHBand="0" w:firstRowFirstColumn="0" w:firstRowLastColumn="0" w:lastRowFirstColumn="0" w:lastRowLastColumn="0"/>
               <w:rPr>
-                <w:b/>
-                <w:bCs/>
+                <w:b w:val="0"/>
+                <w:bCs w:val="0"/>
                 <w:color w:val="000000" w:themeColor="text1"/>
                 <w:sz w:val="24"/>
               </w:rPr>
             </w:pPr>
             <w:r>
               <w:rPr>
-                <w:b/>
-                <w:bCs/>
                 <w:color w:val="000000" w:themeColor="text1"/>
                 <w:sz w:val="24"/>
               </w:rPr>
@@ -2927,12 +2702,12 @@
       </w:tr>
       <w:tr>
         <w:trPr>
-          <w:tblCellSpacing w:w="15" w:type="dxa"/>
+          <w:cnfStyle w:val="000000100000" w:firstRow="0" w:lastRow="0" w:firstColumn="0" w:lastColumn="0" w:oddVBand="0" w:evenVBand="0" w:oddHBand="1" w:evenHBand="0" w:firstRowFirstColumn="0" w:firstRowLastColumn="0" w:lastRowFirstColumn="0" w:lastRowLastColumn="0"/>
         </w:trPr>
         <w:tc>
           <w:tcPr>
-            <w:tcW w:w="0" w:type="auto"/>
-            <w:vAlign w:val="center"/>
+            <w:cnfStyle w:val="001000000000" w:firstRow="0" w:lastRow="0" w:firstColumn="1" w:lastColumn="0" w:oddVBand="0" w:evenVBand="0" w:oddHBand="0" w:evenHBand="0" w:firstRowFirstColumn="0" w:firstRowLastColumn="0" w:lastRowFirstColumn="0" w:lastRowLastColumn="0"/>
+            <w:tcW w:w="2122" w:type="dxa"/>
             <w:hideMark/>
           </w:tcPr>
           <w:p>
@@ -2954,13 +2729,13 @@
         </w:tc>
         <w:tc>
           <w:tcPr>
-            <w:tcW w:w="0" w:type="auto"/>
-            <w:vAlign w:val="center"/>
+            <w:tcW w:w="3118" w:type="dxa"/>
             <w:hideMark/>
           </w:tcPr>
           <w:p>
             <w:pPr>
               <w:spacing w:after="0" w:line="240" w:lineRule="auto"/>
+              <w:cnfStyle w:val="000000100000" w:firstRow="0" w:lastRow="0" w:firstColumn="0" w:lastColumn="0" w:oddVBand="0" w:evenVBand="0" w:oddHBand="1" w:evenHBand="0" w:firstRowFirstColumn="0" w:firstRowLastColumn="0" w:lastRowFirstColumn="0" w:lastRowLastColumn="0"/>
               <w:rPr>
                 <w:color w:val="000000" w:themeColor="text1"/>
                 <w:sz w:val="24"/>
@@ -2977,13 +2752,10 @@
         </w:tc>
       </w:tr>
       <w:tr>
-        <w:trPr>
-          <w:tblCellSpacing w:w="15" w:type="dxa"/>
-        </w:trPr>
         <w:tc>
           <w:tcPr>
-            <w:tcW w:w="0" w:type="auto"/>
-            <w:vAlign w:val="center"/>
+            <w:cnfStyle w:val="001000000000" w:firstRow="0" w:lastRow="0" w:firstColumn="1" w:lastColumn="0" w:oddVBand="0" w:evenVBand="0" w:oddHBand="0" w:evenHBand="0" w:firstRowFirstColumn="0" w:firstRowLastColumn="0" w:lastRowFirstColumn="0" w:lastRowLastColumn="0"/>
+            <w:tcW w:w="2122" w:type="dxa"/>
             <w:hideMark/>
           </w:tcPr>
           <w:p>
@@ -3005,13 +2777,13 @@
         </w:tc>
         <w:tc>
           <w:tcPr>
-            <w:tcW w:w="0" w:type="auto"/>
-            <w:vAlign w:val="center"/>
+            <w:tcW w:w="3118" w:type="dxa"/>
             <w:hideMark/>
           </w:tcPr>
           <w:p>
             <w:pPr>
               <w:spacing w:after="0" w:line="240" w:lineRule="auto"/>
+              <w:cnfStyle w:val="000000000000" w:firstRow="0" w:lastRow="0" w:firstColumn="0" w:lastColumn="0" w:oddVBand="0" w:evenVBand="0" w:oddHBand="0" w:evenHBand="0" w:firstRowFirstColumn="0" w:firstRowLastColumn="0" w:lastRowFirstColumn="0" w:lastRowLastColumn="0"/>
               <w:rPr>
                 <w:color w:val="000000" w:themeColor="text1"/>
                 <w:sz w:val="24"/>
@@ -3029,12 +2801,12 @@
       </w:tr>
       <w:tr>
         <w:trPr>
-          <w:tblCellSpacing w:w="15" w:type="dxa"/>
+          <w:cnfStyle w:val="000000100000" w:firstRow="0" w:lastRow="0" w:firstColumn="0" w:lastColumn="0" w:oddVBand="0" w:evenVBand="0" w:oddHBand="1" w:evenHBand="0" w:firstRowFirstColumn="0" w:firstRowLastColumn="0" w:lastRowFirstColumn="0" w:lastRowLastColumn="0"/>
         </w:trPr>
         <w:tc>
           <w:tcPr>
-            <w:tcW w:w="0" w:type="auto"/>
-            <w:vAlign w:val="center"/>
+            <w:cnfStyle w:val="001000000000" w:firstRow="0" w:lastRow="0" w:firstColumn="1" w:lastColumn="0" w:oddVBand="0" w:evenVBand="0" w:oddHBand="0" w:evenHBand="0" w:firstRowFirstColumn="0" w:firstRowLastColumn="0" w:lastRowFirstColumn="0" w:lastRowLastColumn="0"/>
+            <w:tcW w:w="2122" w:type="dxa"/>
             <w:hideMark/>
           </w:tcPr>
           <w:p>
@@ -3058,13 +2830,13 @@
         </w:tc>
         <w:tc>
           <w:tcPr>
-            <w:tcW w:w="0" w:type="auto"/>
-            <w:vAlign w:val="center"/>
+            <w:tcW w:w="3118" w:type="dxa"/>
             <w:hideMark/>
           </w:tcPr>
           <w:p>
             <w:pPr>
               <w:spacing w:after="0" w:line="240" w:lineRule="auto"/>
+              <w:cnfStyle w:val="000000100000" w:firstRow="0" w:lastRow="0" w:firstColumn="0" w:lastColumn="0" w:oddVBand="0" w:evenVBand="0" w:oddHBand="1" w:evenHBand="0" w:firstRowFirstColumn="0" w:firstRowLastColumn="0" w:lastRowFirstColumn="0" w:lastRowLastColumn="0"/>
               <w:rPr>
                 <w:color w:val="000000" w:themeColor="text1"/>
                 <w:sz w:val="24"/>
@@ -3081,13 +2853,10 @@
         </w:tc>
       </w:tr>
       <w:tr>
-        <w:trPr>
-          <w:tblCellSpacing w:w="15" w:type="dxa"/>
-        </w:trPr>
         <w:tc>
           <w:tcPr>
-            <w:tcW w:w="0" w:type="auto"/>
-            <w:vAlign w:val="center"/>
+            <w:cnfStyle w:val="001000000000" w:firstRow="0" w:lastRow="0" w:firstColumn="1" w:lastColumn="0" w:oddVBand="0" w:evenVBand="0" w:oddHBand="0" w:evenHBand="0" w:firstRowFirstColumn="0" w:firstRowLastColumn="0" w:lastRowFirstColumn="0" w:lastRowLastColumn="0"/>
+            <w:tcW w:w="2122" w:type="dxa"/>
             <w:hideMark/>
           </w:tcPr>
           <w:p>
@@ -3109,13 +2878,13 @@
         </w:tc>
         <w:tc>
           <w:tcPr>
-            <w:tcW w:w="0" w:type="auto"/>
-            <w:vAlign w:val="center"/>
+            <w:tcW w:w="3118" w:type="dxa"/>
             <w:hideMark/>
           </w:tcPr>
           <w:p>
             <w:pPr>
               <w:spacing w:after="0" w:line="240" w:lineRule="auto"/>
+              <w:cnfStyle w:val="000000000000" w:firstRow="0" w:lastRow="0" w:firstColumn="0" w:lastColumn="0" w:oddVBand="0" w:evenVBand="0" w:oddHBand="0" w:evenHBand="0" w:firstRowFirstColumn="0" w:firstRowLastColumn="0" w:lastRowFirstColumn="0" w:lastRowLastColumn="0"/>
               <w:rPr>
                 <w:color w:val="000000" w:themeColor="text1"/>
                 <w:sz w:val="24"/>
@@ -3133,12 +2902,12 @@
       </w:tr>
       <w:tr>
         <w:trPr>
-          <w:tblCellSpacing w:w="15" w:type="dxa"/>
+          <w:cnfStyle w:val="000000100000" w:firstRow="0" w:lastRow="0" w:firstColumn="0" w:lastColumn="0" w:oddVBand="0" w:evenVBand="0" w:oddHBand="1" w:evenHBand="0" w:firstRowFirstColumn="0" w:firstRowLastColumn="0" w:lastRowFirstColumn="0" w:lastRowLastColumn="0"/>
         </w:trPr>
         <w:tc>
           <w:tcPr>
-            <w:tcW w:w="0" w:type="auto"/>
-            <w:vAlign w:val="center"/>
+            <w:cnfStyle w:val="001000000000" w:firstRow="0" w:lastRow="0" w:firstColumn="1" w:lastColumn="0" w:oddVBand="0" w:evenVBand="0" w:oddHBand="0" w:evenHBand="0" w:firstRowFirstColumn="0" w:firstRowLastColumn="0" w:lastRowFirstColumn="0" w:lastRowLastColumn="0"/>
+            <w:tcW w:w="2122" w:type="dxa"/>
             <w:hideMark/>
           </w:tcPr>
           <w:p>
@@ -3160,13 +2929,13 @@
         </w:tc>
         <w:tc>
           <w:tcPr>
-            <w:tcW w:w="0" w:type="auto"/>
-            <w:vAlign w:val="center"/>
+            <w:tcW w:w="3118" w:type="dxa"/>
             <w:hideMark/>
           </w:tcPr>
           <w:p>
             <w:pPr>
               <w:spacing w:after="0" w:line="240" w:lineRule="auto"/>
+              <w:cnfStyle w:val="000000100000" w:firstRow="0" w:lastRow="0" w:firstColumn="0" w:lastColumn="0" w:oddVBand="0" w:evenVBand="0" w:oddHBand="1" w:evenHBand="0" w:firstRowFirstColumn="0" w:firstRowLastColumn="0" w:lastRowFirstColumn="0" w:lastRowLastColumn="0"/>
               <w:rPr>
                 <w:color w:val="000000" w:themeColor="text1"/>
                 <w:sz w:val="24"/>
@@ -3183,13 +2952,10 @@
         </w:tc>
       </w:tr>
       <w:tr>
-        <w:trPr>
-          <w:tblCellSpacing w:w="15" w:type="dxa"/>
-        </w:trPr>
         <w:tc>
           <w:tcPr>
-            <w:tcW w:w="0" w:type="auto"/>
-            <w:vAlign w:val="center"/>
+            <w:cnfStyle w:val="001000000000" w:firstRow="0" w:lastRow="0" w:firstColumn="1" w:lastColumn="0" w:oddVBand="0" w:evenVBand="0" w:oddHBand="0" w:evenHBand="0" w:firstRowFirstColumn="0" w:firstRowLastColumn="0" w:lastRowFirstColumn="0" w:lastRowLastColumn="0"/>
+            <w:tcW w:w="2122" w:type="dxa"/>
             <w:hideMark/>
           </w:tcPr>
           <w:p>
@@ -3211,13 +2977,13 @@
         </w:tc>
         <w:tc>
           <w:tcPr>
-            <w:tcW w:w="0" w:type="auto"/>
-            <w:vAlign w:val="center"/>
+            <w:tcW w:w="3118" w:type="dxa"/>
             <w:hideMark/>
           </w:tcPr>
           <w:p>
             <w:pPr>
               <w:spacing w:after="0" w:line="240" w:lineRule="auto"/>
+              <w:cnfStyle w:val="000000000000" w:firstRow="0" w:lastRow="0" w:firstColumn="0" w:lastColumn="0" w:oddVBand="0" w:evenVBand="0" w:oddHBand="0" w:evenHBand="0" w:firstRowFirstColumn="0" w:firstRowLastColumn="0" w:lastRowFirstColumn="0" w:lastRowLastColumn="0"/>
               <w:rPr>
                 <w:color w:val="000000" w:themeColor="text1"/>
                 <w:sz w:val="24"/>
@@ -3242,15 +3008,6 @@
           <w:sz w:val="24"/>
         </w:rPr>
       </w:pPr>
-      <w:r>
-        <w:rPr>
-          <w:color w:val="000000" w:themeColor="text1"/>
-          <w:sz w:val="24"/>
-        </w:rPr>
-        <w:pict w14:anchorId="769A313F">
-          <v:rect id="_x0000_i1038" style="width:0;height:1.5pt" o:hralign="center" o:hrstd="t" o:hr="t" fillcolor="#a0a0a0" stroked="f"/>
-        </w:pict>
-      </w:r>
     </w:p>
     <w:p>
       <w:pPr>
@@ -3264,65 +3021,46 @@
       </w:pPr>
       <w:r>
         <w:rPr>
-          <w:rFonts w:ascii="Segoe UI Emoji" w:hAnsi="Segoe UI Emoji" w:cs="Segoe UI Emoji"/>
           <w:b/>
           <w:bCs/>
           <w:color w:val="000000" w:themeColor="text1"/>
           <w:sz w:val="24"/>
         </w:rPr>
-        <w:t>🌎</w:t>
-      </w:r>
-      <w:r>
-        <w:rPr>
-          <w:b/>
-          <w:bCs/>
-          <w:color w:val="000000" w:themeColor="text1"/>
-          <w:sz w:val="24"/>
-        </w:rPr>
-        <w:t xml:space="preserve"> Tabela: Dados geográficos</w:t>
+        <w:t>Dados geográficos</w:t>
       </w:r>
     </w:p>
     <w:tbl>
       <w:tblPr>
+        <w:tblStyle w:val="TabeladeLista3-nfase3"/>
         <w:tblW w:w="0" w:type="auto"/>
-        <w:tblCellSpacing w:w="15" w:type="dxa"/>
-        <w:tblCellMar>
-          <w:top w:w="15" w:type="dxa"/>
-          <w:left w:w="15" w:type="dxa"/>
-          <w:bottom w:w="15" w:type="dxa"/>
-          <w:right w:w="15" w:type="dxa"/>
-        </w:tblCellMar>
         <w:tblLook w:val="04A0" w:firstRow="1" w:lastRow="0" w:firstColumn="1" w:lastColumn="0" w:noHBand="0" w:noVBand="1"/>
       </w:tblPr>
       <w:tblGrid>
-        <w:gridCol w:w="1807"/>
-        <w:gridCol w:w="1993"/>
+        <w:gridCol w:w="2263"/>
+        <w:gridCol w:w="3261"/>
       </w:tblGrid>
       <w:tr>
         <w:trPr>
-          <w:tblHeader/>
-          <w:tblCellSpacing w:w="15" w:type="dxa"/>
+          <w:cnfStyle w:val="100000000000" w:firstRow="1" w:lastRow="0" w:firstColumn="0" w:lastColumn="0" w:oddVBand="0" w:evenVBand="0" w:oddHBand="0" w:evenHBand="0" w:firstRowFirstColumn="0" w:firstRowLastColumn="0" w:lastRowFirstColumn="0" w:lastRowLastColumn="0"/>
         </w:trPr>
         <w:tc>
           <w:tcPr>
-            <w:tcW w:w="0" w:type="auto"/>
-            <w:vAlign w:val="center"/>
+            <w:cnfStyle w:val="001000000100" w:firstRow="0" w:lastRow="0" w:firstColumn="1" w:lastColumn="0" w:oddVBand="0" w:evenVBand="0" w:oddHBand="0" w:evenHBand="0" w:firstRowFirstColumn="1" w:firstRowLastColumn="0" w:lastRowFirstColumn="0" w:lastRowLastColumn="0"/>
+            <w:tcW w:w="2263" w:type="dxa"/>
             <w:hideMark/>
           </w:tcPr>
           <w:p>
             <w:pPr>
               <w:spacing w:after="0" w:line="240" w:lineRule="auto"/>
               <w:rPr>
-                <w:b/>
-                <w:bCs/>
+                <w:b w:val="0"/>
+                <w:bCs w:val="0"/>
                 <w:color w:val="000000" w:themeColor="text1"/>
                 <w:sz w:val="24"/>
               </w:rPr>
             </w:pPr>
             <w:r>
               <w:rPr>
-                <w:b/>
-                <w:bCs/>
                 <w:color w:val="000000" w:themeColor="text1"/>
                 <w:sz w:val="24"/>
               </w:rPr>
@@ -3332,24 +3070,22 @@
         </w:tc>
         <w:tc>
           <w:tcPr>
-            <w:tcW w:w="0" w:type="auto"/>
-            <w:vAlign w:val="center"/>
+            <w:tcW w:w="3261" w:type="dxa"/>
             <w:hideMark/>
           </w:tcPr>
           <w:p>
             <w:pPr>
               <w:spacing w:after="0" w:line="240" w:lineRule="auto"/>
+              <w:cnfStyle w:val="100000000000" w:firstRow="1" w:lastRow="0" w:firstColumn="0" w:lastColumn="0" w:oddVBand="0" w:evenVBand="0" w:oddHBand="0" w:evenHBand="0" w:firstRowFirstColumn="0" w:firstRowLastColumn="0" w:lastRowFirstColumn="0" w:lastRowLastColumn="0"/>
               <w:rPr>
-                <w:b/>
-                <w:bCs/>
+                <w:b w:val="0"/>
+                <w:bCs w:val="0"/>
                 <w:color w:val="000000" w:themeColor="text1"/>
                 <w:sz w:val="24"/>
               </w:rPr>
             </w:pPr>
             <w:r>
               <w:rPr>
-                <w:b/>
-                <w:bCs/>
                 <w:color w:val="000000" w:themeColor="text1"/>
                 <w:sz w:val="24"/>
               </w:rPr>
@@ -3360,12 +3096,12 @@
       </w:tr>
       <w:tr>
         <w:trPr>
-          <w:tblCellSpacing w:w="15" w:type="dxa"/>
+          <w:cnfStyle w:val="000000100000" w:firstRow="0" w:lastRow="0" w:firstColumn="0" w:lastColumn="0" w:oddVBand="0" w:evenVBand="0" w:oddHBand="1" w:evenHBand="0" w:firstRowFirstColumn="0" w:firstRowLastColumn="0" w:lastRowFirstColumn="0" w:lastRowLastColumn="0"/>
         </w:trPr>
         <w:tc>
           <w:tcPr>
-            <w:tcW w:w="0" w:type="auto"/>
-            <w:vAlign w:val="center"/>
+            <w:cnfStyle w:val="001000000000" w:firstRow="0" w:lastRow="0" w:firstColumn="1" w:lastColumn="0" w:oddVBand="0" w:evenVBand="0" w:oddHBand="0" w:evenHBand="0" w:firstRowFirstColumn="0" w:firstRowLastColumn="0" w:lastRowFirstColumn="0" w:lastRowLastColumn="0"/>
+            <w:tcW w:w="2263" w:type="dxa"/>
             <w:hideMark/>
           </w:tcPr>
           <w:p>
@@ -3389,13 +3125,13 @@
         </w:tc>
         <w:tc>
           <w:tcPr>
-            <w:tcW w:w="0" w:type="auto"/>
-            <w:vAlign w:val="center"/>
+            <w:tcW w:w="3261" w:type="dxa"/>
             <w:hideMark/>
           </w:tcPr>
           <w:p>
             <w:pPr>
               <w:spacing w:after="0" w:line="240" w:lineRule="auto"/>
+              <w:cnfStyle w:val="000000100000" w:firstRow="0" w:lastRow="0" w:firstColumn="0" w:lastColumn="0" w:oddVBand="0" w:evenVBand="0" w:oddHBand="1" w:evenHBand="0" w:firstRowFirstColumn="0" w:firstRowLastColumn="0" w:lastRowFirstColumn="0" w:lastRowLastColumn="0"/>
               <w:rPr>
                 <w:color w:val="000000" w:themeColor="text1"/>
                 <w:sz w:val="24"/>
@@ -3412,13 +3148,10 @@
         </w:tc>
       </w:tr>
       <w:tr>
-        <w:trPr>
-          <w:tblCellSpacing w:w="15" w:type="dxa"/>
-        </w:trPr>
         <w:tc>
           <w:tcPr>
-            <w:tcW w:w="0" w:type="auto"/>
-            <w:vAlign w:val="center"/>
+            <w:cnfStyle w:val="001000000000" w:firstRow="0" w:lastRow="0" w:firstColumn="1" w:lastColumn="0" w:oddVBand="0" w:evenVBand="0" w:oddHBand="0" w:evenHBand="0" w:firstRowFirstColumn="0" w:firstRowLastColumn="0" w:lastRowFirstColumn="0" w:lastRowLastColumn="0"/>
+            <w:tcW w:w="2263" w:type="dxa"/>
             <w:hideMark/>
           </w:tcPr>
           <w:p>
@@ -3442,13 +3175,13 @@
         </w:tc>
         <w:tc>
           <w:tcPr>
-            <w:tcW w:w="0" w:type="auto"/>
-            <w:vAlign w:val="center"/>
+            <w:tcW w:w="3261" w:type="dxa"/>
             <w:hideMark/>
           </w:tcPr>
           <w:p>
             <w:pPr>
               <w:spacing w:after="0" w:line="240" w:lineRule="auto"/>
+              <w:cnfStyle w:val="000000000000" w:firstRow="0" w:lastRow="0" w:firstColumn="0" w:lastColumn="0" w:oddVBand="0" w:evenVBand="0" w:oddHBand="0" w:evenHBand="0" w:firstRowFirstColumn="0" w:firstRowLastColumn="0" w:lastRowFirstColumn="0" w:lastRowLastColumn="0"/>
               <w:rPr>
                 <w:color w:val="000000" w:themeColor="text1"/>
                 <w:sz w:val="24"/>
@@ -3466,12 +3199,12 @@
       </w:tr>
       <w:tr>
         <w:trPr>
-          <w:tblCellSpacing w:w="15" w:type="dxa"/>
+          <w:cnfStyle w:val="000000100000" w:firstRow="0" w:lastRow="0" w:firstColumn="0" w:lastColumn="0" w:oddVBand="0" w:evenVBand="0" w:oddHBand="1" w:evenHBand="0" w:firstRowFirstColumn="0" w:firstRowLastColumn="0" w:lastRowFirstColumn="0" w:lastRowLastColumn="0"/>
         </w:trPr>
         <w:tc>
           <w:tcPr>
-            <w:tcW w:w="0" w:type="auto"/>
-            <w:vAlign w:val="center"/>
+            <w:cnfStyle w:val="001000000000" w:firstRow="0" w:lastRow="0" w:firstColumn="1" w:lastColumn="0" w:oddVBand="0" w:evenVBand="0" w:oddHBand="0" w:evenHBand="0" w:firstRowFirstColumn="0" w:firstRowLastColumn="0" w:lastRowFirstColumn="0" w:lastRowLastColumn="0"/>
+            <w:tcW w:w="2263" w:type="dxa"/>
             <w:hideMark/>
           </w:tcPr>
           <w:p>
@@ -3495,13 +3228,13 @@
         </w:tc>
         <w:tc>
           <w:tcPr>
-            <w:tcW w:w="0" w:type="auto"/>
-            <w:vAlign w:val="center"/>
+            <w:tcW w:w="3261" w:type="dxa"/>
             <w:hideMark/>
           </w:tcPr>
           <w:p>
             <w:pPr>
               <w:spacing w:after="0" w:line="240" w:lineRule="auto"/>
+              <w:cnfStyle w:val="000000100000" w:firstRow="0" w:lastRow="0" w:firstColumn="0" w:lastColumn="0" w:oddVBand="0" w:evenVBand="0" w:oddHBand="1" w:evenHBand="0" w:firstRowFirstColumn="0" w:firstRowLastColumn="0" w:lastRowFirstColumn="0" w:lastRowLastColumn="0"/>
               <w:rPr>
                 <w:color w:val="000000" w:themeColor="text1"/>
                 <w:sz w:val="24"/>
@@ -3536,9 +3269,58 @@
         </w:rPr>
       </w:pPr>
     </w:p>
+    <w:p>
+      <w:pPr>
+        <w:spacing w:after="0" w:line="240" w:lineRule="auto"/>
+        <w:rPr>
+          <w:b/>
+          <w:bCs/>
+          <w:color w:val="000000" w:themeColor="text1"/>
+          <w:sz w:val="24"/>
+        </w:rPr>
+      </w:pPr>
+      <w:r>
+        <w:rPr>
+          <w:b/>
+          <w:bCs/>
+          <w:color w:val="000000" w:themeColor="text1"/>
+          <w:sz w:val="24"/>
+        </w:rPr>
+        <w:t xml:space="preserve">Link para o repositório do GitHub: </w:t>
+      </w:r>
+      <w:hyperlink r:id="rId11" w:history="1">
+        <w:r>
+          <w:rPr>
+            <w:rStyle w:val="Hyperlink"/>
+            <w:b/>
+            <w:bCs/>
+            <w:sz w:val="24"/>
+          </w:rPr>
+          <w:t>https://github.</w:t>
+        </w:r>
+        <w:r>
+          <w:rPr>
+            <w:rStyle w:val="Hyperlink"/>
+            <w:b/>
+            <w:bCs/>
+            <w:sz w:val="24"/>
+          </w:rPr>
+          <w:t>c</w:t>
+        </w:r>
+        <w:r>
+          <w:rPr>
+            <w:rStyle w:val="Hyperlink"/>
+            <w:b/>
+            <w:bCs/>
+            <w:sz w:val="24"/>
+          </w:rPr>
+          <w:t>om/brunomumbach27/Projeto-Em-Business-Intelligence-e-Analytics</w:t>
+        </w:r>
+      </w:hyperlink>
+    </w:p>
     <w:sectPr>
-      <w:headerReference w:type="default" r:id="rId11"/>
-      <w:footerReference w:type="default" r:id="rId12"/>
+      <w:headerReference w:type="default" r:id="rId12"/>
+      <w:footerReference w:type="default" r:id="rId13"/>
       <w:pgSz w:w="11906" w:h="16838"/>
       <w:pgMar w:top="1418" w:right="1418" w:bottom="1418" w:left="1418" w:header="709" w:footer="709" w:gutter="0"/>
       <w:cols w:space="708"/>
@@ -6436,6 +6218,7 @@
   <w:style w:type="character" w:default="1" w:styleId="Fontepargpadro">
     <w:name w:val="Default Paragraph Font"/>
     <w:uiPriority w:val="1"/>
+    <w:semiHidden/>
     <w:unhideWhenUsed/>
   </w:style>
   <w:style w:type="table" w:default="1" w:styleId="Tabelanormal">
@@ -6632,6 +6415,241 @@
       <w:ind w:left="720"/>
       <w:contextualSpacing/>
     </w:pPr>
+  </w:style>
+  <w:style w:type="table" w:styleId="TabeladeGrade4">
+    <w:name w:val="Grid Table 4"/>
+    <w:basedOn w:val="Tabelanormal"/>
+    <w:uiPriority w:val="49"/>
+    <w:rsid w:val="0003052B"/>
+    <w:pPr>
+      <w:spacing w:after="0" w:line="240" w:lineRule="auto"/>
+    </w:pPr>
+    <w:tblPr>
+      <w:tblStyleRowBandSize w:val="1"/>
+      <w:tblStyleColBandSize w:val="1"/>
+      <w:tblBorders>
+        <w:top w:val="single" w:sz="4" w:space="0" w:color="666666" w:themeColor="text1" w:themeTint="99"/>
+        <w:left w:val="single" w:sz="4" w:space="0" w:color="666666" w:themeColor="text1" w:themeTint="99"/>
+        <w:bottom w:val="single" w:sz="4" w:space="0" w:color="666666" w:themeColor="text1" w:themeTint="99"/>
+        <w:right w:val="single" w:sz="4" w:space="0" w:color="666666" w:themeColor="text1" w:themeTint="99"/>
+        <w:insideH w:val="single" w:sz="4" w:space="0" w:color="666666" w:themeColor="text1" w:themeTint="99"/>
+        <w:insideV w:val="single" w:sz="4" w:space="0" w:color="666666" w:themeColor="text1" w:themeTint="99"/>
+      </w:tblBorders>
+    </w:tblPr>
+    <w:tblStylePr w:type="firstRow">
+      <w:rPr>
+        <w:b/>
+        <w:bCs/>
+        <w:color w:val="FFFFFF" w:themeColor="background1"/>
+      </w:rPr>
+      <w:tblPr/>
+      <w:tcPr>
+        <w:tcBorders>
+          <w:top w:val="single" w:sz="4" w:space="0" w:color="000000" w:themeColor="text1"/>
+          <w:left w:val="single" w:sz="4" w:space="0" w:color="000000" w:themeColor="text1"/>
+          <w:bottom w:val="single" w:sz="4" w:space="0" w:color="000000" w:themeColor="text1"/>
+          <w:right w:val="single" w:sz="4" w:space="0" w:color="000000" w:themeColor="text1"/>
+          <w:insideH w:val="nil"/>
+          <w:insideV w:val="nil"/>
+        </w:tcBorders>
+        <w:shd w:val="clear" w:color="auto" w:fill="000000" w:themeFill="text1"/>
+      </w:tcPr>
+    </w:tblStylePr>
+    <w:tblStylePr w:type="lastRow">
+      <w:rPr>
+        <w:b/>
+        <w:bCs/>
+      </w:rPr>
+      <w:tblPr/>
+      <w:tcPr>
+        <w:tcBorders>
+          <w:top w:val="double" w:sz="4" w:space="0" w:color="000000" w:themeColor="text1"/>
+        </w:tcBorders>
+      </w:tcPr>
+    </w:tblStylePr>
+    <w:tblStylePr w:type="firstCol">
+      <w:rPr>
+        <w:b/>
+        <w:bCs/>
+      </w:rPr>
+    </w:tblStylePr>
+    <w:tblStylePr w:type="lastCol">
+      <w:rPr>
+        <w:b/>
+        <w:bCs/>
+      </w:rPr>
+    </w:tblStylePr>
+    <w:tblStylePr w:type="band1Vert">
+      <w:tblPr/>
+      <w:tcPr>
+        <w:shd w:val="clear" w:color="auto" w:fill="CCCCCC" w:themeFill="text1" w:themeFillTint="33"/>
+      </w:tcPr>
+    </w:tblStylePr>
+    <w:tblStylePr w:type="band1Horz">
+      <w:tblPr/>
+      <w:tcPr>
+        <w:shd w:val="clear" w:color="auto" w:fill="CCCCCC" w:themeFill="text1" w:themeFillTint="33"/>
+      </w:tcPr>
+    </w:tblStylePr>
+  </w:style>
+  <w:style w:type="table" w:styleId="TabeladeLista3-nfase3">
+    <w:name w:val="List Table 3 Accent 3"/>
+    <w:basedOn w:val="Tabelanormal"/>
+    <w:uiPriority w:val="48"/>
+    <w:rsid w:val="0003052B"/>
+    <w:pPr>
+      <w:spacing w:after="0" w:line="240" w:lineRule="auto"/>
+    </w:pPr>
+    <w:tblPr>
+      <w:tblStyleRowBandSize w:val="1"/>
+      <w:tblStyleColBandSize w:val="1"/>
+      <w:tblBorders>
+        <w:top w:val="single" w:sz="4" w:space="0" w:color="A5A5A5" w:themeColor="accent3"/>
+        <w:left w:val="single" w:sz="4" w:space="0" w:color="A5A5A5" w:themeColor="accent3"/>
+        <w:bottom w:val="single" w:sz="4" w:space="0" w:color="A5A5A5" w:themeColor="accent3"/>
+        <w:right w:val="single" w:sz="4" w:space="0" w:color="A5A5A5" w:themeColor="accent3"/>
+      </w:tblBorders>
+    </w:tblPr>
+    <w:tblStylePr w:type="firstRow">
+      <w:rPr>
+        <w:b/>
+        <w:bCs/>
+        <w:color w:val="FFFFFF" w:themeColor="background1"/>
+      </w:rPr>
+      <w:tblPr/>
+      <w:tcPr>
+        <w:shd w:val="clear" w:color="auto" w:fill="A5A5A5" w:themeFill="accent3"/>
+      </w:tcPr>
+    </w:tblStylePr>
+    <w:tblStylePr w:type="lastRow">
+      <w:rPr>
+        <w:b/>
+        <w:bCs/>
+      </w:rPr>
+      <w:tblPr/>
+      <w:tcPr>
+        <w:tcBorders>
+          <w:top w:val="double" w:sz="4" w:space="0" w:color="A5A5A5" w:themeColor="accent3"/>
+        </w:tcBorders>
+        <w:shd w:val="clear" w:color="auto" w:fill="FFFFFF" w:themeFill="background1"/>
+      </w:tcPr>
+    </w:tblStylePr>
+    <w:tblStylePr w:type="firstCol">
+      <w:rPr>
+        <w:b/>
+        <w:bCs/>
+      </w:rPr>
+      <w:tblPr/>
+      <w:tcPr>
+        <w:tcBorders>
+          <w:right w:val="nil"/>
+        </w:tcBorders>
+        <w:shd w:val="clear" w:color="auto" w:fill="FFFFFF" w:themeFill="background1"/>
+      </w:tcPr>
+    </w:tblStylePr>
+    <w:tblStylePr w:type="lastCol">
+      <w:rPr>
+        <w:b/>
+        <w:bCs/>
+      </w:rPr>
+      <w:tblPr/>
+      <w:tcPr>
+        <w:tcBorders>
+          <w:left w:val="nil"/>
+        </w:tcBorders>
+        <w:shd w:val="clear" w:color="auto" w:fill="FFFFFF" w:themeFill="background1"/>
+      </w:tcPr>
+    </w:tblStylePr>
+    <w:tblStylePr w:type="band1Vert">
+      <w:tblPr/>
+      <w:tcPr>
+        <w:tcBorders>
+          <w:left w:val="single" w:sz="4" w:space="0" w:color="A5A5A5" w:themeColor="accent3"/>
+          <w:right w:val="single" w:sz="4" w:space="0" w:color="A5A5A5" w:themeColor="accent3"/>
+        </w:tcBorders>
+      </w:tcPr>
+    </w:tblStylePr>
+    <w:tblStylePr w:type="band1Horz">
+      <w:tblPr/>
+      <w:tcPr>
+        <w:tcBorders>
+          <w:top w:val="single" w:sz="4" w:space="0" w:color="A5A5A5" w:themeColor="accent3"/>
+          <w:bottom w:val="single" w:sz="4" w:space="0" w:color="A5A5A5" w:themeColor="accent3"/>
+          <w:insideH w:val="nil"/>
+        </w:tcBorders>
+      </w:tcPr>
+    </w:tblStylePr>
+    <w:tblStylePr w:type="neCell">
+      <w:tblPr/>
+      <w:tcPr>
+        <w:tcBorders>
+          <w:left w:val="nil"/>
+          <w:bottom w:val="nil"/>
+        </w:tcBorders>
+      </w:tcPr>
+    </w:tblStylePr>
+    <w:tblStylePr w:type="nwCell">
+      <w:tblPr/>
+      <w:tcPr>
+        <w:tcBorders>
+          <w:bottom w:val="nil"/>
+          <w:right w:val="nil"/>
+        </w:tcBorders>
+      </w:tcPr>
+    </w:tblStylePr>
+    <w:tblStylePr w:type="seCell">
+      <w:tblPr/>
+      <w:tcPr>
+        <w:tcBorders>
+          <w:top w:val="double" w:sz="4" w:space="0" w:color="A5A5A5" w:themeColor="accent3"/>
+          <w:left w:val="nil"/>
+        </w:tcBorders>
+      </w:tcPr>
+    </w:tblStylePr>
+    <w:tblStylePr w:type="swCell">
+      <w:tblPr/>
+      <w:tcPr>
+        <w:tcBorders>
+          <w:top w:val="double" w:sz="4" w:space="0" w:color="A5A5A5" w:themeColor="accent3"/>
+          <w:right w:val="nil"/>
+        </w:tcBorders>
+      </w:tcPr>
+    </w:tblStylePr>
+  </w:style>
+  <w:style w:type="character" w:styleId="Hyperlink">
+    <w:name w:val="Hyperlink"/>
+    <w:basedOn w:val="Fontepargpadro"/>
+    <w:uiPriority w:val="99"/>
+    <w:unhideWhenUsed/>
+    <w:rsid w:val="0003052B"/>
+    <w:rPr>
+      <w:color w:val="0563C1" w:themeColor="hyperlink"/>
+      <w:u w:val="single"/>
+    </w:rPr>
+  </w:style>
+  <w:style w:type="character" w:styleId="MenoPendente">
+    <w:name w:val="Unresolved Mention"/>
+    <w:basedOn w:val="Fontepargpadro"/>
+    <w:uiPriority w:val="99"/>
+    <w:semiHidden/>
+    <w:unhideWhenUsed/>
+    <w:rsid w:val="0003052B"/>
+    <w:rPr>
+      <w:color w:val="605E5C"/>
+      <w:shd w:val="clear" w:color="auto" w:fill="E1DFDD"/>
+    </w:rPr>
+  </w:style>
+  <w:style w:type="character" w:styleId="HiperlinkVisitado">
+    <w:name w:val="FollowedHyperlink"/>
+    <w:basedOn w:val="Fontepargpadro"/>
+    <w:uiPriority w:val="99"/>
+    <w:semiHidden/>
+    <w:unhideWhenUsed/>
+    <w:rsid w:val="0003052B"/>
+    <w:rPr>
+      <w:color w:val="954F72" w:themeColor="followedHyperlink"/>
+      <w:u w:val="single"/>
+    </w:rPr>
   </w:style>
 </w:styles>
 </file>
@@ -6965,19 +6983,14 @@
 </file>
 
 <file path=customXml/item1.xml><?xml version="1.0" encoding="utf-8"?>
-<b:Sources xmlns:b="http://schemas.openxmlformats.org/officeDocument/2006/bibliography" xmlns="http://schemas.openxmlformats.org/officeDocument/2006/bibliography" SelectedStyle="\APASixthEditionOfficeOnline.xsl" StyleName="APA" Version="6"/>
+<p:properties xmlns:p="http://schemas.microsoft.com/office/2006/metadata/properties" xmlns:xsi="http://www.w3.org/2001/XMLSchema-instance" xmlns:pc="http://schemas.microsoft.com/office/infopath/2007/PartnerControls">
+  <documentManagement>
+    <_activity xmlns="73bd2b1f-886a-4f1d-b0bb-23f49d491aa9" xsi:nil="true"/>
+  </documentManagement>
+</p:properties>
 </file>
 
 <file path=customXml/item2.xml><?xml version="1.0" encoding="utf-8"?>
-<?mso-contentType ?>
-<FormTemplates xmlns="http://schemas.microsoft.com/sharepoint/v3/contenttype/forms">
-  <Display>DocumentLibraryForm</Display>
-  <Edit>DocumentLibraryForm</Edit>
-  <New>DocumentLibraryForm</New>
-</FormTemplates>
-</file>
-
-<file path=customXml/item3.xml><?xml version="1.0" encoding="utf-8"?>
 <ct:contentTypeSchema xmlns:ct="http://schemas.microsoft.com/office/2006/metadata/contentType" xmlns:ma="http://schemas.microsoft.com/office/2006/metadata/properties/metaAttributes" ct:_="" ma:_="" ma:contentTypeName="Documento" ma:contentTypeID="0x010100B048A1A6D184364FB502BBB6EBF2C3D9" ma:contentTypeVersion="14" ma:contentTypeDescription="Crie um novo documento." ma:contentTypeScope="" ma:versionID="d7146710810563b9c6e4c1a91b60f5f9">
   <xsd:schema xmlns:xsd="http://www.w3.org/2001/XMLSchema" xmlns:xs="http://www.w3.org/2001/XMLSchema" xmlns:p="http://schemas.microsoft.com/office/2006/metadata/properties" xmlns:ns3="73bd2b1f-886a-4f1d-b0bb-23f49d491aa9" xmlns:ns4="85818a3c-b8e7-4f75-b80a-610982c277d3" targetNamespace="http://schemas.microsoft.com/office/2006/metadata/properties" ma:root="true" ma:fieldsID="8b8875638ef7369d6012dd60a980de1b" ns3:_="" ns4:_="">
     <xsd:import namespace="73bd2b1f-886a-4f1d-b0bb-23f49d491aa9"/>
@@ -7206,31 +7219,30 @@
 </ct:contentTypeSchema>
 </file>
 
+<file path=customXml/item3.xml><?xml version="1.0" encoding="utf-8"?>
+<?mso-contentType ?>
+<FormTemplates xmlns="http://schemas.microsoft.com/sharepoint/v3/contenttype/forms">
+  <Display>DocumentLibraryForm</Display>
+  <Edit>DocumentLibraryForm</Edit>
+  <New>DocumentLibraryForm</New>
+</FormTemplates>
+</file>
+
 <file path=customXml/item4.xml><?xml version="1.0" encoding="utf-8"?>
-<p:properties xmlns:p="http://schemas.microsoft.com/office/2006/metadata/properties" xmlns:xsi="http://www.w3.org/2001/XMLSchema-instance" xmlns:pc="http://schemas.microsoft.com/office/infopath/2007/PartnerControls">
-  <documentManagement>
-    <_activity xmlns="73bd2b1f-886a-4f1d-b0bb-23f49d491aa9" xsi:nil="true"/>
-  </documentManagement>
-</p:properties>
+<b:Sources xmlns:b="http://schemas.openxmlformats.org/officeDocument/2006/bibliography" xmlns="http://schemas.openxmlformats.org/officeDocument/2006/bibliography" SelectedStyle="\APASixthEditionOfficeOnline.xsl" StyleName="APA" Version="6"/>
 </file>
 
 <file path=customXml/itemProps1.xml><?xml version="1.0" encoding="utf-8"?>
-<ds:datastoreItem xmlns:ds="http://schemas.openxmlformats.org/officeDocument/2006/customXml" ds:itemID="{F61111CE-2DDF-46E8-9D66-B3D8C921A39E}">
+<ds:datastoreItem xmlns:ds="http://schemas.openxmlformats.org/officeDocument/2006/customXml" ds:itemID="{10811A0B-354D-477E-AF27-C929DD9532C2}">
   <ds:schemaRefs>
-    <ds:schemaRef ds:uri="http://schemas.openxmlformats.org/officeDocument/2006/bibliography"/>
+    <ds:schemaRef ds:uri="http://schemas.microsoft.com/office/2006/metadata/properties"/>
+    <ds:schemaRef ds:uri="http://schemas.microsoft.com/office/infopath/2007/PartnerControls"/>
+    <ds:schemaRef ds:uri="73bd2b1f-886a-4f1d-b0bb-23f49d491aa9"/>
   </ds:schemaRefs>
 </ds:datastoreItem>
 </file>
 
 <file path=customXml/itemProps2.xml><?xml version="1.0" encoding="utf-8"?>
-<ds:datastoreItem xmlns:ds="http://schemas.openxmlformats.org/officeDocument/2006/customXml" ds:itemID="{0593B9FC-456C-46BA-ABE7-4E86A6CE6864}">
-  <ds:schemaRefs>
-    <ds:schemaRef ds:uri="http://schemas.microsoft.com/sharepoint/v3/contenttype/forms"/>
-  </ds:schemaRefs>
-</ds:datastoreItem>
-</file>
-
-<file path=customXml/itemProps3.xml><?xml version="1.0" encoding="utf-8"?>
 <ds:datastoreItem xmlns:ds="http://schemas.openxmlformats.org/officeDocument/2006/customXml" ds:itemID="{D06ADA8E-DF43-49D2-A0A1-50B9B3A2B035}">
   <ds:schemaRefs>
     <ds:schemaRef ds:uri="http://schemas.microsoft.com/office/2006/metadata/contentType"/>
@@ -7249,12 +7261,18 @@
 </ds:datastoreItem>
 </file>
 
+<file path=customXml/itemProps3.xml><?xml version="1.0" encoding="utf-8"?>
+<ds:datastoreItem xmlns:ds="http://schemas.openxmlformats.org/officeDocument/2006/customXml" ds:itemID="{0593B9FC-456C-46BA-ABE7-4E86A6CE6864}">
+  <ds:schemaRefs>
+    <ds:schemaRef ds:uri="http://schemas.microsoft.com/sharepoint/v3/contenttype/forms"/>
+  </ds:schemaRefs>
+</ds:datastoreItem>
+</file>
+
 <file path=customXml/itemProps4.xml><?xml version="1.0" encoding="utf-8"?>
-<ds:datastoreItem xmlns:ds="http://schemas.openxmlformats.org/officeDocument/2006/customXml" ds:itemID="{10811A0B-354D-477E-AF27-C929DD9532C2}">
+<ds:datastoreItem xmlns:ds="http://schemas.openxmlformats.org/officeDocument/2006/customXml" ds:itemID="{F61111CE-2DDF-46E8-9D66-B3D8C921A39E}">
   <ds:schemaRefs>
-    <ds:schemaRef ds:uri="http://schemas.microsoft.com/office/2006/metadata/properties"/>
-    <ds:schemaRef ds:uri="http://schemas.microsoft.com/office/infopath/2007/PartnerControls"/>
-    <ds:schemaRef ds:uri="73bd2b1f-886a-4f1d-b0bb-23f49d491aa9"/>
+    <ds:schemaRef ds:uri="http://schemas.openxmlformats.org/officeDocument/2006/bibliography"/>
   </ds:schemaRefs>
 </ds:datastoreItem>
 </file>